--- a/_progetto/Piano_di_Sviluppo.docx
+++ b/_progetto/Piano_di_Sviluppo.docx
@@ -244,10 +244,10 @@
           <w:b/>
           <w:bCs/>
         </w:rPr>
-        <w:t xml:space="preserve">gap specifico e documentato dalla letteratura internazionale</w:t>
-      </w:r>
-      <w:r>
-        <w:t xml:space="preserve">: nessun modello predittivo basato su machine learning, addestrato esclusivamente su variabili preospedaliere, è stato validato su un sistema EMS medicalizzato europeo per la predizione dell’esito neurologico dell’arresto cardiaco extraospedaliero (OHCA — Out-of-Hospital Cardiac Arrest).</w:t>
+        <w:t xml:space="preserve">gap specifico</w:t>
+      </w:r>
+      <w:r>
+        <w:t xml:space="preserve">: non sono disponibili modelli predittivi ML validati sul contesto preospedaliero medicalizzato europeo per scenari ad alta complessità come l’arresto cardiaco extraospedaliero (OHCA — Out-of-Hospital Cardiac Arrest). I modelli predittivi esistenti non sono sviluppati né calibrati per il sistema EMS italiano.</w:t>
       </w:r>
     </w:p>
     <w:p>
@@ -255,81 +255,7 @@
         <w:pStyle w:val="BodyText"/>
       </w:pPr>
       <w:r>
-        <w:t xml:space="preserve">I modelli esistenti presentano limitazioni strutturali:</w:t>
-      </w:r>
-      <w:r>
-        <w:t xml:space="preserve"> </w:t>
-      </w:r>
-      <w:r>
-        <w:t xml:space="preserve">-</w:t>
-      </w:r>
-      <w:r>
-        <w:t xml:space="preserve"> </w:t>
-      </w:r>
-      <w:r>
-        <w:rPr>
-          <w:b/>
-          <w:bCs/>
-        </w:rPr>
-        <w:t xml:space="preserve">R-EDByUS (2024):</w:t>
-      </w:r>
-      <w:r>
-        <w:t xml:space="preserve"> </w:t>
-      </w:r>
-      <w:r>
-        <w:t xml:space="preserve">basato su regressione logistica, dati giapponesi, non generalizzabile al contesto EMS europeo medicalizzato</w:t>
-      </w:r>
-      <w:r>
-        <w:t xml:space="preserve"> </w:t>
-      </w:r>
-      <w:r>
-        <w:t xml:space="preserve">-</w:t>
-      </w:r>
-      <w:r>
-        <w:t xml:space="preserve"> </w:t>
-      </w:r>
-      <w:r>
-        <w:rPr>
-          <w:b/>
-          <w:bCs/>
-        </w:rPr>
-        <w:t xml:space="preserve">SCARS (2023):</w:t>
-      </w:r>
-      <w:r>
-        <w:t xml:space="preserve"> </w:t>
-      </w:r>
-      <w:r>
-        <w:t xml:space="preserve">include variabili raccolte dopo l’arrivo in ospedale, inutilizzabili sul territorio</w:t>
-      </w:r>
-      <w:r>
-        <w:t xml:space="preserve"> </w:t>
-      </w:r>
-      <w:r>
-        <w:t xml:space="preserve">-</w:t>
-      </w:r>
-      <w:r>
-        <w:t xml:space="preserve"> </w:t>
-      </w:r>
-      <w:r>
-        <w:rPr>
-          <w:b/>
-          <w:bCs/>
-        </w:rPr>
-        <w:t xml:space="preserve">Modelli XGBoost recenti (2024):</w:t>
-      </w:r>
-      <w:r>
-        <w:t xml:space="preserve"> </w:t>
-      </w:r>
-      <w:r>
-        <w:t xml:space="preserve">utilizzano dati post-arrivo in ospedale, non variabili prehospitaliere pure</w:t>
-      </w:r>
-    </w:p>
-    <w:p>
-      <w:pPr>
-        <w:pStyle w:val="BodyText"/>
-      </w:pPr>
-      <w:r>
-        <w:t xml:space="preserve">EMSy colma questo gap sviluppando il primo modello ML prehospitaliero-only validato su dati del sistema 118 italiano, con piena aderenza allo standard Utstein.</w:t>
+        <w:t xml:space="preserve">EMSy colma questo gap sviluppando un modello ML preospedaliero-only validato su dati del sistema 118 italiano, con piena aderenza allo standard Utstein.</w:t>
       </w:r>
     </w:p>
     <w:bookmarkEnd w:id="11"/>
@@ -1824,7 +1750,7 @@
         <w:t xml:space="preserve"> </w:t>
       </w:r>
       <w:r>
-        <w:t xml:space="preserve">- Feature engineering su variabili prehospitaliere Utstein</w:t>
+        <w:t xml:space="preserve">- Feature engineering su variabili preospedaliere Utstein</w:t>
       </w:r>
       <w:r>
         <w:t xml:space="preserve"> </w:t>
@@ -1979,7 +1905,7 @@
         <w:t xml:space="preserve"> </w:t>
       </w:r>
       <w:r>
-        <w:t xml:space="preserve">Simon + Nicolò (UX) + Damiano (protocolli)</w:t>
+        <w:t xml:space="preserve">Simon + Nicolò (coordinamento operativo) + Damiano (protocolli)</w:t>
       </w:r>
     </w:p>
     <w:p>
@@ -2868,7 +2794,7 @@
         <w:t xml:space="preserve"> </w:t>
       </w:r>
       <w:r>
-        <w:t xml:space="preserve">Simon + Nicolò (UX AR)</w:t>
+        <w:t xml:space="preserve">Simon + Nicolò (coordinamento)</w:t>
       </w:r>
     </w:p>
     <w:p>
@@ -4182,7 +4108,7 @@
               <w:pStyle w:val="Compact"/>
             </w:pPr>
             <w:r>
-              <w:t xml:space="preserve">Sviluppo architettura AI, LangGraph, ML service, AR SDK</w:t>
+              <w:t xml:space="preserve">Ideatore del progetto, sviluppo architettura AI, LangGraph, ML service, AR SDK</w:t>
             </w:r>
           </w:p>
         </w:tc>
@@ -4204,7 +4130,7 @@
               <w:pStyle w:val="Compact"/>
             </w:pPr>
             <w:r>
-              <w:t xml:space="preserve">Fullstack senior, Python ML, LangChain/LangGraph, Capacitor</w:t>
+              <w:t xml:space="preserve">Medico del 118, fullstack senior, Python ML, LangChain/LangGraph, Capacitor</w:t>
             </w:r>
           </w:p>
         </w:tc>
@@ -4254,7 +4180,7 @@
               <w:pStyle w:val="Compact"/>
             </w:pPr>
             <w:r>
-              <w:t xml:space="preserve">Medico d’emergenza, EMS medicalizzato, standard Utstein, OHCA</w:t>
+              <w:t xml:space="preserve">Medico del 118, ideatore di EMSy Events, EMS medicalizzato, standard Utstein, OHCA</w:t>
             </w:r>
           </w:p>
         </w:tc>
@@ -4282,7 +4208,7 @@
               <w:pStyle w:val="Compact"/>
             </w:pPr>
             <w:r>
-              <w:t xml:space="preserve">UX, interfaccia AR, coordinamento compliance</w:t>
+              <w:t xml:space="preserve">Marketing, comunicazione, gestione operativa del progetto, referente societario FESR</w:t>
             </w:r>
           </w:p>
         </w:tc>
@@ -4304,7 +4230,7 @@
               <w:pStyle w:val="Compact"/>
             </w:pPr>
             <w:r>
-              <w:t xml:space="preserve">Product design, UX per ambienti estremi, coordinamento</w:t>
+              <w:t xml:space="preserve">Coordinamento operativo, marketing, comunicazione, compliance</w:t>
             </w:r>
           </w:p>
         </w:tc>

--- a/_progetto/Piano_di_Sviluppo.docx
+++ b/_progetto/Piano_di_Sviluppo.docx
@@ -2,7 +2,7 @@
 <file path=word/document.xml><?xml version="1.0" encoding="utf-8"?>
 <w:document xmlns:w="http://schemas.openxmlformats.org/wordprocessingml/2006/main" xmlns:m="http://schemas.openxmlformats.org/officeDocument/2006/math" xmlns:r="http://schemas.openxmlformats.org/officeDocument/2006/relationships" xmlns:o="urn:schemas-microsoft-com:office:office" xmlns:v="urn:schemas-microsoft-com:vml" xmlns:w10="urn:schemas-microsoft-com:office:word" xmlns:a="http://schemas.openxmlformats.org/drawingml/2006/main" xmlns:pic="http://schemas.openxmlformats.org/drawingml/2006/picture" xmlns:wp="http://schemas.openxmlformats.org/drawingml/2006/wordprocessingDrawing">
   <w:body>
-    <w:bookmarkStart w:id="47" w:name="piano-di-sviluppo-emsy-s.r.l."/>
+    <w:bookmarkStart w:id="50" w:name="piano-di-sviluppo-emsy-s.r.l."/>
     <w:p>
       <w:pPr>
         <w:pStyle w:val="Heading1"/>
@@ -4778,7 +4778,7 @@
     </w:p>
     <w:bookmarkEnd w:id="42"/>
     <w:bookmarkEnd w:id="43"/>
-    <w:bookmarkStart w:id="44" w:name="Xa1c949877decc7000b054203ddbe69fe59a0d9b"/>
+    <w:bookmarkStart w:id="47" w:name="Xa1c949877decc7000b054203ddbe69fe59a0d9b"/>
     <w:p>
       <w:pPr>
         <w:pStyle w:val="Heading2"/>
@@ -4792,61 +4792,7 @@
         <w:pStyle w:val="FirstParagraph"/>
       </w:pPr>
       <w:r>
-        <w:t xml:space="preserve">Il Piano si inserisce nelle tre aree strategiche della Smart Specialization Strategy regionale:</w:t>
-      </w:r>
-    </w:p>
-    <w:p>
-      <w:pPr>
-        <w:pStyle w:val="BodyText"/>
-      </w:pPr>
-      <w:r>
-        <w:rPr>
-          <w:b/>
-          <w:bCs/>
-        </w:rPr>
-        <w:t xml:space="preserve">Montagna intelligente</w:t>
-      </w:r>
-      <w:r>
-        <w:t xml:space="preserve"> </w:t>
-      </w:r>
-      <w:r>
-        <w:t xml:space="preserve">L’AI Data Expert e l’interfaccia AR sono progettati specificamente per contesti alpini: connettività ridotta, ambienti estremi, operatori con equipaggiamento ingombrante. Il prototipo RealWear è direttamente applicabile al soccorso alpino valdostano.</w:t>
-      </w:r>
-    </w:p>
-    <w:p>
-      <w:pPr>
-        <w:pStyle w:val="BodyText"/>
-      </w:pPr>
-      <w:r>
-        <w:rPr>
-          <w:b/>
-          <w:bCs/>
-        </w:rPr>
-        <w:t xml:space="preserve">Montagna di eccellenza</w:t>
-      </w:r>
-      <w:r>
-        <w:t xml:space="preserve"> </w:t>
-      </w:r>
-      <w:r>
-        <w:t xml:space="preserve">Valle d’Aosta ha una tradizione di eccellenza nel soccorso in montagna (Corpo valdostano Soccorso Alpino e Speleologico, SAVALP). EMSy porta innovazione AI in un settore in cui la regione è già leader operativo. L’attivazione su GTC® e TORX® porta la piattaforma nel cuore degli eventi sportivi alpini valdostani di rilevanza internazionale.</w:t>
-      </w:r>
-    </w:p>
-    <w:p>
-      <w:pPr>
-        <w:pStyle w:val="BodyText"/>
-      </w:pPr>
-      <w:r>
-        <w:rPr>
-          <w:b/>
-          <w:bCs/>
-        </w:rPr>
-        <w:t xml:space="preserve">Montagna sostenibile</w:t>
-      </w:r>
-      <w:r>
-        <w:t xml:space="preserve"> </w:t>
-      </w:r>
-      <w:r>
-        <w:t xml:space="preserve">Infrastruttura interamente cloud-based (zero hardware on-premise), zero emissioni operative dirette, hardware certificato Ecodesign. Il sistema informativo contribuisce alla qualità delle cure di emergenza, riducendo la variabilità clinica e migliorando gli esiti per i pazienti e gli atleti in Valle d’Aosta.</w:t>
+        <w:t xml:space="preserve">La Smart Specialization Strategy (S3) regionale 2021-2027 individua tre aree di specializzazione intelligente su cui concentrare gli investimenti FESR per rafforzare la competitività del sistema produttivo e dell’ecosistema innovativo valdostano. Il Piano di sviluppo EMSy si inserisce coerentemente in tutte e tre le aree, con contributi specifici e misurabili.</w:t>
       </w:r>
     </w:p>
     <w:p>
@@ -4856,14 +4802,13 @@
         </w:pict>
       </w:r>
     </w:p>
-    <w:bookmarkEnd w:id="44"/>
-    <w:bookmarkStart w:id="45" w:name="assessment-tecnologico"/>
-    <w:p>
-      <w:pPr>
-        <w:pStyle w:val="Heading2"/>
-      </w:pPr>
-      <w:r>
-        <w:t xml:space="preserve">11. Assessment Tecnologico</w:t>
+    <w:bookmarkStart w:id="44" w:name="montagna-intelligente"/>
+    <w:p>
+      <w:pPr>
+        <w:pStyle w:val="Heading3"/>
+      </w:pPr>
+      <w:r>
+        <w:t xml:space="preserve">Montagna intelligente</w:t>
       </w:r>
     </w:p>
     <w:p>
@@ -4871,95 +4816,55 @@
         <w:pStyle w:val="FirstParagraph"/>
       </w:pPr>
       <w:r>
-        <w:t xml:space="preserve">Come previsto dall’Art. 12 dell’Avviso, il Piano di sviluppo include un</w:t>
-      </w:r>
-      <w:r>
-        <w:t xml:space="preserve"> </w:t>
-      </w:r>
+        <w:rPr>
+          <w:i/>
+          <w:iCs/>
+        </w:rPr>
+        <w:t xml:space="preserve">Digitalizzazione, intelligenza artificiale e tecnologie avanzate applicate al contesto alpino</w:t>
+      </w:r>
+    </w:p>
+    <w:p>
+      <w:pPr>
+        <w:pStyle w:val="BodyText"/>
+      </w:pPr>
+      <w:r>
+        <w:t xml:space="preserve">La S3 identifica nella digitalizzazione e nell’AI una leva strategica per valorizzare le specificità del territorio montano, in settori in cui la Valle d’Aosta può sviluppare vantaggi competitivi rispetto ad altri contesti.</w:t>
+      </w:r>
+    </w:p>
+    <w:p>
+      <w:pPr>
+        <w:pStyle w:val="BodyText"/>
+      </w:pPr>
       <w:r>
         <w:rPr>
           <w:b/>
           <w:bCs/>
         </w:rPr>
-        <w:t xml:space="preserve">assessment tecnologico obbligatorio</w:t>
-      </w:r>
-      <w:r>
-        <w:t xml:space="preserve"> </w:t>
-      </w:r>
-      <w:r>
-        <w:t xml:space="preserve">condotto da esperto esterno indipendente con almeno 5 anni di esperienza documentata in assessment tecnologico, gestione di startup innovative o incubatori nel settore AI o medicale.</w:t>
-      </w:r>
-    </w:p>
-    <w:p>
-      <w:pPr>
-        <w:pStyle w:val="BodyText"/>
-      </w:pPr>
-      <w:r>
-        <w:rPr>
-          <w:b/>
-          <w:bCs/>
-        </w:rPr>
-        <w:t xml:space="preserve">Tempistica:</w:t>
-      </w:r>
-      <w:r>
-        <w:t xml:space="preserve"> </w:t>
-      </w:r>
-      <w:r>
-        <w:t xml:space="preserve">affidamento formale entro mese 6, assessment completato entro mese 12.</w:t>
-      </w:r>
-    </w:p>
-    <w:p>
-      <w:pPr>
-        <w:pStyle w:val="BodyText"/>
-      </w:pPr>
-      <w:r>
-        <w:rPr>
-          <w:b/>
-          <w:bCs/>
-        </w:rPr>
-        <w:t xml:space="preserve">Oggetto dell’assessment:</w:t>
-      </w:r>
-      <w:r>
-        <w:t xml:space="preserve"> </w:t>
-      </w:r>
-      <w:r>
-        <w:t xml:space="preserve">- Valutazione dell’architettura tecnica del sistema AI Data Expert</w:t>
-      </w:r>
-      <w:r>
-        <w:t xml:space="preserve"> </w:t>
-      </w:r>
-      <w:r>
-        <w:t xml:space="preserve">- Analisi del posizionamento competitivo rispetto alla letteratura scientifica internazionale</w:t>
-      </w:r>
-      <w:r>
-        <w:t xml:space="preserve"> </w:t>
-      </w:r>
-      <w:r>
-        <w:t xml:space="preserve">- Verifica della coerenza tra deliverables realizzati e Piano approvato</w:t>
-      </w:r>
-      <w:r>
-        <w:t xml:space="preserve"> </w:t>
-      </w:r>
-      <w:r>
-        <w:t xml:space="preserve">- Raccomandazioni per la fase di scale-up successiva al Piano</w:t>
-      </w:r>
-    </w:p>
-    <w:p>
-      <w:pPr>
-        <w:pStyle w:val="BodyText"/>
-      </w:pPr>
-      <w:r>
-        <w:rPr>
-          <w:b/>
-          <w:bCs/>
-        </w:rPr>
-        <w:t xml:space="preserve">Budget:</w:t>
-      </w:r>
-      <w:r>
-        <w:t xml:space="preserve"> </w:t>
-      </w:r>
-      <w:r>
-        <w:t xml:space="preserve">€4.500 (con margine del 20% per eventuale scostamento senza necessità di autorizzazione preventiva, ai sensi dell’Art. 10, comma 7 dell’Avviso).</w:t>
+        <w:t xml:space="preserve">Come EMSy contribuisce:</w:t>
+      </w:r>
+      <w:r>
+        <w:t xml:space="preserve"> </w:t>
+      </w:r>
+      <w:r>
+        <w:t xml:space="preserve">- L’AI Data Expert è un sistema progettato esplicitamente per le criticità del contesto alpino: funziona con connettività ridotta o instabile, è ottimizzato per l’uso con i guanti, in condizioni meteo avverse, da parte di operatori sotto stress</w:t>
+      </w:r>
+      <w:r>
+        <w:t xml:space="preserve"> </w:t>
+      </w:r>
+      <w:r>
+        <w:t xml:space="preserve">- Il sistema multi-agente integra intelligenza artificiale avanzata (LLM, ML predittivo, Deep Learning su segnali biomedici) in un contesto operativo — il soccorso in montagna — in cui nessun prodotto analogo esiste oggi sul mercato</w:t>
+      </w:r>
+      <w:r>
+        <w:t xml:space="preserve"> </w:t>
+      </w:r>
+      <w:r>
+        <w:t xml:space="preserve">- La prototipazione dell’interfaccia AR hands-free su RealWear Navigator 520 introduce un paradigma di interazione uomo-AI inedito per la medicina d’emergenza alpina, trasferibile in futuro al soccorso alpino e speleologico valdostano (SAVALP)</w:t>
+      </w:r>
+      <w:r>
+        <w:t xml:space="preserve"> </w:t>
+      </w:r>
+      <w:r>
+        <w:t xml:space="preserve">- Il sistema raccoglie e analizza dati clinici provenienti da interventi reali in ambiente montano, creando un patrimonio informativo unico per la ricerca applicata al territorio</w:t>
       </w:r>
     </w:p>
     <w:p>
@@ -4969,8 +4874,341 @@
         </w:pict>
       </w:r>
     </w:p>
+    <w:bookmarkEnd w:id="44"/>
+    <w:bookmarkStart w:id="45" w:name="montagna-di-eccellenza"/>
+    <w:p>
+      <w:pPr>
+        <w:pStyle w:val="Heading3"/>
+      </w:pPr>
+      <w:r>
+        <w:t xml:space="preserve">Montagna di eccellenza</w:t>
+      </w:r>
+    </w:p>
+    <w:p>
+      <w:pPr>
+        <w:pStyle w:val="FirstParagraph"/>
+      </w:pPr>
+      <w:r>
+        <w:rPr>
+          <w:i/>
+          <w:iCs/>
+        </w:rPr>
+        <w:t xml:space="preserve">Qualità della vita, sicurezza, sanità e servizi ad alto valore aggiunto</w:t>
+      </w:r>
+    </w:p>
+    <w:p>
+      <w:pPr>
+        <w:pStyle w:val="BodyText"/>
+      </w:pPr>
+      <w:r>
+        <w:t xml:space="preserve">La S3 punta a consolidare la Valle d’Aosta come territorio di eccellenza nei servizi alla persona, con particolare attenzione alla sicurezza in montagna e alla qualità del sistema sanitario territoriale.</w:t>
+      </w:r>
+    </w:p>
+    <w:p>
+      <w:pPr>
+        <w:pStyle w:val="BodyText"/>
+      </w:pPr>
+      <w:r>
+        <w:rPr>
+          <w:b/>
+          <w:bCs/>
+        </w:rPr>
+        <w:t xml:space="preserve">Come EMSy contribuisce:</w:t>
+      </w:r>
+      <w:r>
+        <w:t xml:space="preserve"> </w:t>
+      </w:r>
+      <w:r>
+        <w:t xml:space="preserve">- Valle d’Aosta è sede del sistema di emergenza territoriale 118 e del Corpo Valdostano di Soccorso Alpino e Speleologico (SAVALP): un ecosistema di eccellenza operativa che EMSy valorizza portando innovazione tecnologica dove l’expertise umana è già alta</w:t>
+      </w:r>
+      <w:r>
+        <w:t xml:space="preserve"> </w:t>
+      </w:r>
+      <w:r>
+        <w:t xml:space="preserve">- Il Piano di sviluppo prevede la validazione clinica del modello OHCA su dati reali del sistema 118 italiano — un contributo scientifico concreto alla medicina d’urgenza preospedaliera europea, prodotto in Valle d’Aosta</w:t>
+      </w:r>
+      <w:r>
+        <w:t xml:space="preserve"> </w:t>
+      </w:r>
+      <w:r>
+        <w:t xml:space="preserve">- L’attivazione di EMSy Events su GTC® (Gran Trail Courmayeur, oltre 2.000 atleti da 50+ paesi) e TORX® with Kailas 2026 porta innovazione sanitaria diretta su eventi di rilevanza internazionale che si svolgono sul territorio valdostano, con Piano Sanitario approvato dall’AUSL Valle d’Aosta</w:t>
+      </w:r>
+      <w:r>
+        <w:t xml:space="preserve"> </w:t>
+      </w:r>
+      <w:r>
+        <w:t xml:space="preserve">- La piattaforma migliora la qualità e l’uniformità delle cure preospedaliere, riducendo la variabilità clinica legata all’esperienza del singolo operatore — un impatto diretto sulla sicurezza di residenti e turisti in Valle d’Aosta</w:t>
+      </w:r>
+      <w:r>
+        <w:t xml:space="preserve"> </w:t>
+      </w:r>
+      <w:r>
+        <w:t xml:space="preserve">- Il progetto crea occupazione qualificata nel settore AI/tecnologia in Valle d’Aosta, un profilo professionale ancora raro sul territorio</w:t>
+      </w:r>
+    </w:p>
+    <w:p>
+      <w:r>
+        <w:pict>
+          <v:rect style="width:0;height:1.5pt" o:hralign="center" o:hrstd="t" o:hr="t"/>
+        </w:pict>
+      </w:r>
+    </w:p>
     <w:bookmarkEnd w:id="45"/>
-    <w:bookmarkStart w:id="46" w:name="obblighi-post-finanziamento"/>
+    <w:bookmarkStart w:id="46" w:name="montagna-sostenibile"/>
+    <w:p>
+      <w:pPr>
+        <w:pStyle w:val="Heading3"/>
+      </w:pPr>
+      <w:r>
+        <w:t xml:space="preserve">Montagna sostenibile</w:t>
+      </w:r>
+    </w:p>
+    <w:p>
+      <w:pPr>
+        <w:pStyle w:val="FirstParagraph"/>
+      </w:pPr>
+      <w:r>
+        <w:rPr>
+          <w:i/>
+          <w:iCs/>
+        </w:rPr>
+        <w:t xml:space="preserve">Transizione ecologica, efficienza energetica e modelli produttivi a basso impatto ambientale</w:t>
+      </w:r>
+    </w:p>
+    <w:p>
+      <w:pPr>
+        <w:pStyle w:val="BodyText"/>
+      </w:pPr>
+      <w:r>
+        <w:t xml:space="preserve">La S3 promuove modelli di sviluppo economico compatibili con la fragilità dell’ecosistema alpino, privilegiando tecnologie a basso impatto ambientale e processi produttivi dematerializzati.</w:t>
+      </w:r>
+    </w:p>
+    <w:p>
+      <w:pPr>
+        <w:pStyle w:val="BodyText"/>
+      </w:pPr>
+      <w:r>
+        <w:rPr>
+          <w:b/>
+          <w:bCs/>
+        </w:rPr>
+        <w:t xml:space="preserve">Come EMSy contribuisce:</w:t>
+      </w:r>
+      <w:r>
+        <w:t xml:space="preserve"> </w:t>
+      </w:r>
+      <w:r>
+        <w:t xml:space="preserve">- Il modello di business è interamente</w:t>
+      </w:r>
+      <w:r>
+        <w:t xml:space="preserve"> </w:t>
+      </w:r>
+      <w:r>
+        <w:rPr>
+          <w:b/>
+          <w:bCs/>
+        </w:rPr>
+        <w:t xml:space="preserve">software-first e cloud-based</w:t>
+      </w:r>
+      <w:r>
+        <w:t xml:space="preserve">: nessuna produzione manifatturiera, nessuna supply chain fisica, zero emissioni operative dirette legate allo sviluppo del prodotto</w:t>
+      </w:r>
+      <w:r>
+        <w:t xml:space="preserve"> </w:t>
+      </w:r>
+      <w:r>
+        <w:t xml:space="preserve">- L’infrastruttura cloud (Vercel EU, Neon, AWS) è ospitata in data center con certificazioni di efficienza energetica, localizzati in regioni EU con mix energetico a basse emissioni</w:t>
+      </w:r>
+      <w:r>
+        <w:t xml:space="preserve"> </w:t>
+      </w:r>
+      <w:r>
+        <w:t xml:space="preserve">- L’hardware acquistato nel Piano (MacBook Pro M4 Pro, RealWear Navigator 520) è certificato</w:t>
+      </w:r>
+      <w:r>
+        <w:t xml:space="preserve"> </w:t>
+      </w:r>
+      <w:r>
+        <w:rPr>
+          <w:b/>
+          <w:bCs/>
+        </w:rPr>
+        <w:t xml:space="preserve">Energy Star</w:t>
+      </w:r>
+      <w:r>
+        <w:t xml:space="preserve"> </w:t>
+      </w:r>
+      <w:r>
+        <w:t xml:space="preserve">e conforme agli standard</w:t>
+      </w:r>
+      <w:r>
+        <w:t xml:space="preserve"> </w:t>
+      </w:r>
+      <w:r>
+        <w:rPr>
+          <w:b/>
+          <w:bCs/>
+        </w:rPr>
+        <w:t xml:space="preserve">Ecodesign (ESPR, Reg. UE 2024/1781)</w:t>
+      </w:r>
+      <w:r>
+        <w:t xml:space="preserve"> </w:t>
+      </w:r>
+      <w:r>
+        <w:t xml:space="preserve">e</w:t>
+      </w:r>
+      <w:r>
+        <w:t xml:space="preserve"> </w:t>
+      </w:r>
+      <w:r>
+        <w:rPr>
+          <w:b/>
+          <w:bCs/>
+        </w:rPr>
+        <w:t xml:space="preserve">RoHS/WEEE</w:t>
+      </w:r>
+      <w:r>
+        <w:t xml:space="preserve"> </w:t>
+      </w:r>
+      <w:r>
+        <w:t xml:space="preserve">— condizione per l’ottenimento della premialità +5 punti prevista dal bando</w:t>
+      </w:r>
+      <w:r>
+        <w:t xml:space="preserve"> </w:t>
+      </w:r>
+      <w:r>
+        <w:t xml:space="preserve">- La piattaforma distribuisce conoscenza clinica in modalità digitale, eliminando la necessità di spostamenti fisici per la formazione continua degli operatori del soccorso (ECM digitale), con ricaduta diretta sulla riduzione delle emissioni legate alla mobilità formativa</w:t>
+      </w:r>
+      <w:r>
+        <w:t xml:space="preserve"> </w:t>
+      </w:r>
+      <w:r>
+        <w:t xml:space="preserve">- Il sistema di anonimizzazione PII a 3 layer garantisce che nessun dato sanitario grezzo lasci l’Unione Europea, in linea con i principi di sovranità digitale europea promossi dalla strategia GAIA-X</w:t>
+      </w:r>
+    </w:p>
+    <w:p>
+      <w:r>
+        <w:pict>
+          <v:rect style="width:0;height:1.5pt" o:hralign="center" o:hrstd="t" o:hr="t"/>
+        </w:pict>
+      </w:r>
+    </w:p>
+    <w:bookmarkEnd w:id="46"/>
+    <w:bookmarkEnd w:id="47"/>
+    <w:bookmarkStart w:id="48" w:name="assessment-tecnologico"/>
+    <w:p>
+      <w:pPr>
+        <w:pStyle w:val="Heading2"/>
+      </w:pPr>
+      <w:r>
+        <w:t xml:space="preserve">11. Assessment Tecnologico</w:t>
+      </w:r>
+    </w:p>
+    <w:p>
+      <w:pPr>
+        <w:pStyle w:val="FirstParagraph"/>
+      </w:pPr>
+      <w:r>
+        <w:t xml:space="preserve">Come previsto dall’Art. 12 dell’Avviso, il Piano di sviluppo include un</w:t>
+      </w:r>
+      <w:r>
+        <w:t xml:space="preserve"> </w:t>
+      </w:r>
+      <w:r>
+        <w:rPr>
+          <w:b/>
+          <w:bCs/>
+        </w:rPr>
+        <w:t xml:space="preserve">assessment tecnologico obbligatorio</w:t>
+      </w:r>
+      <w:r>
+        <w:t xml:space="preserve"> </w:t>
+      </w:r>
+      <w:r>
+        <w:t xml:space="preserve">condotto da esperto esterno indipendente con almeno 5 anni di esperienza documentata in assessment tecnologico, gestione di startup innovative o incubatori nel settore AI o medicale.</w:t>
+      </w:r>
+    </w:p>
+    <w:p>
+      <w:pPr>
+        <w:pStyle w:val="BodyText"/>
+      </w:pPr>
+      <w:r>
+        <w:rPr>
+          <w:b/>
+          <w:bCs/>
+        </w:rPr>
+        <w:t xml:space="preserve">Tempistica:</w:t>
+      </w:r>
+      <w:r>
+        <w:t xml:space="preserve"> </w:t>
+      </w:r>
+      <w:r>
+        <w:t xml:space="preserve">affidamento formale entro mese 6, assessment completato entro mese 12.</w:t>
+      </w:r>
+    </w:p>
+    <w:p>
+      <w:pPr>
+        <w:pStyle w:val="BodyText"/>
+      </w:pPr>
+      <w:r>
+        <w:rPr>
+          <w:b/>
+          <w:bCs/>
+        </w:rPr>
+        <w:t xml:space="preserve">Oggetto dell’assessment:</w:t>
+      </w:r>
+      <w:r>
+        <w:t xml:space="preserve"> </w:t>
+      </w:r>
+      <w:r>
+        <w:t xml:space="preserve">- Valutazione dell’architettura tecnica del sistema AI Data Expert</w:t>
+      </w:r>
+      <w:r>
+        <w:t xml:space="preserve"> </w:t>
+      </w:r>
+      <w:r>
+        <w:t xml:space="preserve">- Analisi del posizionamento competitivo rispetto alla letteratura scientifica internazionale</w:t>
+      </w:r>
+      <w:r>
+        <w:t xml:space="preserve"> </w:t>
+      </w:r>
+      <w:r>
+        <w:t xml:space="preserve">- Verifica della coerenza tra deliverables realizzati e Piano approvato</w:t>
+      </w:r>
+      <w:r>
+        <w:t xml:space="preserve"> </w:t>
+      </w:r>
+      <w:r>
+        <w:t xml:space="preserve">- Raccomandazioni per la fase di scale-up successiva al Piano</w:t>
+      </w:r>
+    </w:p>
+    <w:p>
+      <w:pPr>
+        <w:pStyle w:val="BodyText"/>
+      </w:pPr>
+      <w:r>
+        <w:rPr>
+          <w:b/>
+          <w:bCs/>
+        </w:rPr>
+        <w:t xml:space="preserve">Budget:</w:t>
+      </w:r>
+      <w:r>
+        <w:t xml:space="preserve"> </w:t>
+      </w:r>
+      <w:r>
+        <w:t xml:space="preserve">€4.500 (con margine del 20% per eventuale scostamento senza necessità di autorizzazione preventiva, ai sensi dell’Art. 10, comma 7 dell’Avviso).</w:t>
+      </w:r>
+    </w:p>
+    <w:p>
+      <w:r>
+        <w:pict>
+          <v:rect style="width:0;height:1.5pt" o:hralign="center" o:hrstd="t" o:hr="t"/>
+        </w:pict>
+      </w:r>
+    </w:p>
+    <w:bookmarkEnd w:id="48"/>
+    <w:bookmarkStart w:id="49" w:name="obblighi-post-finanziamento"/>
     <w:p>
       <w:pPr>
         <w:pStyle w:val="Heading2"/>
@@ -5213,8 +5451,8 @@
         <w:t xml:space="preserve">Documento interno EMSy S.r.l. — Aggiornato giugno 2026 — Non diffondere</w:t>
       </w:r>
     </w:p>
-    <w:bookmarkEnd w:id="46"/>
-    <w:bookmarkEnd w:id="47"/>
+    <w:bookmarkEnd w:id="49"/>
+    <w:bookmarkEnd w:id="50"/>
     <w:sectPr>
       <w:footnotePr>
         <w:numRestart w:val="eachSect"/>

--- a/_progetto/Piano_di_Sviluppo.docx
+++ b/_progetto/Piano_di_Sviluppo.docx
@@ -166,12 +166,30 @@
         <w:t xml:space="preserve"> </w:t>
       </w:r>
       <w:r>
-        <w:t xml:space="preserve">3. Attivazione operativa della piattaforma in contesti reali valdostani con partner contrattualmente impegnati (GTC® e TORX® 2026)</w:t>
-      </w:r>
-    </w:p>
-    <w:p>
-      <w:pPr>
-        <w:pStyle w:val="BodyText"/>
+        <w:t xml:space="preserve">3. Attivazione operativa della piattaforma in contesti reali valdostani con partner contrattualmente impegnati (GTC® e TORX® 2027)</w:t>
+      </w:r>
+    </w:p>
+    <w:p>
+      <w:pPr>
+        <w:pStyle w:val="BlockText"/>
+      </w:pPr>
+      <w:r>
+        <w:rPr>
+          <w:b/>
+          <w:bCs/>
+        </w:rPr>
+        <w:t xml:space="preserve">⚠️ NOTA INTERNA:</w:t>
+      </w:r>
+      <w:r>
+        <w:t xml:space="preserve"> </w:t>
+      </w:r>
+      <w:r>
+        <w:t xml:space="preserve">Ipotesi di avvio progetto: dicembre 2026 (best case dopo approvazione bando). GTC® luglio 2027 = mese 8 del progetto (Fase 2). TORX® settembre 2027 = mese 10 (Fase 2). Verificare con VDA Trailers la disponibilità a mantenere il partenariato per le edizioni 2027.</w:t>
+      </w:r>
+    </w:p>
+    <w:p>
+      <w:pPr>
+        <w:pStyle w:val="FirstParagraph"/>
       </w:pPr>
       <w:r>
         <w:t xml:space="preserve">Il progetto si inserisce nelle aree prioritarie della Smart Specialization Strategy (S3) regionale 2021-2027 e produce ricadute occupazionali, tecnologiche e sanitarie dirette sul territorio valdostano.</w:t>
@@ -247,12 +265,30 @@
         <w:t xml:space="preserve">gap specifico</w:t>
       </w:r>
       <w:r>
-        <w:t xml:space="preserve">: non sono disponibili modelli predittivi ML validati sul contesto preospedaliero medicalizzato europeo per scenari ad alta complessità come l’arresto cardiaco extraospedaliero (OHCA — Out-of-Hospital Cardiac Arrest). I modelli predittivi esistenti non sono sviluppati né calibrati per il sistema EMS italiano.</w:t>
-      </w:r>
-    </w:p>
-    <w:p>
-      <w:pPr>
-        <w:pStyle w:val="BodyText"/>
+        <w:t xml:space="preserve">: non sono disponibili modelli predittivi ML (Machine Learning — sistemi che apprendono dai dati per fare previsioni) validati sul contesto preospedaliero medicalizzato europeo per scenari ad alta complessità come l’arresto cardiaco extraospedaliero (OHCA — Out-of-Hospital Cardiac Arrest, arresto cardiaco fuori dall’ospedale). I modelli predittivi esistenti non sono sviluppati né calibrati per il sistema EMS italiano.</w:t>
+      </w:r>
+    </w:p>
+    <w:p>
+      <w:pPr>
+        <w:pStyle w:val="BlockText"/>
+      </w:pPr>
+      <w:r>
+        <w:rPr>
+          <w:b/>
+          <w:bCs/>
+        </w:rPr>
+        <w:t xml:space="preserve">⚠️ NOTA INTERNA:</w:t>
+      </w:r>
+      <w:r>
+        <w:t xml:space="preserve"> </w:t>
+      </w:r>
+      <w:r>
+        <w:t xml:space="preserve">Valutare se aggiungere un glossario dei termini tecnici in appendice o spiegare i termini inline come fatto qui. Decidere con Simon/Damiano l’approccio uniforme per tutto il documento.</w:t>
+      </w:r>
+    </w:p>
+    <w:p>
+      <w:pPr>
+        <w:pStyle w:val="FirstParagraph"/>
       </w:pPr>
       <w:r>
         <w:t xml:space="preserve">EMSy colma questo gap sviluppando un modello ML preospedaliero-only validato su dati del sistema 118 italiano, con piena aderenza allo standard Utstein.</w:t>
@@ -276,6 +312,24 @@
         <w:t xml:space="preserve">Le interfacce digitali esistenti per il soccorso sono progettate per ambienti controllati. Nessuna piattaforma AI per la medicina d’emergenza offre oggi un’interfaccia operativa in realtà aumentata, hands-free, utilizzabile durante le manovre di rianimazione cardiopolmonare o di gestione del trauma. EMSy introduce questo paradigma tramite la prototipazione su RealWear Navigator 520.</w:t>
       </w:r>
     </w:p>
+    <w:p>
+      <w:pPr>
+        <w:pStyle w:val="BlockText"/>
+      </w:pPr>
+      <w:r>
+        <w:rPr>
+          <w:b/>
+          <w:bCs/>
+        </w:rPr>
+        <w:t xml:space="preserve">⚠️ NOTA INTERNA:</w:t>
+      </w:r>
+      <w:r>
+        <w:t xml:space="preserve"> </w:t>
+      </w:r>
+      <w:r>
+        <w:t xml:space="preserve">Verificare con Simon se il dispositivo AR che intende proporre è il RealWear Navigator 520 o un modello equivalente/superiore. Il dispositivo utilizzato nel Piano deve avere almeno le stesse caratteristiche: certificazione IP66, controllo vocale in ambienti rumorosi, display heads-up non ostruttivo.</w:t>
+      </w:r>
+    </w:p>
     <w:bookmarkEnd w:id="12"/>
     <w:bookmarkStart w:id="13" w:name="la-risposta-di-emsy"/>
     <w:p>
@@ -292,6 +346,24 @@
       </w:pPr>
       <w:r>
         <w:t xml:space="preserve">EMSy è già in produzione con oltre 400 utenti registrati in più di 50 paesi e più di 1.000 consultazioni giornaliere. Il presente Piano di sviluppo rappresenta il salto evolutivo dalla piattaforma informativa esistente a un sistema AI predittivo e multi-modale, radicato nel contesto operativo valdostano.</w:t>
+      </w:r>
+    </w:p>
+    <w:p>
+      <w:pPr>
+        <w:pStyle w:val="BlockText"/>
+      </w:pPr>
+      <w:r>
+        <w:rPr>
+          <w:b/>
+          <w:bCs/>
+        </w:rPr>
+        <w:t xml:space="preserve">⚠️ NOTA INTERNA:</w:t>
+      </w:r>
+      <w:r>
+        <w:t xml:space="preserve"> </w:t>
+      </w:r>
+      <w:r>
+        <w:t xml:space="preserve">Dati da verificare con Simon prima della presentazione: utenti registrati, numero paesi, consultazioni giornaliere. Usare solo numeri confermati e aggiornati.</w:t>
       </w:r>
     </w:p>
     <w:p>
@@ -466,7 +538,53 @@
               <w:pStyle w:val="Compact"/>
             </w:pPr>
             <w:r>
-              <w:t xml:space="preserve">Attivare EMSy Events su eventi VDA 2026</w:t>
+              <w:t xml:space="preserve">Attivare EMSy Events su eventi VDA 2027</w:t>
+            </w:r>
+          </w:p>
+        </w:tc>
+        <w:tc>
+          <w:tcPr/>
+          <w:p>
+            <w:pPr>
+              <w:pStyle w:val="Compact"/>
+            </w:pPr>
+            <w:r>
+              <w:t xml:space="preserve">Fase 2</w:t>
+            </w:r>
+          </w:p>
+        </w:tc>
+        <w:tc>
+          <w:tcPr/>
+          <w:p>
+            <w:pPr>
+              <w:pStyle w:val="Compact"/>
+            </w:pPr>
+            <w:r>
+              <w:t xml:space="preserve">Sistema attivo su GTC® e TORX® 2027, ≥500 atleti gestiti</w:t>
+            </w:r>
+          </w:p>
+        </w:tc>
+      </w:tr>
+      <w:tr>
+        <w:tc>
+          <w:tcPr/>
+          <w:p>
+            <w:pPr>
+              <w:pStyle w:val="Compact"/>
+            </w:pPr>
+            <w:r>
+              <w:t xml:space="preserve">OS3</w:t>
+            </w:r>
+          </w:p>
+        </w:tc>
+        <w:tc>
+          <w:tcPr/>
+          <w:p>
+            <w:pPr>
+              <w:pStyle w:val="Compact"/>
+            </w:pPr>
+            <w:r>
+              <w:t xml:space="preserve">Rilasciare app mobile su App Store e Google Play</w:t>
             </w:r>
           </w:p>
         </w:tc>
@@ -488,52 +606,6 @@
               <w:pStyle w:val="Compact"/>
             </w:pPr>
             <w:r>
-              <w:t xml:space="preserve">Sistema attivo su GTC® e TORX®, ≥500 atleti gestiti</w:t>
-            </w:r>
-          </w:p>
-        </w:tc>
-      </w:tr>
-      <w:tr>
-        <w:tc>
-          <w:tcPr/>
-          <w:p>
-            <w:pPr>
-              <w:pStyle w:val="Compact"/>
-            </w:pPr>
-            <w:r>
-              <w:t xml:space="preserve">OS3</w:t>
-            </w:r>
-          </w:p>
-        </w:tc>
-        <w:tc>
-          <w:tcPr/>
-          <w:p>
-            <w:pPr>
-              <w:pStyle w:val="Compact"/>
-            </w:pPr>
-            <w:r>
-              <w:t xml:space="preserve">Rilasciare app mobile su App Store e Google Play</w:t>
-            </w:r>
-          </w:p>
-        </w:tc>
-        <w:tc>
-          <w:tcPr/>
-          <w:p>
-            <w:pPr>
-              <w:pStyle w:val="Compact"/>
-            </w:pPr>
-            <w:r>
-              <w:t xml:space="preserve">Fase 1</w:t>
-            </w:r>
-          </w:p>
-        </w:tc>
-        <w:tc>
-          <w:tcPr/>
-          <w:p>
-            <w:pPr>
-              <w:pStyle w:val="Compact"/>
-            </w:pPr>
-            <w:r>
               <w:t xml:space="preserve">App live su entrambi gli store</w:t>
             </w:r>
           </w:p>
@@ -585,191 +657,81 @@
           </w:p>
         </w:tc>
       </w:tr>
-      <w:tr>
-        <w:tc>
-          <w:tcPr/>
-          <w:p>
-            <w:pPr>
-              <w:pStyle w:val="Compact"/>
-            </w:pPr>
-            <w:r>
-              <w:t xml:space="preserve">OS5</w:t>
-            </w:r>
-          </w:p>
-        </w:tc>
-        <w:tc>
-          <w:tcPr/>
-          <w:p>
-            <w:pPr>
-              <w:pStyle w:val="Compact"/>
-            </w:pPr>
-            <w:r>
-              <w:t xml:space="preserve">Validare il modello OHCA su dati 118 italiani</w:t>
-            </w:r>
-          </w:p>
-        </w:tc>
-        <w:tc>
-          <w:tcPr/>
-          <w:p>
-            <w:pPr>
-              <w:pStyle w:val="Compact"/>
-            </w:pPr>
-            <w:r>
-              <w:t xml:space="preserve">Fase 2</w:t>
-            </w:r>
-          </w:p>
-        </w:tc>
-        <w:tc>
-          <w:tcPr/>
-          <w:p>
-            <w:pPr>
-              <w:pStyle w:val="Compact"/>
-            </w:pPr>
-            <w:r>
-              <w:t xml:space="preserve">AUC validato su dataset europeo, report clinico prodotto</w:t>
-            </w:r>
-          </w:p>
-        </w:tc>
-      </w:tr>
-      <w:tr>
-        <w:tc>
-          <w:tcPr/>
-          <w:p>
-            <w:pPr>
-              <w:pStyle w:val="Compact"/>
-            </w:pPr>
-            <w:r>
-              <w:t xml:space="preserve">OS6</w:t>
-            </w:r>
-          </w:p>
-        </w:tc>
-        <w:tc>
-          <w:tcPr/>
-          <w:p>
-            <w:pPr>
-              <w:pStyle w:val="Compact"/>
-            </w:pPr>
-            <w:r>
-              <w:t xml:space="preserve">Prototipare interfaccia AR hands-free su RealWear</w:t>
-            </w:r>
-          </w:p>
-        </w:tc>
-        <w:tc>
-          <w:tcPr/>
-          <w:p>
-            <w:pPr>
-              <w:pStyle w:val="Compact"/>
-            </w:pPr>
-            <w:r>
-              <w:t xml:space="preserve">Fase 2</w:t>
-            </w:r>
-          </w:p>
-        </w:tc>
-        <w:tc>
-          <w:tcPr/>
-          <w:p>
-            <w:pPr>
-              <w:pStyle w:val="Compact"/>
-            </w:pPr>
-            <w:r>
-              <w:t xml:space="preserve">Prototipo funzionante con navigazione vocale su RealWear Navigator 520</w:t>
-            </w:r>
-          </w:p>
-        </w:tc>
-      </w:tr>
-      <w:tr>
-        <w:tc>
-          <w:tcPr/>
-          <w:p>
-            <w:pPr>
-              <w:pStyle w:val="Compact"/>
-            </w:pPr>
-            <w:r>
-              <w:t xml:space="preserve">OS7</w:t>
-            </w:r>
-          </w:p>
-        </w:tc>
-        <w:tc>
-          <w:tcPr/>
-          <w:p>
-            <w:pPr>
-              <w:pStyle w:val="Compact"/>
-            </w:pPr>
-            <w:r>
-              <w:t xml:space="preserve">Completare assessment tecnologico esterno</w:t>
-            </w:r>
-          </w:p>
-        </w:tc>
-        <w:tc>
-          <w:tcPr/>
-          <w:p>
-            <w:pPr>
-              <w:pStyle w:val="Compact"/>
-            </w:pPr>
-            <w:r>
-              <w:t xml:space="preserve">Fase 2</w:t>
-            </w:r>
-          </w:p>
-        </w:tc>
-        <w:tc>
-          <w:tcPr/>
-          <w:p>
-            <w:pPr>
-              <w:pStyle w:val="Compact"/>
-            </w:pPr>
-            <w:r>
-              <w:t xml:space="preserve">Report di assessment consegnato entro mese 12</w:t>
-            </w:r>
-          </w:p>
-        </w:tc>
-      </w:tr>
-      <w:tr>
-        <w:tc>
-          <w:tcPr/>
-          <w:p>
-            <w:pPr>
-              <w:pStyle w:val="Compact"/>
-            </w:pPr>
-            <w:r>
-              <w:t xml:space="preserve">OS8</w:t>
-            </w:r>
-          </w:p>
-        </w:tc>
-        <w:tc>
-          <w:tcPr/>
-          <w:p>
-            <w:pPr>
-              <w:pStyle w:val="Compact"/>
-            </w:pPr>
-            <w:r>
-              <w:t xml:space="preserve">Certificare compliance GDPR del sistema PII</w:t>
-            </w:r>
-          </w:p>
-        </w:tc>
-        <w:tc>
-          <w:tcPr/>
-          <w:p>
-            <w:pPr>
-              <w:pStyle w:val="Compact"/>
-            </w:pPr>
-            <w:r>
-              <w:t xml:space="preserve">Fase 2</w:t>
-            </w:r>
-          </w:p>
-        </w:tc>
-        <w:tc>
-          <w:tcPr/>
-          <w:p>
-            <w:pPr>
-              <w:pStyle w:val="Compact"/>
-            </w:pPr>
-            <w:r>
-              <w:t xml:space="preserve">Fascicolo documentale validato da consulente specializzato</w:t>
-            </w:r>
-          </w:p>
-        </w:tc>
-      </w:tr>
     </w:tbl>
+    <w:p>
+      <w:pPr>
+        <w:pStyle w:val="BlockText"/>
+      </w:pPr>
+      <w:r>
+        <w:rPr>
+          <w:b/>
+          <w:bCs/>
+        </w:rPr>
+        <w:t xml:space="preserve">⚠️ NOTA INTERNA — OS2:</w:t>
+      </w:r>
+      <w:r>
+        <w:t xml:space="preserve"> </w:t>
+      </w:r>
+      <w:r>
+        <w:t xml:space="preserve">Verificare con VDA Trailers disponibilità a confermare partenariato per edizioni GTC® e TORX® 2027. Soglia ≥500 atleti: verificare con Damiano la fattibilità in base ai piani sanitari degli eventi 2027.</w:t>
+      </w:r>
+      <w:r>
+        <w:t xml:space="preserve"> </w:t>
+      </w:r>
+      <w:r>
+        <w:rPr>
+          <w:b/>
+          <w:bCs/>
+        </w:rPr>
+        <w:t xml:space="preserve">⚠️ NOTA INTERNA — OS3:</w:t>
+      </w:r>
+      <w:r>
+        <w:t xml:space="preserve"> </w:t>
+      </w:r>
+      <w:r>
+        <w:t xml:space="preserve">Verificare con Simon lo stato attuale della submission App Store e se l’app è già presente sugli store o da pubblicare ex novo.</w:t>
+      </w:r>
+      <w:r>
+        <w:t xml:space="preserve"> </w:t>
+      </w:r>
+      <w:r>
+        <w:rPr>
+          <w:b/>
+          <w:bCs/>
+        </w:rPr>
+        <w:t xml:space="preserve">⚠️ NOTA INTERNA — OS4:</w:t>
+      </w:r>
+      <w:r>
+        <w:t xml:space="preserve"> </w:t>
+      </w:r>
+      <w:r>
+        <w:t xml:space="preserve">Soglia ≥100 casi clinici reali: verificare con Damiano la disponibilità di dataset sufficienti per i test di validazione entro Fase 2.</w:t>
+      </w:r>
+      <w:r>
+        <w:t xml:space="preserve"> </w:t>
+      </w:r>
+      <w:r>
+        <w:t xml:space="preserve">| OS5 | Validare il modello OHCA su dati 118 italiani | Fase 2 | AUC validato su dataset europeo, report clinico prodotto |</w:t>
+      </w:r>
+      <w:r>
+        <w:t xml:space="preserve"> </w:t>
+      </w:r>
+      <w:r>
+        <w:t xml:space="preserve">| OS6 | Prototipare interfaccia AR hands-free su RealWear | Fase 2 | Prototipo funzionante con navigazione vocale su RealWear Navigator 520 |</w:t>
+      </w:r>
+      <w:r>
+        <w:t xml:space="preserve"> </w:t>
+      </w:r>
+      <w:r>
+        <w:t xml:space="preserve">| OS7 | Completare assessment tecnologico esterno | Fase 2 | Report di assessment consegnato entro mese 12 |</w:t>
+      </w:r>
+      <w:r>
+        <w:t xml:space="preserve"> </w:t>
+      </w:r>
+      <w:r>
+        <w:t xml:space="preserve">| OS8 | Certificare compliance GDPR del sistema PII | Fase 2 | Fascicolo documentale validato da consulente specializzato |</w:t>
+      </w:r>
+    </w:p>
     <w:p>
       <w:r>
         <w:pict>
@@ -812,173 +774,191 @@
         <w:t xml:space="preserve">AI Data Expert</w:t>
       </w:r>
       <w:r>
-        <w:t xml:space="preserve">, un sistema che integra quattro moduli AI specializzati orchestrati dal framework LangGraph. L’orchestratore analizza la domanda del clinico e attiva i moduli pertinenti, restituendo una risposta sintetica e contestualizzata.</w:t>
-      </w:r>
-    </w:p>
-    <w:p>
-      <w:pPr>
-        <w:pStyle w:val="SourceCode"/>
-      </w:pPr>
-      <w:r>
-        <w:rPr>
-          <w:rStyle w:val="VerbatimChar"/>
-        </w:rPr>
-        <w:t xml:space="preserve">                    OPERATORE SANITARIO</w:t>
-      </w:r>
-      <w:r>
-        <w:br/>
-      </w:r>
-      <w:r>
-        <w:rPr>
-          <w:rStyle w:val="VerbatimChar"/>
-        </w:rPr>
-        <w:t xml:space="preserve">                    (medico 118, ricercatore)</w:t>
-      </w:r>
-      <w:r>
-        <w:br/>
-      </w:r>
-      <w:r>
-        <w:rPr>
-          <w:rStyle w:val="VerbatimChar"/>
-        </w:rPr>
-        <w:t xml:space="preserve">                              |</w:t>
-      </w:r>
-      <w:r>
-        <w:br/>
-      </w:r>
-      <w:r>
-        <w:rPr>
-          <w:rStyle w:val="VerbatimChar"/>
-        </w:rPr>
-        <w:t xml:space="preserve">                   [LangGraph Orchestrator]</w:t>
-      </w:r>
-      <w:r>
-        <w:br/>
-      </w:r>
-      <w:r>
-        <w:rPr>
-          <w:rStyle w:val="VerbatimChar"/>
-        </w:rPr>
-        <w:t xml:space="preserve">                    Analizza la domanda e</w:t>
-      </w:r>
-      <w:r>
-        <w:br/>
-      </w:r>
-      <w:r>
-        <w:rPr>
-          <w:rStyle w:val="VerbatimChar"/>
-        </w:rPr>
-        <w:t xml:space="preserve">                    attiva i moduli pertinenti</w:t>
-      </w:r>
-      <w:r>
-        <w:br/>
-      </w:r>
-      <w:r>
-        <w:rPr>
-          <w:rStyle w:val="VerbatimChar"/>
-        </w:rPr>
-        <w:t xml:space="preserve">                   /          |          \</w:t>
-      </w:r>
-      <w:r>
-        <w:br/>
-      </w:r>
-      <w:r>
-        <w:rPr>
-          <w:rStyle w:val="VerbatimChar"/>
-        </w:rPr>
-        <w:t xml:space="preserve">                  /           |           \</w:t>
-      </w:r>
-      <w:r>
-        <w:br/>
-      </w:r>
-      <w:r>
-        <w:rPr>
-          <w:rStyle w:val="VerbatimChar"/>
-        </w:rPr>
-        <w:t xml:space="preserve">          MODULO 1        MODULO 2      MODULO 3</w:t>
-      </w:r>
-      <w:r>
-        <w:br/>
-      </w:r>
-      <w:r>
-        <w:rPr>
-          <w:rStyle w:val="VerbatimChar"/>
-        </w:rPr>
-        <w:t xml:space="preserve">          LLM + RAG       ML classico   Deep Learning</w:t>
-      </w:r>
-      <w:r>
-        <w:br/>
-      </w:r>
-      <w:r>
-        <w:rPr>
-          <w:rStyle w:val="VerbatimChar"/>
-        </w:rPr>
-        <w:t xml:space="preserve">          Letteratura     Dati OHCA     Segnali ECG/EEG</w:t>
-      </w:r>
-      <w:r>
-        <w:br/>
-      </w:r>
-      <w:r>
-        <w:rPr>
-          <w:rStyle w:val="VerbatimChar"/>
-        </w:rPr>
-        <w:t xml:space="preserve">          scientifica     tabulari</w:t>
-      </w:r>
-      <w:r>
-        <w:br/>
-      </w:r>
-      <w:r>
-        <w:rPr>
-          <w:rStyle w:val="VerbatimChar"/>
-        </w:rPr>
-        <w:t xml:space="preserve">                  \           |           /</w:t>
-      </w:r>
-      <w:r>
-        <w:br/>
-      </w:r>
-      <w:r>
-        <w:rPr>
-          <w:rStyle w:val="VerbatimChar"/>
-        </w:rPr>
-        <w:t xml:space="preserve">                   \          |          /</w:t>
-      </w:r>
-      <w:r>
-        <w:br/>
-      </w:r>
-      <w:r>
-        <w:rPr>
-          <w:rStyle w:val="VerbatimChar"/>
-        </w:rPr>
-        <w:t xml:space="preserve">                   [MODULO 4 — LLM Reasoning]</w:t>
-      </w:r>
-      <w:r>
-        <w:br/>
-      </w:r>
-      <w:r>
-        <w:rPr>
-          <w:rStyle w:val="VerbatimChar"/>
-        </w:rPr>
-        <w:t xml:space="preserve">                    Sintesi clinica contestualizzata</w:t>
-      </w:r>
-      <w:r>
-        <w:br/>
-      </w:r>
-      <w:r>
-        <w:rPr>
-          <w:rStyle w:val="VerbatimChar"/>
-        </w:rPr>
-        <w:t xml:space="preserve">                    in linguaggio naturale</w:t>
-      </w:r>
-    </w:p>
-    <w:p>
-      <w:pPr>
-        <w:pStyle w:val="FirstParagraph"/>
+        <w:t xml:space="preserve">, un sistema che integra quattro moduli AI specializzati orchestrati dal framework LangGraph (sistema software che coordina più agenti AI in sequenza logica, come un direttore d’orchestra). L’orchestratore analizza la domanda del clinico e attiva i moduli pertinenti, restituendo una risposta sintetica e contestualizzata.</w:t>
+      </w:r>
+    </w:p>
+    <w:p>
+      <w:pPr>
+        <w:pStyle w:val="BlockText"/>
       </w:pPr>
       <w:r>
         <w:rPr>
           <w:b/>
           <w:bCs/>
         </w:rPr>
+        <w:t xml:space="preserve">⚠️ NOTA INTERNA:</w:t>
+      </w:r>
+      <w:r>
+        <w:t xml:space="preserve"> </w:t>
+      </w:r>
+      <w:r>
+        <w:t xml:space="preserve">Valutare se aggiungere un glossario in appendice per i termini tecnici ricorrenti (LangGraph, RAG, ML, OHCA, AUC, SHAP, ecc.) oppure spiegarli tutti inline. Decisione da prendere con Simon prima della versione finale.</w:t>
+      </w:r>
+    </w:p>
+    <w:p>
+      <w:pPr>
+        <w:pStyle w:val="SourceCode"/>
+      </w:pPr>
+      <w:r>
+        <w:rPr>
+          <w:rStyle w:val="VerbatimChar"/>
+        </w:rPr>
+        <w:t xml:space="preserve">                    OPERATORE SANITARIO</w:t>
+      </w:r>
+      <w:r>
+        <w:br/>
+      </w:r>
+      <w:r>
+        <w:rPr>
+          <w:rStyle w:val="VerbatimChar"/>
+        </w:rPr>
+        <w:t xml:space="preserve">                    (medico 118, ricercatore)</w:t>
+      </w:r>
+      <w:r>
+        <w:br/>
+      </w:r>
+      <w:r>
+        <w:rPr>
+          <w:rStyle w:val="VerbatimChar"/>
+        </w:rPr>
+        <w:t xml:space="preserve">                              |</w:t>
+      </w:r>
+      <w:r>
+        <w:br/>
+      </w:r>
+      <w:r>
+        <w:rPr>
+          <w:rStyle w:val="VerbatimChar"/>
+        </w:rPr>
+        <w:t xml:space="preserve">                   [LangGraph Orchestrator]</w:t>
+      </w:r>
+      <w:r>
+        <w:br/>
+      </w:r>
+      <w:r>
+        <w:rPr>
+          <w:rStyle w:val="VerbatimChar"/>
+        </w:rPr>
+        <w:t xml:space="preserve">                    Analizza la domanda e</w:t>
+      </w:r>
+      <w:r>
+        <w:br/>
+      </w:r>
+      <w:r>
+        <w:rPr>
+          <w:rStyle w:val="VerbatimChar"/>
+        </w:rPr>
+        <w:t xml:space="preserve">                    attiva i moduli pertinenti</w:t>
+      </w:r>
+      <w:r>
+        <w:br/>
+      </w:r>
+      <w:r>
+        <w:rPr>
+          <w:rStyle w:val="VerbatimChar"/>
+        </w:rPr>
+        <w:t xml:space="preserve">                   /          |          \</w:t>
+      </w:r>
+      <w:r>
+        <w:br/>
+      </w:r>
+      <w:r>
+        <w:rPr>
+          <w:rStyle w:val="VerbatimChar"/>
+        </w:rPr>
+        <w:t xml:space="preserve">                  /           |           \</w:t>
+      </w:r>
+      <w:r>
+        <w:br/>
+      </w:r>
+      <w:r>
+        <w:rPr>
+          <w:rStyle w:val="VerbatimChar"/>
+        </w:rPr>
+        <w:t xml:space="preserve">          MODULO 1        MODULO 2      MODULO 3</w:t>
+      </w:r>
+      <w:r>
+        <w:br/>
+      </w:r>
+      <w:r>
+        <w:rPr>
+          <w:rStyle w:val="VerbatimChar"/>
+        </w:rPr>
+        <w:t xml:space="preserve">          LLM + RAG       ML classico   Deep Learning</w:t>
+      </w:r>
+      <w:r>
+        <w:br/>
+      </w:r>
+      <w:r>
+        <w:rPr>
+          <w:rStyle w:val="VerbatimChar"/>
+        </w:rPr>
+        <w:t xml:space="preserve">          Letteratura     Dati OHCA     Segnali ECG/EEG</w:t>
+      </w:r>
+      <w:r>
+        <w:br/>
+      </w:r>
+      <w:r>
+        <w:rPr>
+          <w:rStyle w:val="VerbatimChar"/>
+        </w:rPr>
+        <w:t xml:space="preserve">          scientifica     tabulari</w:t>
+      </w:r>
+      <w:r>
+        <w:br/>
+      </w:r>
+      <w:r>
+        <w:rPr>
+          <w:rStyle w:val="VerbatimChar"/>
+        </w:rPr>
+        <w:t xml:space="preserve">                  \           |           /</w:t>
+      </w:r>
+      <w:r>
+        <w:br/>
+      </w:r>
+      <w:r>
+        <w:rPr>
+          <w:rStyle w:val="VerbatimChar"/>
+        </w:rPr>
+        <w:t xml:space="preserve">                   \          |          /</w:t>
+      </w:r>
+      <w:r>
+        <w:br/>
+      </w:r>
+      <w:r>
+        <w:rPr>
+          <w:rStyle w:val="VerbatimChar"/>
+        </w:rPr>
+        <w:t xml:space="preserve">                   [MODULO 4 — LLM Reasoning]</w:t>
+      </w:r>
+      <w:r>
+        <w:br/>
+      </w:r>
+      <w:r>
+        <w:rPr>
+          <w:rStyle w:val="VerbatimChar"/>
+        </w:rPr>
+        <w:t xml:space="preserve">                    Sintesi clinica contestualizzata</w:t>
+      </w:r>
+      <w:r>
+        <w:br/>
+      </w:r>
+      <w:r>
+        <w:rPr>
+          <w:rStyle w:val="VerbatimChar"/>
+        </w:rPr>
+        <w:t xml:space="preserve">                    in linguaggio naturale</w:t>
+      </w:r>
+    </w:p>
+    <w:p>
+      <w:pPr>
+        <w:pStyle w:val="FirstParagraph"/>
+      </w:pPr>
+      <w:r>
+        <w:rPr>
+          <w:b/>
+          <w:bCs/>
+        </w:rPr>
         <w:t xml:space="preserve">Modulo 1 — LLM + RAG</w:t>
       </w:r>
       <w:r>
@@ -995,7 +975,7 @@
         <w:t xml:space="preserve"> </w:t>
       </w:r>
       <w:r>
-        <w:t xml:space="preserve">Ricerca semantica su base di conoscenza medica specializzata: linee guida ERC/ILCOR/AHA, protocolli 118, farmaci EMA/FDA, letteratura PubMed. Vector database Pinecone, routing multi-modello via OpenRouter (Anthropic Claude, Google Gemini, Meta Llama).</w:t>
+        <w:t xml:space="preserve">LLM (Large Language Model — modello AI che comprende e genera testo in linguaggio naturale) + RAG (Retrieval-Augmented Generation — sistema che recupera informazioni da una base documentale prima di rispondere, garantendo risposte basate su fonti verificate). Ricerca semantica su base di conoscenza medica specializzata: linee guida ERC/ILCOR/AHA, protocolli 118, farmaci EMA/FDA, letteratura PubMed. Vector database Pinecone, routing multi-modello via OpenRouter (Anthropic Claude, Google Gemini, Meta Llama).</w:t>
       </w:r>
     </w:p>
     <w:p>
@@ -1132,6 +1112,24 @@
       </w:pPr>
       <w:r>
         <w:t xml:space="preserve">Il Piano di sviluppo prevede la prototipazione dell’interfaccia EMSy ottimizzata per RealWear: schermo ridotto, navigazione vocale, UX semplificata per condizioni di stress, integrazione con l’AI Assistant tramite SDK RealWear.</w:t>
+      </w:r>
+    </w:p>
+    <w:p>
+      <w:pPr>
+        <w:pStyle w:val="BlockText"/>
+      </w:pPr>
+      <w:r>
+        <w:rPr>
+          <w:b/>
+          <w:bCs/>
+        </w:rPr>
+        <w:t xml:space="preserve">⚠️ NOTA INTERNA:</w:t>
+      </w:r>
+      <w:r>
+        <w:t xml:space="preserve"> </w:t>
+      </w:r>
+      <w:r>
+        <w:t xml:space="preserve">Verificare con Simon se il dispositivo scelto è confermato come RealWear Navigator 520 o se propone un modello alternativo/equivalente. Il dispositivo deve avere: certificazione IP66, controllo vocale in ambienti rumorosi, display heads-up non ostruttivo. Se cambia modello, aggiornare nome e prezzo nel budget (€1.800 attualmente previsto).</w:t>
       </w:r>
     </w:p>
     <w:bookmarkEnd w:id="19"/>
@@ -1637,7 +1635,7 @@
         </w:numPr>
       </w:pPr>
       <w:r>
-        <w:t xml:space="preserve">Attivare EMSy Events su eventi valdostani reali</w:t>
+        <w:t xml:space="preserve">Sviluppare e testare il modulo EMSy Events in preparazione all’attivazione operativa (Fase 2)</w:t>
       </w:r>
     </w:p>
     <w:p>
@@ -1859,7 +1857,7 @@
           <w:b/>
           <w:bCs/>
         </w:rPr>
-        <w:t xml:space="preserve">WP1.3 — EMSy Events: attivazione operativa VDA 2026 (mesi 1-2)</w:t>
+        <w:t xml:space="preserve">WP1.3 — EMSy Events: sviluppo e preparazione modulo (mesi 3-6)</w:t>
       </w:r>
       <w:r>
         <w:t xml:space="preserve"> </w:t>
@@ -1871,19 +1869,25 @@
         <w:t xml:space="preserve"> </w:t>
       </w:r>
       <w:r>
-        <w:t xml:space="preserve">- Integrazione con infrastruttura VDA Trailers per GTC® (10-12 luglio 2026)</w:t>
-      </w:r>
-      <w:r>
-        <w:t xml:space="preserve"> </w:t>
-      </w:r>
-      <w:r>
-        <w:t xml:space="preserve">- Attivazione operativa TORX® with Kailas (11-20 settembre 2026)</w:t>
-      </w:r>
-      <w:r>
-        <w:t xml:space="preserve"> </w:t>
-      </w:r>
-      <w:r>
-        <w:t xml:space="preserve">- Raccolta dati sanitari de-identificati per validazione sistema</w:t>
+        <w:t xml:space="preserve">- Sviluppo dashboard centrale operativa web per coordinamento sanitario eventi</w:t>
+      </w:r>
+      <w:r>
+        <w:t xml:space="preserve"> </w:t>
+      </w:r>
+      <w:r>
+        <w:t xml:space="preserve">- Test interno del sistema su scenari simulati</w:t>
+      </w:r>
+      <w:r>
+        <w:t xml:space="preserve"> </w:t>
+      </w:r>
+      <w:r>
+        <w:t xml:space="preserve">- Integrazione con infrastruttura VDA Trailers in preparazione alle edizioni 2027</w:t>
+      </w:r>
+      <w:r>
+        <w:t xml:space="preserve"> </w:t>
+      </w:r>
+      <w:r>
+        <w:t xml:space="preserve">- Definizione protocolli operativi con Damiano per attivazione in gara</w:t>
       </w:r>
       <w:r>
         <w:t xml:space="preserve"> </w:t>
@@ -1910,13 +1914,31 @@
     </w:p>
     <w:p>
       <w:pPr>
-        <w:pStyle w:val="BodyText"/>
+        <w:pStyle w:val="BlockText"/>
       </w:pPr>
       <w:r>
         <w:rPr>
           <w:b/>
           <w:bCs/>
         </w:rPr>
+        <w:t xml:space="preserve">⚠️ NOTA INTERNA:</w:t>
+      </w:r>
+      <w:r>
+        <w:t xml:space="preserve"> </w:t>
+      </w:r>
+      <w:r>
+        <w:t xml:space="preserve">L’attivazione operativa reale su GTC® e TORX® avverrà in Fase 2 (luglio 2027 e settembre 2027), non in Fase 1. Verificare con VDA Trailers la disponibilità a confermare il partenariato per le edizioni 2027. Vedere WP2.8.</w:t>
+      </w:r>
+    </w:p>
+    <w:p>
+      <w:pPr>
+        <w:pStyle w:val="FirstParagraph"/>
+      </w:pPr>
+      <w:r>
+        <w:rPr>
+          <w:b/>
+          <w:bCs/>
+        </w:rPr>
         <w:t xml:space="preserve">WP1.4 — App mobile iOS/Android: rilascio pubblico (mesi 1-3)</w:t>
       </w:r>
       <w:r>
@@ -1960,6 +1982,45 @@
         <w:t xml:space="preserve">Simon + Nicolò</w:t>
       </w:r>
     </w:p>
+    <w:p>
+      <w:pPr>
+        <w:pStyle w:val="BlockText"/>
+      </w:pPr>
+      <w:r>
+        <w:rPr>
+          <w:b/>
+          <w:bCs/>
+        </w:rPr>
+        <w:t xml:space="preserve">⚠️ NOTA INTERNA:</w:t>
+      </w:r>
+      <w:r>
+        <w:t xml:space="preserve"> </w:t>
+      </w:r>
+      <w:r>
+        <w:t xml:space="preserve">Verificare con Simon lo stato attuale: l’app è già presente sugli store o è da pubblicare ex novo? Se già presente, aggiornare la milestone come</w:t>
+      </w:r>
+      <w:r>
+        <w:t xml:space="preserve"> </w:t>
+      </w:r>
+      <w:r>
+        <w:t xml:space="preserve">“aggiornamento versione major”</w:t>
+      </w:r>
+      <w:r>
+        <w:t xml:space="preserve"> </w:t>
+      </w:r>
+      <w:r>
+        <w:t xml:space="preserve">anziché</w:t>
+      </w:r>
+      <w:r>
+        <w:t xml:space="preserve"> </w:t>
+      </w:r>
+      <w:r>
+        <w:t xml:space="preserve">“rilascio”</w:t>
+      </w:r>
+      <w:r>
+        <w:t xml:space="preserve">.</w:t>
+      </w:r>
+    </w:p>
     <w:bookmarkEnd w:id="23"/>
     <w:bookmarkStart w:id="24" w:name="milestone-fase-1"/>
     <w:p>
@@ -1968,1063 +2029,6 @@
       </w:pPr>
       <w:r>
         <w:t xml:space="preserve">Milestone Fase 1</w:t>
-      </w:r>
-    </w:p>
-    <w:tbl>
-      <w:tblPr>
-        <w:tblStyle w:val="Table"/>
-        <w:tblW w:type="auto" w:w="0"/>
-        <w:tblLook w:firstRow="1" w:lastRow="0" w:firstColumn="0" w:lastColumn="0" w:noHBand="0" w:noVBand="0" w:val="0020"/>
-      </w:tblPr>
-      <w:tblGrid>
-        <w:gridCol w:w="2640"/>
-        <w:gridCol w:w="2640"/>
-        <w:gridCol w:w="2640"/>
-      </w:tblGrid>
-      <w:tr>
-        <w:trPr>
-          <w:tblHeader w:val="on"/>
-        </w:trPr>
-        <w:tc>
-          <w:tcPr/>
-          <w:p>
-            <w:pPr>
-              <w:pStyle w:val="Compact"/>
-            </w:pPr>
-            <w:r>
-              <w:t xml:space="preserve">Milestone</w:t>
-            </w:r>
-          </w:p>
-        </w:tc>
-        <w:tc>
-          <w:tcPr/>
-          <w:p>
-            <w:pPr>
-              <w:pStyle w:val="Compact"/>
-            </w:pPr>
-            <w:r>
-              <w:t xml:space="preserve">Mese</w:t>
-            </w:r>
-          </w:p>
-        </w:tc>
-        <w:tc>
-          <w:tcPr/>
-          <w:p>
-            <w:pPr>
-              <w:pStyle w:val="Compact"/>
-            </w:pPr>
-            <w:r>
-              <w:t xml:space="preserve">Indicatore</w:t>
-            </w:r>
-          </w:p>
-        </w:tc>
-      </w:tr>
-      <w:tr>
-        <w:tc>
-          <w:tcPr/>
-          <w:p>
-            <w:pPr>
-              <w:pStyle w:val="Compact"/>
-            </w:pPr>
-            <w:r>
-              <w:t xml:space="preserve">M1.1</w:t>
-            </w:r>
-          </w:p>
-        </w:tc>
-        <w:tc>
-          <w:tcPr/>
-          <w:p>
-            <w:pPr>
-              <w:pStyle w:val="Compact"/>
-            </w:pPr>
-            <w:r>
-              <w:t xml:space="preserve">Mese 2</w:t>
-            </w:r>
-          </w:p>
-        </w:tc>
-        <w:tc>
-          <w:tcPr/>
-          <w:p>
-            <w:pPr>
-              <w:pStyle w:val="Compact"/>
-            </w:pPr>
-            <w:r>
-              <w:t xml:space="preserve">Pipeline ingestion dati Utstein operativa</w:t>
-            </w:r>
-          </w:p>
-        </w:tc>
-      </w:tr>
-      <w:tr>
-        <w:tc>
-          <w:tcPr/>
-          <w:p>
-            <w:pPr>
-              <w:pStyle w:val="Compact"/>
-            </w:pPr>
-            <w:r>
-              <w:t xml:space="preserve">M1.2</w:t>
-            </w:r>
-          </w:p>
-        </w:tc>
-        <w:tc>
-          <w:tcPr/>
-          <w:p>
-            <w:pPr>
-              <w:pStyle w:val="Compact"/>
-            </w:pPr>
-            <w:r>
-              <w:t xml:space="preserve">Mese 3</w:t>
-            </w:r>
-          </w:p>
-        </w:tc>
-        <w:tc>
-          <w:tcPr/>
-          <w:p>
-            <w:pPr>
-              <w:pStyle w:val="Compact"/>
-            </w:pPr>
-            <w:r>
-              <w:t xml:space="preserve">Microservizio ML endpoint</w:t>
-            </w:r>
-            <w:r>
-              <w:t xml:space="preserve"> </w:t>
-            </w:r>
-            <w:r>
-              <w:rPr>
-                <w:rStyle w:val="VerbatimChar"/>
-              </w:rPr>
-              <w:t xml:space="preserve">/predict</w:t>
-            </w:r>
-            <w:r>
-              <w:t xml:space="preserve"> </w:t>
-            </w:r>
-            <w:r>
-              <w:t xml:space="preserve">attivo</w:t>
-            </w:r>
-          </w:p>
-        </w:tc>
-      </w:tr>
-      <w:tr>
-        <w:tc>
-          <w:tcPr/>
-          <w:p>
-            <w:pPr>
-              <w:pStyle w:val="Compact"/>
-            </w:pPr>
-            <w:r>
-              <w:t xml:space="preserve">M1.3</w:t>
-            </w:r>
-          </w:p>
-        </w:tc>
-        <w:tc>
-          <w:tcPr/>
-          <w:p>
-            <w:pPr>
-              <w:pStyle w:val="Compact"/>
-            </w:pPr>
-            <w:r>
-              <w:t xml:space="preserve">Mese 3</w:t>
-            </w:r>
-          </w:p>
-        </w:tc>
-        <w:tc>
-          <w:tcPr/>
-          <w:p>
-            <w:pPr>
-              <w:pStyle w:val="Compact"/>
-            </w:pPr>
-            <w:r>
-              <w:t xml:space="preserve">App mobile live su App Store e Google Play</w:t>
-            </w:r>
-          </w:p>
-        </w:tc>
-      </w:tr>
-      <w:tr>
-        <w:tc>
-          <w:tcPr/>
-          <w:p>
-            <w:pPr>
-              <w:pStyle w:val="Compact"/>
-            </w:pPr>
-            <w:r>
-              <w:t xml:space="preserve">M1.4</w:t>
-            </w:r>
-          </w:p>
-        </w:tc>
-        <w:tc>
-          <w:tcPr/>
-          <w:p>
-            <w:pPr>
-              <w:pStyle w:val="Compact"/>
-            </w:pPr>
-            <w:r>
-              <w:t xml:space="preserve">Mese 4</w:t>
-            </w:r>
-          </w:p>
-        </w:tc>
-        <w:tc>
-          <w:tcPr/>
-          <w:p>
-            <w:pPr>
-              <w:pStyle w:val="Compact"/>
-            </w:pPr>
-            <w:r>
-              <w:t xml:space="preserve">Modello OHCA trainato: AUC ≥ 0.75 su validation set</w:t>
-            </w:r>
-          </w:p>
-        </w:tc>
-      </w:tr>
-      <w:tr>
-        <w:tc>
-          <w:tcPr/>
-          <w:p>
-            <w:pPr>
-              <w:pStyle w:val="Compact"/>
-            </w:pPr>
-            <w:r>
-              <w:t xml:space="preserve">M1.5</w:t>
-            </w:r>
-          </w:p>
-        </w:tc>
-        <w:tc>
-          <w:tcPr/>
-          <w:p>
-            <w:pPr>
-              <w:pStyle w:val="Compact"/>
-            </w:pPr>
-            <w:r>
-              <w:t xml:space="preserve">Mese 5</w:t>
-            </w:r>
-          </w:p>
-        </w:tc>
-        <w:tc>
-          <w:tcPr/>
-          <w:p>
-            <w:pPr>
-              <w:pStyle w:val="Compact"/>
-            </w:pPr>
-            <w:r>
-              <w:t xml:space="preserve">EMSy Events attivo su GTC® (luglio 2026)</w:t>
-            </w:r>
-          </w:p>
-        </w:tc>
-      </w:tr>
-      <w:tr>
-        <w:tc>
-          <w:tcPr/>
-          <w:p>
-            <w:pPr>
-              <w:pStyle w:val="Compact"/>
-            </w:pPr>
-            <w:r>
-              <w:t xml:space="preserve">M1.6</w:t>
-            </w:r>
-          </w:p>
-        </w:tc>
-        <w:tc>
-          <w:tcPr/>
-          <w:p>
-            <w:pPr>
-              <w:pStyle w:val="Compact"/>
-            </w:pPr>
-            <w:r>
-              <w:t xml:space="preserve">Mese 6</w:t>
-            </w:r>
-          </w:p>
-        </w:tc>
-        <w:tc>
-          <w:tcPr/>
-          <w:p>
-            <w:pPr>
-              <w:pStyle w:val="Compact"/>
-            </w:pPr>
-            <w:r>
-              <w:t xml:space="preserve">EMSy Events attivo su TORX® (settembre 2026)</w:t>
-            </w:r>
-          </w:p>
-        </w:tc>
-      </w:tr>
-    </w:tbl>
-    <w:bookmarkEnd w:id="24"/>
-    <w:bookmarkStart w:id="25" w:name="budget-fase-1"/>
-    <w:p>
-      <w:pPr>
-        <w:pStyle w:val="Heading4"/>
-      </w:pPr>
-      <w:r>
-        <w:t xml:space="preserve">Budget Fase 1</w:t>
-      </w:r>
-    </w:p>
-    <w:tbl>
-      <w:tblPr>
-        <w:tblStyle w:val="Table"/>
-        <w:tblW w:type="auto" w:w="0"/>
-        <w:tblLook w:firstRow="1" w:lastRow="0" w:firstColumn="0" w:lastColumn="0" w:noHBand="0" w:noVBand="0" w:val="0020"/>
-      </w:tblPr>
-      <w:tblGrid>
-        <w:gridCol w:w="3960"/>
-        <w:gridCol w:w="3960"/>
-      </w:tblGrid>
-      <w:tr>
-        <w:trPr>
-          <w:tblHeader w:val="on"/>
-        </w:trPr>
-        <w:tc>
-          <w:tcPr/>
-          <w:p>
-            <w:pPr>
-              <w:pStyle w:val="Compact"/>
-            </w:pPr>
-            <w:r>
-              <w:t xml:space="preserve">Voce</w:t>
-            </w:r>
-          </w:p>
-        </w:tc>
-        <w:tc>
-          <w:tcPr/>
-          <w:p>
-            <w:pPr>
-              <w:pStyle w:val="Compact"/>
-            </w:pPr>
-            <w:r>
-              <w:t xml:space="preserve">Importo</w:t>
-            </w:r>
-          </w:p>
-        </w:tc>
-      </w:tr>
-      <w:tr>
-        <w:tc>
-          <w:tcPr/>
-          <w:p>
-            <w:pPr>
-              <w:pStyle w:val="Compact"/>
-            </w:pPr>
-            <w:r>
-              <w:t xml:space="preserve">Co.Co.Co (€1.800 × 6 mesi)</w:t>
-            </w:r>
-          </w:p>
-        </w:tc>
-        <w:tc>
-          <w:tcPr/>
-          <w:p>
-            <w:pPr>
-              <w:pStyle w:val="Compact"/>
-            </w:pPr>
-            <w:r>
-              <w:t xml:space="preserve">€10.800</w:t>
-            </w:r>
-          </w:p>
-        </w:tc>
-      </w:tr>
-      <w:tr>
-        <w:tc>
-          <w:tcPr/>
-          <w:p>
-            <w:pPr>
-              <w:pStyle w:val="Compact"/>
-            </w:pPr>
-            <w:r>
-              <w:t xml:space="preserve">Prestazioni soci (33% del totale)</w:t>
-            </w:r>
-          </w:p>
-        </w:tc>
-        <w:tc>
-          <w:tcPr/>
-          <w:p>
-            <w:pPr>
-              <w:pStyle w:val="Compact"/>
-            </w:pPr>
-            <w:r>
-              <w:t xml:space="preserve">€5.320</w:t>
-            </w:r>
-          </w:p>
-        </w:tc>
-      </w:tr>
-      <w:tr>
-        <w:tc>
-          <w:tcPr/>
-          <w:p>
-            <w:pPr>
-              <w:pStyle w:val="Compact"/>
-            </w:pPr>
-            <w:r>
-              <w:t xml:space="preserve">Spese generali (15% × €10.800)</w:t>
-            </w:r>
-          </w:p>
-        </w:tc>
-        <w:tc>
-          <w:tcPr/>
-          <w:p>
-            <w:pPr>
-              <w:pStyle w:val="Compact"/>
-            </w:pPr>
-            <w:r>
-              <w:t xml:space="preserve">€1.620</w:t>
-            </w:r>
-          </w:p>
-        </w:tc>
-      </w:tr>
-      <w:tr>
-        <w:tc>
-          <w:tcPr/>
-          <w:p>
-            <w:pPr>
-              <w:pStyle w:val="Compact"/>
-            </w:pPr>
-            <w:r>
-              <w:t xml:space="preserve">Hardware (acquisto MBP + RealWear — quota 18/60)</w:t>
-            </w:r>
-          </w:p>
-        </w:tc>
-        <w:tc>
-          <w:tcPr/>
-          <w:p>
-            <w:pPr>
-              <w:pStyle w:val="Compact"/>
-            </w:pPr>
-            <w:r>
-              <w:t xml:space="preserve">€1.500</w:t>
-            </w:r>
-          </w:p>
-        </w:tc>
-      </w:tr>
-      <w:tr>
-        <w:tc>
-          <w:tcPr/>
-          <w:p>
-            <w:pPr>
-              <w:pStyle w:val="Compact"/>
-            </w:pPr>
-            <w:r>
-              <w:t xml:space="preserve">Software / Licenze LLM (€800 × 6 mesi)</w:t>
-            </w:r>
-          </w:p>
-        </w:tc>
-        <w:tc>
-          <w:tcPr/>
-          <w:p>
-            <w:pPr>
-              <w:pStyle w:val="Compact"/>
-            </w:pPr>
-            <w:r>
-              <w:t xml:space="preserve">€4.800</w:t>
-            </w:r>
-          </w:p>
-        </w:tc>
-      </w:tr>
-      <w:tr>
-        <w:tc>
-          <w:tcPr/>
-          <w:p>
-            <w:pPr>
-              <w:pStyle w:val="Compact"/>
-            </w:pPr>
-            <w:r>
-              <w:t xml:space="preserve">Margine di riserva Fase 1</w:t>
-            </w:r>
-          </w:p>
-        </w:tc>
-        <w:tc>
-          <w:tcPr/>
-          <w:p>
-            <w:pPr>
-              <w:pStyle w:val="Compact"/>
-            </w:pPr>
-            <w:r>
-              <w:t xml:space="preserve">€3.170</w:t>
-            </w:r>
-          </w:p>
-        </w:tc>
-      </w:tr>
-      <w:tr>
-        <w:tc>
-          <w:tcPr/>
-          <w:p>
-            <w:pPr>
-              <w:pStyle w:val="Compact"/>
-            </w:pPr>
-            <w:r>
-              <w:rPr>
-                <w:b/>
-                <w:bCs/>
-              </w:rPr>
-              <w:t xml:space="preserve">Totale Fase 1</w:t>
-            </w:r>
-          </w:p>
-        </w:tc>
-        <w:tc>
-          <w:tcPr/>
-          <w:p>
-            <w:pPr>
-              <w:pStyle w:val="Compact"/>
-            </w:pPr>
-            <w:r>
-              <w:rPr>
-                <w:b/>
-                <w:bCs/>
-              </w:rPr>
-              <w:t xml:space="preserve">€27.210</w:t>
-            </w:r>
-          </w:p>
-        </w:tc>
-      </w:tr>
-    </w:tbl>
-    <w:p>
-      <w:r>
-        <w:pict>
-          <v:rect style="width:0;height:1.5pt" o:hralign="center" o:hrstd="t" o:hr="t"/>
-        </w:pict>
-      </w:r>
-    </w:p>
-    <w:bookmarkEnd w:id="25"/>
-    <w:bookmarkEnd w:id="26"/>
-    <w:bookmarkStart w:id="31" w:name="fase-2-mesi-7-18-budget-52.790"/>
-    <w:p>
-      <w:pPr>
-        <w:pStyle w:val="Heading3"/>
-      </w:pPr>
-      <w:r>
-        <w:t xml:space="preserve">FASE 2 — Mesi 7-18 | Budget: €52.790</w:t>
-      </w:r>
-    </w:p>
-    <w:bookmarkStart w:id="27" w:name="obiettivi-fase-2"/>
-    <w:p>
-      <w:pPr>
-        <w:pStyle w:val="Heading4"/>
-      </w:pPr>
-      <w:r>
-        <w:t xml:space="preserve">Obiettivi Fase 2</w:t>
-      </w:r>
-    </w:p>
-    <w:p>
-      <w:pPr>
-        <w:pStyle w:val="Compact"/>
-        <w:numPr>
-          <w:ilvl w:val="0"/>
-          <w:numId w:val="1002"/>
-        </w:numPr>
-      </w:pPr>
-      <w:r>
-        <w:t xml:space="preserve">Integrare i 4 moduli AI in architettura unificata</w:t>
-      </w:r>
-    </w:p>
-    <w:p>
-      <w:pPr>
-        <w:pStyle w:val="Compact"/>
-        <w:numPr>
-          <w:ilvl w:val="0"/>
-          <w:numId w:val="1002"/>
-        </w:numPr>
-      </w:pPr>
-      <w:r>
-        <w:t xml:space="preserve">Validare il modello OHCA su dati 118 italiani</w:t>
-      </w:r>
-    </w:p>
-    <w:p>
-      <w:pPr>
-        <w:pStyle w:val="Compact"/>
-        <w:numPr>
-          <w:ilvl w:val="0"/>
-          <w:numId w:val="1002"/>
-        </w:numPr>
-      </w:pPr>
-      <w:r>
-        <w:t xml:space="preserve">Prototipare l’interfaccia AR hands-free</w:t>
-      </w:r>
-    </w:p>
-    <w:p>
-      <w:pPr>
-        <w:pStyle w:val="Compact"/>
-        <w:numPr>
-          <w:ilvl w:val="0"/>
-          <w:numId w:val="1002"/>
-        </w:numPr>
-      </w:pPr>
-      <w:r>
-        <w:t xml:space="preserve">Espandere a un secondo dominio clinico</w:t>
-      </w:r>
-    </w:p>
-    <w:p>
-      <w:pPr>
-        <w:pStyle w:val="Compact"/>
-        <w:numPr>
-          <w:ilvl w:val="0"/>
-          <w:numId w:val="1002"/>
-        </w:numPr>
-      </w:pPr>
-      <w:r>
-        <w:t xml:space="preserve">Completare assessment tecnologico e compliance GDPR</w:t>
-      </w:r>
-    </w:p>
-    <w:bookmarkEnd w:id="27"/>
-    <w:bookmarkStart w:id="28" w:name="work-breakdown-structure-fase-2"/>
-    <w:p>
-      <w:pPr>
-        <w:pStyle w:val="Heading4"/>
-      </w:pPr>
-      <w:r>
-        <w:t xml:space="preserve">Work Breakdown Structure — Fase 2</w:t>
-      </w:r>
-    </w:p>
-    <w:p>
-      <w:pPr>
-        <w:pStyle w:val="FirstParagraph"/>
-      </w:pPr>
-      <w:r>
-        <w:rPr>
-          <w:b/>
-          <w:bCs/>
-        </w:rPr>
-        <w:t xml:space="preserve">WP2.1 — Integrazione LangGraph multi-modulo (mesi 7-10)</w:t>
-      </w:r>
-      <w:r>
-        <w:t xml:space="preserve"> </w:t>
-      </w:r>
-      <w:r>
-        <w:t xml:space="preserve">- Sviluppo tool LangGraph:</w:t>
-      </w:r>
-      <w:r>
-        <w:t xml:space="preserve"> </w:t>
-      </w:r>
-      <w:r>
-        <w:rPr>
-          <w:rStyle w:val="VerbatimChar"/>
-        </w:rPr>
-        <w:t xml:space="preserve">query_dataset</w:t>
-      </w:r>
-      <w:r>
-        <w:t xml:space="preserve">,</w:t>
-      </w:r>
-      <w:r>
-        <w:t xml:space="preserve"> </w:t>
-      </w:r>
-      <w:r>
-        <w:rPr>
-          <w:rStyle w:val="VerbatimChar"/>
-        </w:rPr>
-        <w:t xml:space="preserve">predict_ohca</w:t>
-      </w:r>
-      <w:r>
-        <w:t xml:space="preserve">,</w:t>
-      </w:r>
-      <w:r>
-        <w:t xml:space="preserve"> </w:t>
-      </w:r>
-      <w:r>
-        <w:rPr>
-          <w:rStyle w:val="VerbatimChar"/>
-        </w:rPr>
-        <w:t xml:space="preserve">explain_prediction</w:t>
-      </w:r>
-      <w:r>
-        <w:t xml:space="preserve">,</w:t>
-      </w:r>
-      <w:r>
-        <w:t xml:space="preserve"> </w:t>
-      </w:r>
-      <w:r>
-        <w:rPr>
-          <w:rStyle w:val="VerbatimChar"/>
-        </w:rPr>
-        <w:t xml:space="preserve">generate_chart</w:t>
-      </w:r>
-      <w:r>
-        <w:t xml:space="preserve"> </w:t>
-      </w:r>
-      <w:r>
-        <w:t xml:space="preserve">- Aggiornamento classifier per routing automatico (domande analitiche vs. letteratura)</w:t>
-      </w:r>
-      <w:r>
-        <w:t xml:space="preserve"> </w:t>
-      </w:r>
-      <w:r>
-        <w:t xml:space="preserve">- Integrazione Modulo 4 (LLM Reasoning): sintesi output ML + RAG in risposta unica</w:t>
-      </w:r>
-      <w:r>
-        <w:t xml:space="preserve"> </w:t>
-      </w:r>
-      <w:r>
-        <w:t xml:space="preserve">- Test end-to-end sistema integrato su casi clinici documentati</w:t>
-      </w:r>
-      <w:r>
-        <w:t xml:space="preserve"> </w:t>
-      </w:r>
-      <w:r>
-        <w:t xml:space="preserve">-</w:t>
-      </w:r>
-      <w:r>
-        <w:t xml:space="preserve"> </w:t>
-      </w:r>
-      <w:r>
-        <w:rPr>
-          <w:i/>
-          <w:iCs/>
-        </w:rPr>
-        <w:t xml:space="preserve">Responsabile:</w:t>
-      </w:r>
-      <w:r>
-        <w:t xml:space="preserve"> </w:t>
-      </w:r>
-      <w:r>
-        <w:t xml:space="preserve">Collaboratore Co.Co.Co + Simon</w:t>
-      </w:r>
-    </w:p>
-    <w:p>
-      <w:pPr>
-        <w:pStyle w:val="BodyText"/>
-      </w:pPr>
-      <w:r>
-        <w:rPr>
-          <w:b/>
-          <w:bCs/>
-        </w:rPr>
-        <w:t xml:space="preserve">WP2.2 — Validazione clinica modello OHCA su dati 118 (mesi 8-12)</w:t>
-      </w:r>
-      <w:r>
-        <w:t xml:space="preserve"> </w:t>
-      </w:r>
-      <w:r>
-        <w:t xml:space="preserve">- Accesso e preparazione dataset 118 proprietario (centinaia di casi, sistema EMS europeo medicalizzato)</w:t>
-      </w:r>
-      <w:r>
-        <w:t xml:space="preserve"> </w:t>
-      </w:r>
-      <w:r>
-        <w:t xml:space="preserve">- External validation modello OHCA: calcolo AUC su dati italiani</w:t>
-      </w:r>
-      <w:r>
-        <w:t xml:space="preserve"> </w:t>
-      </w:r>
-      <w:r>
-        <w:t xml:space="preserve">- Calibrazione modello e implementazione guardrail (confidence intervals, warning campioni piccoli, k-anonymity)</w:t>
-      </w:r>
-      <w:r>
-        <w:t xml:space="preserve"> </w:t>
-      </w:r>
-      <w:r>
-        <w:t xml:space="preserve">- Confronto performance vs. score clinici esistenti</w:t>
-      </w:r>
-      <w:r>
-        <w:t xml:space="preserve"> </w:t>
-      </w:r>
-      <w:r>
-        <w:t xml:space="preserve">- Produzione report di validazione clinica</w:t>
-      </w:r>
-      <w:r>
-        <w:t xml:space="preserve"> </w:t>
-      </w:r>
-      <w:r>
-        <w:t xml:space="preserve">-</w:t>
-      </w:r>
-      <w:r>
-        <w:t xml:space="preserve"> </w:t>
-      </w:r>
-      <w:r>
-        <w:rPr>
-          <w:i/>
-          <w:iCs/>
-        </w:rPr>
-        <w:t xml:space="preserve">Responsabile:</w:t>
-      </w:r>
-      <w:r>
-        <w:t xml:space="preserve"> </w:t>
-      </w:r>
-      <w:r>
-        <w:t xml:space="preserve">Damiano (Medical Director) + Collaboratore Co.Co.Co</w:t>
-      </w:r>
-    </w:p>
-    <w:p>
-      <w:pPr>
-        <w:pStyle w:val="BodyText"/>
-      </w:pPr>
-      <w:r>
-        <w:rPr>
-          <w:b/>
-          <w:bCs/>
-        </w:rPr>
-        <w:t xml:space="preserve">WP2.3 — Prototipo interfaccia AR hands-free (mesi 9-14)</w:t>
-      </w:r>
-      <w:r>
-        <w:t xml:space="preserve"> </w:t>
-      </w:r>
-      <w:r>
-        <w:t xml:space="preserve">- Setup SDK RealWear Navigator 520 e ambiente di sviluppo</w:t>
-      </w:r>
-      <w:r>
-        <w:t xml:space="preserve"> </w:t>
-      </w:r>
-      <w:r>
-        <w:t xml:space="preserve">- Adattamento interfaccia EMSy per display AR (schermo ridotto, alta leggibilità)</w:t>
-      </w:r>
-      <w:r>
-        <w:t xml:space="preserve"> </w:t>
-      </w:r>
-      <w:r>
-        <w:t xml:space="preserve">- Implementazione navigazione a comandi vocali</w:t>
-      </w:r>
-      <w:r>
-        <w:t xml:space="preserve"> </w:t>
-      </w:r>
-      <w:r>
-        <w:t xml:space="preserve">- Test operativi in scenario simulato di soccorso</w:t>
-      </w:r>
-      <w:r>
-        <w:t xml:space="preserve"> </w:t>
-      </w:r>
-      <w:r>
-        <w:t xml:space="preserve">- Documentazione tecnica del prototipo</w:t>
-      </w:r>
-      <w:r>
-        <w:t xml:space="preserve"> </w:t>
-      </w:r>
-      <w:r>
-        <w:t xml:space="preserve">-</w:t>
-      </w:r>
-      <w:r>
-        <w:t xml:space="preserve"> </w:t>
-      </w:r>
-      <w:r>
-        <w:rPr>
-          <w:i/>
-          <w:iCs/>
-        </w:rPr>
-        <w:t xml:space="preserve">Responsabile:</w:t>
-      </w:r>
-      <w:r>
-        <w:t xml:space="preserve"> </w:t>
-      </w:r>
-      <w:r>
-        <w:t xml:space="preserve">Simon + Nicolò (coordinamento)</w:t>
-      </w:r>
-    </w:p>
-    <w:p>
-      <w:pPr>
-        <w:pStyle w:val="BodyText"/>
-      </w:pPr>
-      <w:r>
-        <w:rPr>
-          <w:b/>
-          <w:bCs/>
-        </w:rPr>
-        <w:t xml:space="preserve">WP2.4 — Modulo 3: Deep Learning su segnali ECG/EEG (mesi 10-16)</w:t>
-      </w:r>
-      <w:r>
-        <w:t xml:space="preserve"> </w:t>
-      </w:r>
-      <w:r>
-        <w:t xml:space="preserve">- Accesso dataset I-CARE/PhysioNet (EEG post-ROSC, 607-1.020 casi)</w:t>
-      </w:r>
-      <w:r>
-        <w:t xml:space="preserve"> </w:t>
-      </w:r>
-      <w:r>
-        <w:t xml:space="preserve">- Accesso dataset Cardially Brescia (ECG OHCA italiano, 260 casi)</w:t>
-      </w:r>
-      <w:r>
-        <w:t xml:space="preserve"> </w:t>
-      </w:r>
-      <w:r>
-        <w:t xml:space="preserve">- Training modelli PyTorch su GPU (crediti NVIDIA/AWS SageMaker)</w:t>
-      </w:r>
-      <w:r>
-        <w:t xml:space="preserve"> </w:t>
-      </w:r>
-      <w:r>
-        <w:t xml:space="preserve">- Integrazione come modulo aggiuntivo in LangGraph</w:t>
-      </w:r>
-      <w:r>
-        <w:t xml:space="preserve"> </w:t>
-      </w:r>
-      <w:r>
-        <w:t xml:space="preserve">-</w:t>
-      </w:r>
-      <w:r>
-        <w:t xml:space="preserve"> </w:t>
-      </w:r>
-      <w:r>
-        <w:rPr>
-          <w:i/>
-          <w:iCs/>
-        </w:rPr>
-        <w:t xml:space="preserve">Responsabile:</w:t>
-      </w:r>
-      <w:r>
-        <w:t xml:space="preserve"> </w:t>
-      </w:r>
-      <w:r>
-        <w:t xml:space="preserve">Collaboratore Co.Co.Co + Simon</w:t>
-      </w:r>
-    </w:p>
-    <w:p>
-      <w:pPr>
-        <w:pStyle w:val="BodyText"/>
-      </w:pPr>
-      <w:r>
-        <w:rPr>
-          <w:b/>
-          <w:bCs/>
-        </w:rPr>
-        <w:t xml:space="preserve">WP2.5 — Espansione secondo dominio clinico (mesi 14-18)</w:t>
-      </w:r>
-      <w:r>
-        <w:t xml:space="preserve"> </w:t>
-      </w:r>
-      <w:r>
-        <w:t xml:space="preserve">- Adattamento architettura ML a dataset STEMI o trauma preospedaliero</w:t>
-      </w:r>
-      <w:r>
-        <w:t xml:space="preserve"> </w:t>
-      </w:r>
-      <w:r>
-        <w:t xml:space="preserve">- Identificazione e coinvolgimento ≥1 partner clinico validatore</w:t>
-      </w:r>
-      <w:r>
-        <w:t xml:space="preserve"> </w:t>
-      </w:r>
-      <w:r>
-        <w:t xml:space="preserve">- Primo modello funzionante su secondo dominio</w:t>
-      </w:r>
-      <w:r>
-        <w:t xml:space="preserve"> </w:t>
-      </w:r>
-      <w:r>
-        <w:t xml:space="preserve">-</w:t>
-      </w:r>
-      <w:r>
-        <w:t xml:space="preserve"> </w:t>
-      </w:r>
-      <w:r>
-        <w:rPr>
-          <w:i/>
-          <w:iCs/>
-        </w:rPr>
-        <w:t xml:space="preserve">Responsabile:</w:t>
-      </w:r>
-      <w:r>
-        <w:t xml:space="preserve"> </w:t>
-      </w:r>
-      <w:r>
-        <w:t xml:space="preserve">Damiano + Collaboratore Co.Co.Co</w:t>
-      </w:r>
-    </w:p>
-    <w:p>
-      <w:pPr>
-        <w:pStyle w:val="BodyText"/>
-      </w:pPr>
-      <w:r>
-        <w:rPr>
-          <w:b/>
-          <w:bCs/>
-        </w:rPr>
-        <w:t xml:space="preserve">WP2.6 — Assessment tecnologico esterno (mesi 8-12)</w:t>
-      </w:r>
-      <w:r>
-        <w:t xml:space="preserve"> </w:t>
-      </w:r>
-      <w:r>
-        <w:t xml:space="preserve">- Selezione esperto esterno indipendente (≥5 anni esperienza in technology assessment o gestione startup innovative nel settore AI/medicale)</w:t>
-      </w:r>
-      <w:r>
-        <w:t xml:space="preserve"> </w:t>
-      </w:r>
-      <w:r>
-        <w:t xml:space="preserve">- Affidamento formale incarico</w:t>
-      </w:r>
-      <w:r>
-        <w:t xml:space="preserve"> </w:t>
-      </w:r>
-      <w:r>
-        <w:t xml:space="preserve">- Conduzione assessment e produzione report</w:t>
-      </w:r>
-      <w:r>
-        <w:t xml:space="preserve"> </w:t>
-      </w:r>
-      <w:r>
-        <w:t xml:space="preserve">-</w:t>
-      </w:r>
-      <w:r>
-        <w:t xml:space="preserve"> </w:t>
-      </w:r>
-      <w:r>
-        <w:rPr>
-          <w:i/>
-          <w:iCs/>
-        </w:rPr>
-        <w:t xml:space="preserve">Responsabile:</w:t>
-      </w:r>
-      <w:r>
-        <w:t xml:space="preserve"> </w:t>
-      </w:r>
-      <w:r>
-        <w:t xml:space="preserve">Simon (coordinamento) + esperto esterno</w:t>
-      </w:r>
-    </w:p>
-    <w:p>
-      <w:pPr>
-        <w:pStyle w:val="BodyText"/>
-      </w:pPr>
-      <w:r>
-        <w:rPr>
-          <w:b/>
-          <w:bCs/>
-        </w:rPr>
-        <w:t xml:space="preserve">WP2.7 — Compliance GDPR: validazione e certificazione (mesi 10-14)</w:t>
-      </w:r>
-      <w:r>
-        <w:t xml:space="preserve"> </w:t>
-      </w:r>
-      <w:r>
-        <w:t xml:space="preserve">- Incarico a consulente specializzato GDPR per validazione sistema PII</w:t>
-      </w:r>
-      <w:r>
-        <w:t xml:space="preserve"> </w:t>
-      </w:r>
-      <w:r>
-        <w:t xml:space="preserve">- Produzione fascicolo documentale: diagramma architetturale, versioni esatte componenti, risultati validazione su campione rappresentativo</w:t>
-      </w:r>
-      <w:r>
-        <w:t xml:space="preserve"> </w:t>
-      </w:r>
-      <w:r>
-        <w:t xml:space="preserve">- Data retention policy formalizzata</w:t>
-      </w:r>
-      <w:r>
-        <w:t xml:space="preserve"> </w:t>
-      </w:r>
-      <w:r>
-        <w:t xml:space="preserve">- DPA Google Cloud e region pinning documentati</w:t>
-      </w:r>
-      <w:r>
-        <w:t xml:space="preserve"> </w:t>
-      </w:r>
-      <w:r>
-        <w:t xml:space="preserve">-</w:t>
-      </w:r>
-      <w:r>
-        <w:t xml:space="preserve"> </w:t>
-      </w:r>
-      <w:r>
-        <w:rPr>
-          <w:i/>
-          <w:iCs/>
-        </w:rPr>
-        <w:t xml:space="preserve">Responsabile:</w:t>
-      </w:r>
-      <w:r>
-        <w:t xml:space="preserve"> </w:t>
-      </w:r>
-      <w:r>
-        <w:t xml:space="preserve">Nicolò (coordinamento) + consulente esterno</w:t>
-      </w:r>
-    </w:p>
-    <w:bookmarkEnd w:id="28"/>
-    <w:bookmarkStart w:id="29" w:name="milestone-fase-2"/>
-    <w:p>
-      <w:pPr>
-        <w:pStyle w:val="Heading4"/>
-      </w:pPr>
-      <w:r>
-        <w:t xml:space="preserve">Milestone Fase 2</w:t>
       </w:r>
     </w:p>
     <w:tbl>
@@ -3085,6 +2089,1134 @@
               <w:pStyle w:val="Compact"/>
             </w:pPr>
             <w:r>
+              <w:t xml:space="preserve">M1.1</w:t>
+            </w:r>
+          </w:p>
+        </w:tc>
+        <w:tc>
+          <w:tcPr/>
+          <w:p>
+            <w:pPr>
+              <w:pStyle w:val="Compact"/>
+            </w:pPr>
+            <w:r>
+              <w:t xml:space="preserve">Mese 2</w:t>
+            </w:r>
+          </w:p>
+        </w:tc>
+        <w:tc>
+          <w:tcPr/>
+          <w:p>
+            <w:pPr>
+              <w:pStyle w:val="Compact"/>
+            </w:pPr>
+            <w:r>
+              <w:t xml:space="preserve">Pipeline ingestion dati Utstein operativa</w:t>
+            </w:r>
+          </w:p>
+        </w:tc>
+      </w:tr>
+      <w:tr>
+        <w:tc>
+          <w:tcPr/>
+          <w:p>
+            <w:pPr>
+              <w:pStyle w:val="Compact"/>
+            </w:pPr>
+            <w:r>
+              <w:t xml:space="preserve">M1.2</w:t>
+            </w:r>
+          </w:p>
+        </w:tc>
+        <w:tc>
+          <w:tcPr/>
+          <w:p>
+            <w:pPr>
+              <w:pStyle w:val="Compact"/>
+            </w:pPr>
+            <w:r>
+              <w:t xml:space="preserve">Mese 3</w:t>
+            </w:r>
+          </w:p>
+        </w:tc>
+        <w:tc>
+          <w:tcPr/>
+          <w:p>
+            <w:pPr>
+              <w:pStyle w:val="Compact"/>
+            </w:pPr>
+            <w:r>
+              <w:t xml:space="preserve">Microservizio ML endpoint</w:t>
+            </w:r>
+            <w:r>
+              <w:t xml:space="preserve"> </w:t>
+            </w:r>
+            <w:r>
+              <w:rPr>
+                <w:rStyle w:val="VerbatimChar"/>
+              </w:rPr>
+              <w:t xml:space="preserve">/predict</w:t>
+            </w:r>
+            <w:r>
+              <w:t xml:space="preserve"> </w:t>
+            </w:r>
+            <w:r>
+              <w:t xml:space="preserve">attivo</w:t>
+            </w:r>
+          </w:p>
+        </w:tc>
+      </w:tr>
+      <w:tr>
+        <w:tc>
+          <w:tcPr/>
+          <w:p>
+            <w:pPr>
+              <w:pStyle w:val="Compact"/>
+            </w:pPr>
+            <w:r>
+              <w:t xml:space="preserve">M1.3</w:t>
+            </w:r>
+          </w:p>
+        </w:tc>
+        <w:tc>
+          <w:tcPr/>
+          <w:p>
+            <w:pPr>
+              <w:pStyle w:val="Compact"/>
+            </w:pPr>
+            <w:r>
+              <w:t xml:space="preserve">Mese 3</w:t>
+            </w:r>
+          </w:p>
+        </w:tc>
+        <w:tc>
+          <w:tcPr/>
+          <w:p>
+            <w:pPr>
+              <w:pStyle w:val="Compact"/>
+            </w:pPr>
+            <w:r>
+              <w:t xml:space="preserve">App mobile live su App Store e Google Play</w:t>
+            </w:r>
+          </w:p>
+        </w:tc>
+      </w:tr>
+      <w:tr>
+        <w:tc>
+          <w:tcPr/>
+          <w:p>
+            <w:pPr>
+              <w:pStyle w:val="Compact"/>
+            </w:pPr>
+            <w:r>
+              <w:t xml:space="preserve">M1.4</w:t>
+            </w:r>
+          </w:p>
+        </w:tc>
+        <w:tc>
+          <w:tcPr/>
+          <w:p>
+            <w:pPr>
+              <w:pStyle w:val="Compact"/>
+            </w:pPr>
+            <w:r>
+              <w:t xml:space="preserve">Mese 4</w:t>
+            </w:r>
+          </w:p>
+        </w:tc>
+        <w:tc>
+          <w:tcPr/>
+          <w:p>
+            <w:pPr>
+              <w:pStyle w:val="Compact"/>
+            </w:pPr>
+            <w:r>
+              <w:t xml:space="preserve">Modello OHCA trainato: AUC ≥ 0.75 su validation set</w:t>
+            </w:r>
+          </w:p>
+        </w:tc>
+      </w:tr>
+      <w:tr>
+        <w:tc>
+          <w:tcPr/>
+          <w:p>
+            <w:pPr>
+              <w:pStyle w:val="Compact"/>
+            </w:pPr>
+            <w:r>
+              <w:t xml:space="preserve">M1.5</w:t>
+            </w:r>
+          </w:p>
+        </w:tc>
+        <w:tc>
+          <w:tcPr/>
+          <w:p>
+            <w:pPr>
+              <w:pStyle w:val="Compact"/>
+            </w:pPr>
+            <w:r>
+              <w:t xml:space="preserve">Mese 5</w:t>
+            </w:r>
+          </w:p>
+        </w:tc>
+        <w:tc>
+          <w:tcPr/>
+          <w:p>
+            <w:pPr>
+              <w:pStyle w:val="Compact"/>
+            </w:pPr>
+            <w:r>
+              <w:t xml:space="preserve">Modulo EMSy Events completato e testato internamente</w:t>
+            </w:r>
+          </w:p>
+        </w:tc>
+      </w:tr>
+      <w:tr>
+        <w:tc>
+          <w:tcPr/>
+          <w:p>
+            <w:pPr>
+              <w:pStyle w:val="Compact"/>
+            </w:pPr>
+            <w:r>
+              <w:t xml:space="preserve">M1.6</w:t>
+            </w:r>
+          </w:p>
+        </w:tc>
+        <w:tc>
+          <w:tcPr/>
+          <w:p>
+            <w:pPr>
+              <w:pStyle w:val="Compact"/>
+            </w:pPr>
+            <w:r>
+              <w:t xml:space="preserve">Mese 6</w:t>
+            </w:r>
+          </w:p>
+        </w:tc>
+        <w:tc>
+          <w:tcPr/>
+          <w:p>
+            <w:pPr>
+              <w:pStyle w:val="Compact"/>
+            </w:pPr>
+            <w:r>
+              <w:t xml:space="preserve">Protocolli operativi Events validati con Damiano — sistema pronto per attivazione in gara</w:t>
+            </w:r>
+          </w:p>
+        </w:tc>
+      </w:tr>
+    </w:tbl>
+    <w:bookmarkEnd w:id="24"/>
+    <w:bookmarkStart w:id="25" w:name="budget-fase-1"/>
+    <w:p>
+      <w:pPr>
+        <w:pStyle w:val="Heading4"/>
+      </w:pPr>
+      <w:r>
+        <w:t xml:space="preserve">Budget Fase 1</w:t>
+      </w:r>
+    </w:p>
+    <w:tbl>
+      <w:tblPr>
+        <w:tblStyle w:val="Table"/>
+        <w:tblW w:type="auto" w:w="0"/>
+        <w:tblLook w:firstRow="1" w:lastRow="0" w:firstColumn="0" w:lastColumn="0" w:noHBand="0" w:noVBand="0" w:val="0020"/>
+      </w:tblPr>
+      <w:tblGrid>
+        <w:gridCol w:w="3960"/>
+        <w:gridCol w:w="3960"/>
+      </w:tblGrid>
+      <w:tr>
+        <w:trPr>
+          <w:tblHeader w:val="on"/>
+        </w:trPr>
+        <w:tc>
+          <w:tcPr/>
+          <w:p>
+            <w:pPr>
+              <w:pStyle w:val="Compact"/>
+            </w:pPr>
+            <w:r>
+              <w:t xml:space="preserve">Voce</w:t>
+            </w:r>
+          </w:p>
+        </w:tc>
+        <w:tc>
+          <w:tcPr/>
+          <w:p>
+            <w:pPr>
+              <w:pStyle w:val="Compact"/>
+            </w:pPr>
+            <w:r>
+              <w:t xml:space="preserve">Importo</w:t>
+            </w:r>
+          </w:p>
+        </w:tc>
+      </w:tr>
+      <w:tr>
+        <w:tc>
+          <w:tcPr/>
+          <w:p>
+            <w:pPr>
+              <w:pStyle w:val="Compact"/>
+            </w:pPr>
+            <w:r>
+              <w:t xml:space="preserve">Co.Co.Co (€1.800 × 6 mesi)</w:t>
+            </w:r>
+          </w:p>
+        </w:tc>
+        <w:tc>
+          <w:tcPr/>
+          <w:p>
+            <w:pPr>
+              <w:pStyle w:val="Compact"/>
+            </w:pPr>
+            <w:r>
+              <w:t xml:space="preserve">€10.800</w:t>
+            </w:r>
+          </w:p>
+        </w:tc>
+      </w:tr>
+      <w:tr>
+        <w:tc>
+          <w:tcPr/>
+          <w:p>
+            <w:pPr>
+              <w:pStyle w:val="Compact"/>
+            </w:pPr>
+            <w:r>
+              <w:t xml:space="preserve">Prestazioni soci (33% del totale)</w:t>
+            </w:r>
+          </w:p>
+        </w:tc>
+        <w:tc>
+          <w:tcPr/>
+          <w:p>
+            <w:pPr>
+              <w:pStyle w:val="Compact"/>
+            </w:pPr>
+            <w:r>
+              <w:t xml:space="preserve">€5.320</w:t>
+            </w:r>
+          </w:p>
+        </w:tc>
+      </w:tr>
+      <w:tr>
+        <w:tc>
+          <w:tcPr/>
+          <w:p>
+            <w:pPr>
+              <w:pStyle w:val="Compact"/>
+            </w:pPr>
+            <w:r>
+              <w:t xml:space="preserve">Spese generali (15% × €10.800)</w:t>
+            </w:r>
+          </w:p>
+        </w:tc>
+        <w:tc>
+          <w:tcPr/>
+          <w:p>
+            <w:pPr>
+              <w:pStyle w:val="Compact"/>
+            </w:pPr>
+            <w:r>
+              <w:t xml:space="preserve">€1.620</w:t>
+            </w:r>
+          </w:p>
+        </w:tc>
+      </w:tr>
+      <w:tr>
+        <w:tc>
+          <w:tcPr/>
+          <w:p>
+            <w:pPr>
+              <w:pStyle w:val="Compact"/>
+            </w:pPr>
+            <w:r>
+              <w:t xml:space="preserve">Hardware (acquisto MBP + RealWear — quota 18/60)</w:t>
+            </w:r>
+          </w:p>
+        </w:tc>
+        <w:tc>
+          <w:tcPr/>
+          <w:p>
+            <w:pPr>
+              <w:pStyle w:val="Compact"/>
+            </w:pPr>
+            <w:r>
+              <w:t xml:space="preserve">€1.500</w:t>
+            </w:r>
+          </w:p>
+        </w:tc>
+      </w:tr>
+      <w:tr>
+        <w:tc>
+          <w:tcPr/>
+          <w:p>
+            <w:pPr>
+              <w:pStyle w:val="Compact"/>
+            </w:pPr>
+            <w:r>
+              <w:t xml:space="preserve">Software / Licenze LLM (€800 × 6 mesi)</w:t>
+            </w:r>
+          </w:p>
+        </w:tc>
+        <w:tc>
+          <w:tcPr/>
+          <w:p>
+            <w:pPr>
+              <w:pStyle w:val="Compact"/>
+            </w:pPr>
+            <w:r>
+              <w:t xml:space="preserve">€4.800</w:t>
+            </w:r>
+          </w:p>
+        </w:tc>
+      </w:tr>
+      <w:tr>
+        <w:tc>
+          <w:tcPr/>
+          <w:p>
+            <w:pPr>
+              <w:pStyle w:val="Compact"/>
+            </w:pPr>
+            <w:r>
+              <w:t xml:space="preserve">Margine di riserva Fase 1</w:t>
+            </w:r>
+          </w:p>
+        </w:tc>
+        <w:tc>
+          <w:tcPr/>
+          <w:p>
+            <w:pPr>
+              <w:pStyle w:val="Compact"/>
+            </w:pPr>
+            <w:r>
+              <w:t xml:space="preserve">€3.170</w:t>
+            </w:r>
+          </w:p>
+        </w:tc>
+      </w:tr>
+      <w:tr>
+        <w:tc>
+          <w:tcPr/>
+          <w:p>
+            <w:pPr>
+              <w:pStyle w:val="Compact"/>
+            </w:pPr>
+            <w:r>
+              <w:rPr>
+                <w:b/>
+                <w:bCs/>
+              </w:rPr>
+              <w:t xml:space="preserve">Totale Fase 1</w:t>
+            </w:r>
+          </w:p>
+        </w:tc>
+        <w:tc>
+          <w:tcPr/>
+          <w:p>
+            <w:pPr>
+              <w:pStyle w:val="Compact"/>
+            </w:pPr>
+            <w:r>
+              <w:rPr>
+                <w:b/>
+                <w:bCs/>
+              </w:rPr>
+              <w:t xml:space="preserve">€27.210</w:t>
+            </w:r>
+          </w:p>
+        </w:tc>
+      </w:tr>
+    </w:tbl>
+    <w:p>
+      <w:r>
+        <w:pict>
+          <v:rect style="width:0;height:1.5pt" o:hralign="center" o:hrstd="t" o:hr="t"/>
+        </w:pict>
+      </w:r>
+    </w:p>
+    <w:bookmarkEnd w:id="25"/>
+    <w:bookmarkEnd w:id="26"/>
+    <w:bookmarkStart w:id="31" w:name="fase-2-mesi-7-18-budget-52.790"/>
+    <w:p>
+      <w:pPr>
+        <w:pStyle w:val="Heading3"/>
+      </w:pPr>
+      <w:r>
+        <w:t xml:space="preserve">FASE 2 — Mesi 7-18 | Budget: €52.790</w:t>
+      </w:r>
+    </w:p>
+    <w:bookmarkStart w:id="27" w:name="obiettivi-fase-2"/>
+    <w:p>
+      <w:pPr>
+        <w:pStyle w:val="Heading4"/>
+      </w:pPr>
+      <w:r>
+        <w:t xml:space="preserve">Obiettivi Fase 2</w:t>
+      </w:r>
+    </w:p>
+    <w:p>
+      <w:pPr>
+        <w:pStyle w:val="Compact"/>
+        <w:numPr>
+          <w:ilvl w:val="0"/>
+          <w:numId w:val="1002"/>
+        </w:numPr>
+      </w:pPr>
+      <w:r>
+        <w:t xml:space="preserve">Integrare i 4 moduli AI in architettura unificata</w:t>
+      </w:r>
+    </w:p>
+    <w:p>
+      <w:pPr>
+        <w:pStyle w:val="Compact"/>
+        <w:numPr>
+          <w:ilvl w:val="0"/>
+          <w:numId w:val="1002"/>
+        </w:numPr>
+      </w:pPr>
+      <w:r>
+        <w:t xml:space="preserve">Validare il modello OHCA su dati 118 italiani</w:t>
+      </w:r>
+    </w:p>
+    <w:p>
+      <w:pPr>
+        <w:pStyle w:val="Compact"/>
+        <w:numPr>
+          <w:ilvl w:val="0"/>
+          <w:numId w:val="1002"/>
+        </w:numPr>
+      </w:pPr>
+      <w:r>
+        <w:t xml:space="preserve">Prototipare l’interfaccia AR hands-free</w:t>
+      </w:r>
+    </w:p>
+    <w:p>
+      <w:pPr>
+        <w:pStyle w:val="Compact"/>
+        <w:numPr>
+          <w:ilvl w:val="0"/>
+          <w:numId w:val="1002"/>
+        </w:numPr>
+      </w:pPr>
+      <w:r>
+        <w:t xml:space="preserve">Attivare operativamente EMSy Events su GTC® (luglio 2027) e TORX® (settembre 2027)</w:t>
+      </w:r>
+    </w:p>
+    <w:p>
+      <w:pPr>
+        <w:pStyle w:val="Compact"/>
+        <w:numPr>
+          <w:ilvl w:val="0"/>
+          <w:numId w:val="1002"/>
+        </w:numPr>
+      </w:pPr>
+      <w:r>
+        <w:t xml:space="preserve">Espandere a un secondo dominio clinico</w:t>
+      </w:r>
+    </w:p>
+    <w:p>
+      <w:pPr>
+        <w:pStyle w:val="Compact"/>
+        <w:numPr>
+          <w:ilvl w:val="0"/>
+          <w:numId w:val="1002"/>
+        </w:numPr>
+      </w:pPr>
+      <w:r>
+        <w:t xml:space="preserve">Completare assessment tecnologico e compliance GDPR</w:t>
+      </w:r>
+    </w:p>
+    <w:bookmarkEnd w:id="27"/>
+    <w:bookmarkStart w:id="28" w:name="work-breakdown-structure-fase-2"/>
+    <w:p>
+      <w:pPr>
+        <w:pStyle w:val="Heading4"/>
+      </w:pPr>
+      <w:r>
+        <w:t xml:space="preserve">Work Breakdown Structure — Fase 2</w:t>
+      </w:r>
+    </w:p>
+    <w:p>
+      <w:pPr>
+        <w:pStyle w:val="FirstParagraph"/>
+      </w:pPr>
+      <w:r>
+        <w:rPr>
+          <w:b/>
+          <w:bCs/>
+        </w:rPr>
+        <w:t xml:space="preserve">WP2.1 — Integrazione LangGraph multi-modulo (mesi 7-10)</w:t>
+      </w:r>
+      <w:r>
+        <w:t xml:space="preserve"> </w:t>
+      </w:r>
+      <w:r>
+        <w:t xml:space="preserve">- Sviluppo tool LangGraph:</w:t>
+      </w:r>
+      <w:r>
+        <w:t xml:space="preserve"> </w:t>
+      </w:r>
+      <w:r>
+        <w:rPr>
+          <w:rStyle w:val="VerbatimChar"/>
+        </w:rPr>
+        <w:t xml:space="preserve">query_dataset</w:t>
+      </w:r>
+      <w:r>
+        <w:t xml:space="preserve">,</w:t>
+      </w:r>
+      <w:r>
+        <w:t xml:space="preserve"> </w:t>
+      </w:r>
+      <w:r>
+        <w:rPr>
+          <w:rStyle w:val="VerbatimChar"/>
+        </w:rPr>
+        <w:t xml:space="preserve">predict_ohca</w:t>
+      </w:r>
+      <w:r>
+        <w:t xml:space="preserve">,</w:t>
+      </w:r>
+      <w:r>
+        <w:t xml:space="preserve"> </w:t>
+      </w:r>
+      <w:r>
+        <w:rPr>
+          <w:rStyle w:val="VerbatimChar"/>
+        </w:rPr>
+        <w:t xml:space="preserve">explain_prediction</w:t>
+      </w:r>
+      <w:r>
+        <w:t xml:space="preserve">,</w:t>
+      </w:r>
+      <w:r>
+        <w:t xml:space="preserve"> </w:t>
+      </w:r>
+      <w:r>
+        <w:rPr>
+          <w:rStyle w:val="VerbatimChar"/>
+        </w:rPr>
+        <w:t xml:space="preserve">generate_chart</w:t>
+      </w:r>
+      <w:r>
+        <w:t xml:space="preserve"> </w:t>
+      </w:r>
+      <w:r>
+        <w:t xml:space="preserve">- Aggiornamento classifier per routing automatico (domande analitiche vs. letteratura)</w:t>
+      </w:r>
+      <w:r>
+        <w:t xml:space="preserve"> </w:t>
+      </w:r>
+      <w:r>
+        <w:t xml:space="preserve">- Integrazione Modulo 4 (LLM Reasoning): sintesi output ML + RAG in risposta unica</w:t>
+      </w:r>
+      <w:r>
+        <w:t xml:space="preserve"> </w:t>
+      </w:r>
+      <w:r>
+        <w:t xml:space="preserve">- Test end-to-end sistema integrato su casi clinici documentati</w:t>
+      </w:r>
+      <w:r>
+        <w:t xml:space="preserve"> </w:t>
+      </w:r>
+      <w:r>
+        <w:t xml:space="preserve">-</w:t>
+      </w:r>
+      <w:r>
+        <w:t xml:space="preserve"> </w:t>
+      </w:r>
+      <w:r>
+        <w:rPr>
+          <w:i/>
+          <w:iCs/>
+        </w:rPr>
+        <w:t xml:space="preserve">Responsabile:</w:t>
+      </w:r>
+      <w:r>
+        <w:t xml:space="preserve"> </w:t>
+      </w:r>
+      <w:r>
+        <w:t xml:space="preserve">Collaboratore Co.Co.Co + Simon</w:t>
+      </w:r>
+    </w:p>
+    <w:p>
+      <w:pPr>
+        <w:pStyle w:val="BodyText"/>
+      </w:pPr>
+      <w:r>
+        <w:rPr>
+          <w:b/>
+          <w:bCs/>
+        </w:rPr>
+        <w:t xml:space="preserve">WP2.2 — Validazione clinica modello OHCA su dati 118 (mesi 8-12)</w:t>
+      </w:r>
+      <w:r>
+        <w:t xml:space="preserve"> </w:t>
+      </w:r>
+      <w:r>
+        <w:t xml:space="preserve">- Accesso e preparazione dataset 118 proprietario (centinaia di casi, sistema EMS europeo medicalizzato)</w:t>
+      </w:r>
+      <w:r>
+        <w:t xml:space="preserve"> </w:t>
+      </w:r>
+      <w:r>
+        <w:t xml:space="preserve">- External validation modello OHCA: calcolo AUC su dati italiani</w:t>
+      </w:r>
+      <w:r>
+        <w:t xml:space="preserve"> </w:t>
+      </w:r>
+      <w:r>
+        <w:t xml:space="preserve">- Calibrazione modello e implementazione guardrail (confidence intervals, warning campioni piccoli, k-anonymity)</w:t>
+      </w:r>
+      <w:r>
+        <w:t xml:space="preserve"> </w:t>
+      </w:r>
+      <w:r>
+        <w:t xml:space="preserve">- Confronto performance vs. score clinici esistenti</w:t>
+      </w:r>
+      <w:r>
+        <w:t xml:space="preserve"> </w:t>
+      </w:r>
+      <w:r>
+        <w:t xml:space="preserve">- Produzione report di validazione clinica</w:t>
+      </w:r>
+      <w:r>
+        <w:t xml:space="preserve"> </w:t>
+      </w:r>
+      <w:r>
+        <w:t xml:space="preserve">-</w:t>
+      </w:r>
+      <w:r>
+        <w:t xml:space="preserve"> </w:t>
+      </w:r>
+      <w:r>
+        <w:rPr>
+          <w:i/>
+          <w:iCs/>
+        </w:rPr>
+        <w:t xml:space="preserve">Responsabile:</w:t>
+      </w:r>
+      <w:r>
+        <w:t xml:space="preserve"> </w:t>
+      </w:r>
+      <w:r>
+        <w:t xml:space="preserve">Damiano (Medical Director) + Collaboratore Co.Co.Co</w:t>
+      </w:r>
+    </w:p>
+    <w:p>
+      <w:pPr>
+        <w:pStyle w:val="BodyText"/>
+      </w:pPr>
+      <w:r>
+        <w:rPr>
+          <w:b/>
+          <w:bCs/>
+        </w:rPr>
+        <w:t xml:space="preserve">WP2.3 — Prototipo interfaccia AR hands-free (mesi 9-14)</w:t>
+      </w:r>
+      <w:r>
+        <w:t xml:space="preserve"> </w:t>
+      </w:r>
+      <w:r>
+        <w:t xml:space="preserve">- Setup SDK RealWear Navigator 520 e ambiente di sviluppo</w:t>
+      </w:r>
+      <w:r>
+        <w:t xml:space="preserve"> </w:t>
+      </w:r>
+      <w:r>
+        <w:t xml:space="preserve">- Adattamento interfaccia EMSy per display AR (schermo ridotto, alta leggibilità)</w:t>
+      </w:r>
+      <w:r>
+        <w:t xml:space="preserve"> </w:t>
+      </w:r>
+      <w:r>
+        <w:t xml:space="preserve">- Implementazione navigazione a comandi vocali</w:t>
+      </w:r>
+      <w:r>
+        <w:t xml:space="preserve"> </w:t>
+      </w:r>
+      <w:r>
+        <w:t xml:space="preserve">- Test operativi in scenario simulato di soccorso</w:t>
+      </w:r>
+      <w:r>
+        <w:t xml:space="preserve"> </w:t>
+      </w:r>
+      <w:r>
+        <w:t xml:space="preserve">- Documentazione tecnica del prototipo</w:t>
+      </w:r>
+      <w:r>
+        <w:t xml:space="preserve"> </w:t>
+      </w:r>
+      <w:r>
+        <w:t xml:space="preserve">-</w:t>
+      </w:r>
+      <w:r>
+        <w:t xml:space="preserve"> </w:t>
+      </w:r>
+      <w:r>
+        <w:rPr>
+          <w:i/>
+          <w:iCs/>
+        </w:rPr>
+        <w:t xml:space="preserve">Responsabile:</w:t>
+      </w:r>
+      <w:r>
+        <w:t xml:space="preserve"> </w:t>
+      </w:r>
+      <w:r>
+        <w:t xml:space="preserve">Simon + Nicolò (coordinamento)</w:t>
+      </w:r>
+    </w:p>
+    <w:p>
+      <w:pPr>
+        <w:pStyle w:val="BodyText"/>
+      </w:pPr>
+      <w:r>
+        <w:rPr>
+          <w:b/>
+          <w:bCs/>
+        </w:rPr>
+        <w:t xml:space="preserve">WP2.4 — Modulo 3: Deep Learning su segnali ECG/EEG (mesi 10-16)</w:t>
+      </w:r>
+      <w:r>
+        <w:t xml:space="preserve"> </w:t>
+      </w:r>
+      <w:r>
+        <w:t xml:space="preserve">- Accesso dataset I-CARE/PhysioNet (EEG post-ROSC, 607-1.020 casi)</w:t>
+      </w:r>
+      <w:r>
+        <w:t xml:space="preserve"> </w:t>
+      </w:r>
+      <w:r>
+        <w:t xml:space="preserve">- Accesso dataset Cardially Brescia (ECG OHCA italiano, 260 casi)</w:t>
+      </w:r>
+      <w:r>
+        <w:t xml:space="preserve"> </w:t>
+      </w:r>
+      <w:r>
+        <w:t xml:space="preserve">- Training modelli PyTorch su GPU (crediti NVIDIA/AWS SageMaker)</w:t>
+      </w:r>
+      <w:r>
+        <w:t xml:space="preserve"> </w:t>
+      </w:r>
+      <w:r>
+        <w:t xml:space="preserve">- Integrazione come modulo aggiuntivo in LangGraph</w:t>
+      </w:r>
+      <w:r>
+        <w:t xml:space="preserve"> </w:t>
+      </w:r>
+      <w:r>
+        <w:t xml:space="preserve">-</w:t>
+      </w:r>
+      <w:r>
+        <w:t xml:space="preserve"> </w:t>
+      </w:r>
+      <w:r>
+        <w:rPr>
+          <w:i/>
+          <w:iCs/>
+        </w:rPr>
+        <w:t xml:space="preserve">Responsabile:</w:t>
+      </w:r>
+      <w:r>
+        <w:t xml:space="preserve"> </w:t>
+      </w:r>
+      <w:r>
+        <w:t xml:space="preserve">Collaboratore Co.Co.Co + Simon</w:t>
+      </w:r>
+    </w:p>
+    <w:p>
+      <w:pPr>
+        <w:pStyle w:val="BodyText"/>
+      </w:pPr>
+      <w:r>
+        <w:rPr>
+          <w:b/>
+          <w:bCs/>
+        </w:rPr>
+        <w:t xml:space="preserve">WP2.5 — Espansione secondo dominio clinico (mesi 14-18)</w:t>
+      </w:r>
+      <w:r>
+        <w:t xml:space="preserve"> </w:t>
+      </w:r>
+      <w:r>
+        <w:t xml:space="preserve">- Adattamento architettura ML a dataset STEMI o trauma preospedaliero</w:t>
+      </w:r>
+      <w:r>
+        <w:t xml:space="preserve"> </w:t>
+      </w:r>
+      <w:r>
+        <w:t xml:space="preserve">- Identificazione e coinvolgimento ≥1 partner clinico validatore</w:t>
+      </w:r>
+      <w:r>
+        <w:t xml:space="preserve"> </w:t>
+      </w:r>
+      <w:r>
+        <w:t xml:space="preserve">- Primo modello funzionante su secondo dominio</w:t>
+      </w:r>
+      <w:r>
+        <w:t xml:space="preserve"> </w:t>
+      </w:r>
+      <w:r>
+        <w:t xml:space="preserve">-</w:t>
+      </w:r>
+      <w:r>
+        <w:t xml:space="preserve"> </w:t>
+      </w:r>
+      <w:r>
+        <w:rPr>
+          <w:i/>
+          <w:iCs/>
+        </w:rPr>
+        <w:t xml:space="preserve">Responsabile:</w:t>
+      </w:r>
+      <w:r>
+        <w:t xml:space="preserve"> </w:t>
+      </w:r>
+      <w:r>
+        <w:t xml:space="preserve">Damiano + Collaboratore Co.Co.Co</w:t>
+      </w:r>
+    </w:p>
+    <w:p>
+      <w:pPr>
+        <w:pStyle w:val="BodyText"/>
+      </w:pPr>
+      <w:r>
+        <w:rPr>
+          <w:b/>
+          <w:bCs/>
+        </w:rPr>
+        <w:t xml:space="preserve">WP2.8 — EMSy Events: attivazione operativa GTC® e TORX® 2027 (mesi 7-11)</w:t>
+      </w:r>
+      <w:r>
+        <w:t xml:space="preserve"> </w:t>
+      </w:r>
+      <w:r>
+        <w:t xml:space="preserve">- Coordinamento finale con VDA Trailers per GTC® (luglio 2027) e TORX® with Kailas (settembre 2027)</w:t>
+      </w:r>
+      <w:r>
+        <w:t xml:space="preserve"> </w:t>
+      </w:r>
+      <w:r>
+        <w:t xml:space="preserve">- Attivazione sistema Events in condizioni reali di gara</w:t>
+      </w:r>
+      <w:r>
+        <w:t xml:space="preserve"> </w:t>
+      </w:r>
+      <w:r>
+        <w:t xml:space="preserve">- Raccolta dati sanitari de-identificati per validazione sistema</w:t>
+      </w:r>
+      <w:r>
+        <w:t xml:space="preserve"> </w:t>
+      </w:r>
+      <w:r>
+        <w:t xml:space="preserve">- Report post-evento con metriche operative (atleti gestiti, interventi, performance sistema)</w:t>
+      </w:r>
+      <w:r>
+        <w:t xml:space="preserve"> </w:t>
+      </w:r>
+      <w:r>
+        <w:t xml:space="preserve">-</w:t>
+      </w:r>
+      <w:r>
+        <w:t xml:space="preserve"> </w:t>
+      </w:r>
+      <w:r>
+        <w:rPr>
+          <w:i/>
+          <w:iCs/>
+        </w:rPr>
+        <w:t xml:space="preserve">Responsabile:</w:t>
+      </w:r>
+      <w:r>
+        <w:t xml:space="preserve"> </w:t>
+      </w:r>
+      <w:r>
+        <w:t xml:space="preserve">Nicolò (coordinamento operativo) + Damiano (protocolli clinici) + Simon (supporto tecnico)</w:t>
+      </w:r>
+    </w:p>
+    <w:p>
+      <w:pPr>
+        <w:pStyle w:val="BodyText"/>
+      </w:pPr>
+      <w:r>
+        <w:rPr>
+          <w:b/>
+          <w:bCs/>
+        </w:rPr>
+        <w:t xml:space="preserve">WP2.6 — Assessment tecnologico esterno (mesi 8-12)</w:t>
+      </w:r>
+      <w:r>
+        <w:t xml:space="preserve"> </w:t>
+      </w:r>
+      <w:r>
+        <w:t xml:space="preserve">- Selezione esperto esterno indipendente (≥5 anni esperienza in technology assessment o gestione startup innovative nel settore AI/medicale)</w:t>
+      </w:r>
+      <w:r>
+        <w:t xml:space="preserve"> </w:t>
+      </w:r>
+      <w:r>
+        <w:t xml:space="preserve">- Affidamento formale incarico</w:t>
+      </w:r>
+      <w:r>
+        <w:t xml:space="preserve"> </w:t>
+      </w:r>
+      <w:r>
+        <w:t xml:space="preserve">- Conduzione assessment e produzione report</w:t>
+      </w:r>
+      <w:r>
+        <w:t xml:space="preserve"> </w:t>
+      </w:r>
+      <w:r>
+        <w:t xml:space="preserve">-</w:t>
+      </w:r>
+      <w:r>
+        <w:t xml:space="preserve"> </w:t>
+      </w:r>
+      <w:r>
+        <w:rPr>
+          <w:i/>
+          <w:iCs/>
+        </w:rPr>
+        <w:t xml:space="preserve">Responsabile:</w:t>
+      </w:r>
+      <w:r>
+        <w:t xml:space="preserve"> </w:t>
+      </w:r>
+      <w:r>
+        <w:t xml:space="preserve">Simon (coordinamento) + esperto esterno</w:t>
+      </w:r>
+    </w:p>
+    <w:p>
+      <w:pPr>
+        <w:pStyle w:val="BodyText"/>
+      </w:pPr>
+      <w:r>
+        <w:rPr>
+          <w:b/>
+          <w:bCs/>
+        </w:rPr>
+        <w:t xml:space="preserve">WP2.7 — Compliance GDPR: validazione e certificazione (mesi 10-14)</w:t>
+      </w:r>
+      <w:r>
+        <w:t xml:space="preserve"> </w:t>
+      </w:r>
+      <w:r>
+        <w:t xml:space="preserve">- Incarico a consulente specializzato GDPR per validazione sistema PII</w:t>
+      </w:r>
+      <w:r>
+        <w:t xml:space="preserve"> </w:t>
+      </w:r>
+      <w:r>
+        <w:t xml:space="preserve">- Produzione fascicolo documentale: diagramma architetturale, versioni esatte componenti, risultati validazione su campione rappresentativo</w:t>
+      </w:r>
+      <w:r>
+        <w:t xml:space="preserve"> </w:t>
+      </w:r>
+      <w:r>
+        <w:t xml:space="preserve">- Data retention policy formalizzata</w:t>
+      </w:r>
+      <w:r>
+        <w:t xml:space="preserve"> </w:t>
+      </w:r>
+      <w:r>
+        <w:t xml:space="preserve">- DPA Google Cloud e region pinning documentati</w:t>
+      </w:r>
+      <w:r>
+        <w:t xml:space="preserve"> </w:t>
+      </w:r>
+      <w:r>
+        <w:t xml:space="preserve">-</w:t>
+      </w:r>
+      <w:r>
+        <w:t xml:space="preserve"> </w:t>
+      </w:r>
+      <w:r>
+        <w:rPr>
+          <w:i/>
+          <w:iCs/>
+        </w:rPr>
+        <w:t xml:space="preserve">Responsabile:</w:t>
+      </w:r>
+      <w:r>
+        <w:t xml:space="preserve"> </w:t>
+      </w:r>
+      <w:r>
+        <w:t xml:space="preserve">Nicolò (coordinamento) + consulente esterno</w:t>
+      </w:r>
+    </w:p>
+    <w:bookmarkEnd w:id="28"/>
+    <w:bookmarkStart w:id="29" w:name="milestone-fase-2"/>
+    <w:p>
+      <w:pPr>
+        <w:pStyle w:val="Heading4"/>
+      </w:pPr>
+      <w:r>
+        <w:t xml:space="preserve">Milestone Fase 2</w:t>
+      </w:r>
+    </w:p>
+    <w:tbl>
+      <w:tblPr>
+        <w:tblStyle w:val="Table"/>
+        <w:tblW w:type="pct" w:w="5000"/>
+        <w:tblLayout w:type="fixed"/>
+        <w:tblLook w:firstRow="1" w:lastRow="0" w:firstColumn="0" w:lastColumn="0" w:noHBand="0" w:noVBand="0" w:val="0020"/>
+      </w:tblPr>
+      <w:tblGrid>
+        <w:gridCol w:w="3004"/>
+        <w:gridCol w:w="1638"/>
+        <w:gridCol w:w="3277"/>
+      </w:tblGrid>
+      <w:tr>
+        <w:trPr>
+          <w:tblHeader w:val="on"/>
+        </w:trPr>
+        <w:tc>
+          <w:tcPr/>
+          <w:p>
+            <w:pPr>
+              <w:pStyle w:val="Compact"/>
+            </w:pPr>
+            <w:r>
+              <w:t xml:space="preserve">Milestone</w:t>
+            </w:r>
+          </w:p>
+        </w:tc>
+        <w:tc>
+          <w:tcPr/>
+          <w:p>
+            <w:pPr>
+              <w:pStyle w:val="Compact"/>
+            </w:pPr>
+            <w:r>
+              <w:t xml:space="preserve">Mese</w:t>
+            </w:r>
+          </w:p>
+        </w:tc>
+        <w:tc>
+          <w:tcPr/>
+          <w:p>
+            <w:pPr>
+              <w:pStyle w:val="Compact"/>
+            </w:pPr>
+            <w:r>
+              <w:t xml:space="preserve">Indicatore</w:t>
+            </w:r>
+          </w:p>
+        </w:tc>
+      </w:tr>
+      <w:tr>
+        <w:tc>
+          <w:tcPr/>
+          <w:p>
+            <w:pPr>
+              <w:pStyle w:val="Compact"/>
+            </w:pPr>
+            <w:r>
               <w:t xml:space="preserve">M2.1</w:t>
             </w:r>
           </w:p>
@@ -3271,6 +3403,76 @@
               <w:pStyle w:val="Compact"/>
             </w:pPr>
             <w:r>
+              <w:t xml:space="preserve">Mese 8</w:t>
+            </w:r>
+          </w:p>
+        </w:tc>
+        <w:tc>
+          <w:tcPr/>
+          <w:p>
+            <w:pPr>
+              <w:pStyle w:val="Compact"/>
+            </w:pPr>
+            <w:r>
+              <w:t xml:space="preserve">EMSy Events attivo su GTC® (luglio 2027) — report post-evento</w:t>
+            </w:r>
+          </w:p>
+        </w:tc>
+      </w:tr>
+      <w:tr>
+        <w:tc>
+          <w:tcPr/>
+          <w:p>
+            <w:pPr>
+              <w:pStyle w:val="Compact"/>
+            </w:pPr>
+            <w:r>
+              <w:t xml:space="preserve">M2.7</w:t>
+            </w:r>
+          </w:p>
+        </w:tc>
+        <w:tc>
+          <w:tcPr/>
+          <w:p>
+            <w:pPr>
+              <w:pStyle w:val="Compact"/>
+            </w:pPr>
+            <w:r>
+              <w:t xml:space="preserve">Mese 10</w:t>
+            </w:r>
+          </w:p>
+        </w:tc>
+        <w:tc>
+          <w:tcPr/>
+          <w:p>
+            <w:pPr>
+              <w:pStyle w:val="Compact"/>
+            </w:pPr>
+            <w:r>
+              <w:t xml:space="preserve">EMSy Events attivo su TORX® (settembre 2027) — report post-evento</w:t>
+            </w:r>
+          </w:p>
+        </w:tc>
+      </w:tr>
+      <w:tr>
+        <w:tc>
+          <w:tcPr/>
+          <w:p>
+            <w:pPr>
+              <w:pStyle w:val="Compact"/>
+            </w:pPr>
+            <w:r>
+              <w:t xml:space="preserve">M2.8</w:t>
+            </w:r>
+          </w:p>
+        </w:tc>
+        <w:tc>
+          <w:tcPr/>
+          <w:p>
+            <w:pPr>
+              <w:pStyle w:val="Compact"/>
+            </w:pPr>
+            <w:r>
               <w:t xml:space="preserve">Mese 17</w:t>
             </w:r>
           </w:p>
@@ -3295,7 +3497,7 @@
               <w:pStyle w:val="Compact"/>
             </w:pPr>
             <w:r>
-              <w:t xml:space="preserve">M2.7</w:t>
+              <w:t xml:space="preserve">M2.9</w:t>
             </w:r>
           </w:p>
         </w:tc>
@@ -3693,18 +3895,18 @@
               <w:pStyle w:val="Compact"/>
             </w:pPr>
             <w:r>
-              <w:t xml:space="preserve">EMSy Events attivo su GTC® e TORX® 2026</w:t>
-            </w:r>
-          </w:p>
-        </w:tc>
-        <w:tc>
-          <w:tcPr/>
-          <w:p>
-            <w:pPr>
-              <w:pStyle w:val="Compact"/>
-            </w:pPr>
-            <w:r>
-              <w:t xml:space="preserve">1</w:t>
+              <w:t xml:space="preserve">EMSy Events attivo su GTC® e TORX® 2027</w:t>
+            </w:r>
+          </w:p>
+        </w:tc>
+        <w:tc>
+          <w:tcPr/>
+          <w:p>
+            <w:pPr>
+              <w:pStyle w:val="Compact"/>
+            </w:pPr>
+            <w:r>
+              <w:t xml:space="preserve">2</w:t>
             </w:r>
           </w:p>
         </w:tc>
@@ -4931,7 +5133,7 @@
         <w:t xml:space="preserve"> </w:t>
       </w:r>
       <w:r>
-        <w:t xml:space="preserve">- L’attivazione di EMSy Events su GTC® (Gran Trail Courmayeur, oltre 2.000 atleti da 50+ paesi) e TORX® with Kailas 2026 porta innovazione sanitaria diretta su eventi di rilevanza internazionale che si svolgono sul territorio valdostano, con Piano Sanitario approvato dall’AUSL Valle d’Aosta</w:t>
+        <w:t xml:space="preserve">- L’attivazione di EMSy Events su GTC® (Gran Trail Courmayeur, oltre 2.000 atleti da 50+ paesi) e TORX® with Kailas 2027 porta innovazione sanitaria diretta su eventi di rilevanza internazionale che si svolgono sul territorio valdostano, con Piano Sanitario approvato dall’AUSL Valle d’Aosta</w:t>
       </w:r>
       <w:r>
         <w:t xml:space="preserve"> </w:t>

--- a/_progetto/Piano_di_Sviluppo.docx
+++ b/_progetto/Piano_di_Sviluppo.docx
@@ -514,7 +514,7 @@
               <w:pStyle w:val="Compact"/>
             </w:pPr>
             <w:r>
-              <w:t xml:space="preserve">AUC ≥ 0.75 su validation set ROC Epistry v3</w:t>
+              <w:t xml:space="preserve">AUC (Area Under the Curve — indicatore di accuratezza predittiva, da 0 a 1) ≥ 0.75 su validation set ROC Epistry v3</w:t>
             </w:r>
           </w:p>
         </w:tc>
@@ -584,7 +584,7 @@
               <w:pStyle w:val="Compact"/>
             </w:pPr>
             <w:r>
-              <w:t xml:space="preserve">Rilasciare app mobile su App Store e Google Play</w:t>
+              <w:t xml:space="preserve">Rilasciare la Web App EMSy accessibile da browser mobile</w:t>
             </w:r>
           </w:p>
         </w:tc>
@@ -606,7 +606,7 @@
               <w:pStyle w:val="Compact"/>
             </w:pPr>
             <w:r>
-              <w:t xml:space="preserve">App live su entrambi gli store</w:t>
+              <w:t xml:space="preserve">Web App live, testata su browser mobile iOS e Android</w:t>
             </w:r>
           </w:p>
         </w:tc>
@@ -975,7 +975,7 @@
         <w:t xml:space="preserve"> </w:t>
       </w:r>
       <w:r>
-        <w:t xml:space="preserve">LLM (Large Language Model — modello AI che comprende e genera testo in linguaggio naturale) + RAG (Retrieval-Augmented Generation — sistema che recupera informazioni da una base documentale prima di rispondere, garantendo risposte basate su fonti verificate). Ricerca semantica su base di conoscenza medica specializzata: linee guida ERC/ILCOR/AHA, protocolli 118, farmaci EMA/FDA, letteratura PubMed. Vector database Pinecone, routing multi-modello via OpenRouter (Anthropic Claude, Google Gemini, Meta Llama).</w:t>
+        <w:t xml:space="preserve">LLM (Large Language Model — modello AI che comprende e genera testo in linguaggio naturale) + RAG (Retrieval-Augmented Generation — sistema che recupera informazioni da una base documentale prima di rispondere, garantendo risposte basate su fonti verificate). Ricerca semantica su base di conoscenza medica specializzata: linee guida ERC (European Resuscitation Council — Consiglio Europeo per la Rianimazione)/ILCOR (International Liaison Committee on Resuscitation — Comitato Internazionale di Collegamento sulla Rianimazione)/AHA (American Heart Association), protocolli 118, farmaci EMA/FDA, letteratura PubMed. Vector database Pinecone, routing multi-modello via OpenRouter (Anthropic Claude, Google Gemini, Meta Llama).</w:t>
       </w:r>
     </w:p>
     <w:p>
@@ -1003,7 +1003,7 @@
         <w:t xml:space="preserve"> </w:t>
       </w:r>
       <w:r>
-        <w:t xml:space="preserve">Modello predittivo XGBoost/Random Forest addestrato su dati tabulari OHCA secondo standard Utstein. Dataset primario: ROC Epistry v3 (120.000 casi, BioLINCC). Servito da microservizio Python FastAPI. SHAP values obbligatori per ogni predizione (explainability clinica).</w:t>
+        <w:t xml:space="preserve">Modello predittivo XGBoost/Random Forest (algoritmi di Machine Learning ad alto rendimento su dati strutturati) addestrato su dati tabulari OHCA secondo standard Utstein (standard internazionale per la raccolta uniforme di dati sull’arresto cardiaco). Dataset primario: ROC Epistry v3 (120.000 casi, BioLINCC). Servito da microservizio Python FastAPI. SHAP values (SHapley Additive exPlanations — metodo per spiegare il contributo di ogni variabile alla singola predizione) obbligatori per ogni predizione.</w:t>
       </w:r>
     </w:p>
     <w:p>
@@ -1031,7 +1031,7 @@
         <w:t xml:space="preserve"> </w:t>
       </w:r>
       <w:r>
-        <w:t xml:space="preserve">Analisi di segnali biomedici grezzi: ECG waveform per predizione efficacia defibrillazione, EEG post-ROSC per predizione esito neurologico. Framework PyTorch, compute su crediti NVIDIA/AWS già ricevuti.</w:t>
+        <w:t xml:space="preserve">Analisi di segnali biomedici grezzi: ECG (Elettrocardiogramma) waveform per predizione efficacia defibrillazione, EEG (Elettroencefalogramma) post-ROSC (Return Of Spontaneous Circulation — ripresa del battito cardiaco spontaneo) per predizione esito neurologico. Framework PyTorch, compute su crediti NVIDIA/AWS già ricevuti.</w:t>
       </w:r>
     </w:p>
     <w:p>
@@ -1445,29 +1445,29 @@
               <w:pStyle w:val="Compact"/>
             </w:pPr>
             <w:r>
-              <w:t xml:space="preserve">Mobile</w:t>
-            </w:r>
-          </w:p>
-        </w:tc>
-        <w:tc>
-          <w:tcPr/>
-          <w:p>
-            <w:pPr>
-              <w:pStyle w:val="Compact"/>
-            </w:pPr>
-            <w:r>
-              <w:t xml:space="preserve">Capacitor (iOS + Android)</w:t>
-            </w:r>
-          </w:p>
-        </w:tc>
-        <w:tc>
-          <w:tcPr/>
-          <w:p>
-            <w:pPr>
-              <w:pStyle w:val="Compact"/>
-            </w:pPr>
-            <w:r>
-              <w:t xml:space="preserve">In sviluppo</w:t>
+              <w:t xml:space="preserve">Web App</w:t>
+            </w:r>
+          </w:p>
+        </w:tc>
+        <w:tc>
+          <w:tcPr/>
+          <w:p>
+            <w:pPr>
+              <w:pStyle w:val="Compact"/>
+            </w:pPr>
+            <w:r>
+              <w:t xml:space="preserve">PWA (Progressive Web App — applicazione web fruibile da browser mobile senza necessità di app store)</w:t>
+            </w:r>
+          </w:p>
+        </w:tc>
+        <w:tc>
+          <w:tcPr/>
+          <w:p>
+            <w:pPr>
+              <w:pStyle w:val="Compact"/>
+            </w:pPr>
+            <w:r>
+              <w:t xml:space="preserve">Da sviluppare</w:t>
             </w:r>
           </w:p>
         </w:tc>
@@ -1561,7 +1561,7 @@
               <w:pStyle w:val="Compact"/>
             </w:pPr>
             <w:r>
-              <w:t xml:space="preserve">OpenMed NER + pipeline PII</w:t>
+              <w:t xml:space="preserve">OpenMed NER (Named Entity Recognition — riconoscimento automatico di entità sensibili nel testo) + pipeline PII (Personally Identifiable Information — dati personali identificabili)</w:t>
             </w:r>
           </w:p>
         </w:tc>
@@ -1573,6 +1573,41 @@
             </w:pPr>
             <w:r>
               <w:t xml:space="preserve">In produzione</w:t>
+            </w:r>
+          </w:p>
+        </w:tc>
+      </w:tr>
+      <w:tr>
+        <w:tc>
+          <w:tcPr/>
+          <w:p>
+            <w:pPr>
+              <w:pStyle w:val="Compact"/>
+            </w:pPr>
+            <w:r>
+              <w:t xml:space="preserve">Server dedicato</w:t>
+            </w:r>
+          </w:p>
+        </w:tc>
+        <w:tc>
+          <w:tcPr/>
+          <w:p>
+            <w:pPr>
+              <w:pStyle w:val="Compact"/>
+            </w:pPr>
+            <w:r>
+              <w:t xml:space="preserve">Server GPU on-premise h24 per inferenza LLM locale</w:t>
+            </w:r>
+          </w:p>
+        </w:tc>
+        <w:tc>
+          <w:tcPr/>
+          <w:p>
+            <w:pPr>
+              <w:pStyle w:val="Compact"/>
+            </w:pPr>
+            <w:r>
+              <w:t xml:space="preserve">Da acquistare Fase 1</w:t>
             </w:r>
           </w:p>
         </w:tc>
@@ -1939,25 +1974,31 @@
           <w:b/>
           <w:bCs/>
         </w:rPr>
-        <w:t xml:space="preserve">WP1.4 — App mobile iOS/Android: rilascio pubblico (mesi 1-3)</w:t>
-      </w:r>
-      <w:r>
-        <w:t xml:space="preserve"> </w:t>
-      </w:r>
-      <w:r>
-        <w:t xml:space="preserve">- Finalizzazione build Capacitor iOS/Android</w:t>
-      </w:r>
-      <w:r>
-        <w:t xml:space="preserve"> </w:t>
-      </w:r>
-      <w:r>
-        <w:t xml:space="preserve">- Revisione Apple App Store + Google Play Store</w:t>
-      </w:r>
-      <w:r>
-        <w:t xml:space="preserve"> </w:t>
-      </w:r>
-      <w:r>
-        <w:t xml:space="preserve">- Rilascio versione 1.0 pubblica</w:t>
+        <w:t xml:space="preserve">WP1.4 — Web App EMSy: rilascio pubblico accessibile da mobile (mesi 1-3)</w:t>
+      </w:r>
+      <w:r>
+        <w:t xml:space="preserve"> </w:t>
+      </w:r>
+      <w:r>
+        <w:t xml:space="preserve">- Sviluppo e ottimizzazione interfaccia Web App (PWA) per browser mobile (iOS Safari, Android Chrome)</w:t>
+      </w:r>
+      <w:r>
+        <w:t xml:space="preserve"> </w:t>
+      </w:r>
+      <w:r>
+        <w:t xml:space="preserve">- Ottimizzazione UX (User Experience — esperienza utente) per uso su smartphone in condizioni di campo</w:t>
+      </w:r>
+      <w:r>
+        <w:t xml:space="preserve"> </w:t>
+      </w:r>
+      <w:r>
+        <w:t xml:space="preserve">- Test di compatibilità cross-browser e cross-device</w:t>
+      </w:r>
+      <w:r>
+        <w:t xml:space="preserve"> </w:t>
+      </w:r>
+      <w:r>
+        <w:t xml:space="preserve">- Rilascio pubblico accessibile via URL senza necessità di installazione da store</w:t>
       </w:r>
       <w:r>
         <w:t xml:space="preserve"> </w:t>
@@ -1997,28 +2038,7 @@
         <w:t xml:space="preserve"> </w:t>
       </w:r>
       <w:r>
-        <w:t xml:space="preserve">Verificare con Simon lo stato attuale: l’app è già presente sugli store o è da pubblicare ex novo? Se già presente, aggiornare la milestone come</w:t>
-      </w:r>
-      <w:r>
-        <w:t xml:space="preserve"> </w:t>
-      </w:r>
-      <w:r>
-        <w:t xml:space="preserve">“aggiornamento versione major”</w:t>
-      </w:r>
-      <w:r>
-        <w:t xml:space="preserve"> </w:t>
-      </w:r>
-      <w:r>
-        <w:t xml:space="preserve">anziché</w:t>
-      </w:r>
-      <w:r>
-        <w:t xml:space="preserve"> </w:t>
-      </w:r>
-      <w:r>
-        <w:t xml:space="preserve">“rilascio”</w:t>
-      </w:r>
-      <w:r>
-        <w:t xml:space="preserve">.</w:t>
+        <w:t xml:space="preserve">Scelta strategica: Web App invece di app nativa per evitare i rischi di approvazione Apple Store per applicazioni mediche (processo lungo, incerto e potenzialmente bloccante per il progetto). La Web App offre distribuzione immediata e aggiornamenti senza revisione.</w:t>
       </w:r>
     </w:p>
     <w:bookmarkEnd w:id="23"/>
@@ -2196,7 +2216,7 @@
               <w:pStyle w:val="Compact"/>
             </w:pPr>
             <w:r>
-              <w:t xml:space="preserve">App mobile live su App Store e Google Play</w:t>
+              <w:t xml:space="preserve">Web App live e accessibile da browser mobile iOS e Android</w:t>
             </w:r>
           </w:p>
         </w:tc>
@@ -2320,12 +2340,13 @@
     <w:tbl>
       <w:tblPr>
         <w:tblStyle w:val="Table"/>
-        <w:tblW w:type="auto" w:w="0"/>
+        <w:tblW w:type="pct" w:w="5000"/>
+        <w:tblLayout w:type="fixed"/>
         <w:tblLook w:firstRow="1" w:lastRow="0" w:firstColumn="0" w:lastColumn="0" w:noHBand="0" w:noVBand="0" w:val="0020"/>
       </w:tblPr>
       <w:tblGrid>
-        <w:gridCol w:w="3960"/>
-        <w:gridCol w:w="3960"/>
+        <w:gridCol w:w="3168"/>
+        <w:gridCol w:w="4752"/>
       </w:tblGrid>
       <w:tr>
         <w:trPr>
@@ -2434,18 +2455,18 @@
               <w:pStyle w:val="Compact"/>
             </w:pPr>
             <w:r>
-              <w:t xml:space="preserve">Hardware (acquisto MBP + RealWear — quota 18/60)</w:t>
-            </w:r>
-          </w:p>
-        </w:tc>
-        <w:tc>
-          <w:tcPr/>
-          <w:p>
-            <w:pPr>
-              <w:pStyle w:val="Compact"/>
-            </w:pPr>
-            <w:r>
-              <w:t xml:space="preserve">€1.500</w:t>
+              <w:t xml:space="preserve">Hardware (Server GPU €5.000 + RealWear €1.800 — quota ammortamento 18/60)</w:t>
+            </w:r>
+          </w:p>
+        </w:tc>
+        <w:tc>
+          <w:tcPr/>
+          <w:p>
+            <w:pPr>
+              <w:pStyle w:val="Compact"/>
+            </w:pPr>
+            <w:r>
+              <w:t xml:space="preserve">€2.040</w:t>
             </w:r>
           </w:p>
         </w:tc>
@@ -2493,7 +2514,7 @@
               <w:pStyle w:val="Compact"/>
             </w:pPr>
             <w:r>
-              <w:t xml:space="preserve">€3.170</w:t>
+              <w:t xml:space="preserve">€2.630</w:t>
             </w:r>
           </w:p>
         </w:tc>
@@ -2752,13 +2773,13 @@
           <w:b/>
           <w:bCs/>
         </w:rPr>
-        <w:t xml:space="preserve">WP2.2 — Validazione clinica modello OHCA su dati 118 (mesi 8-12)</w:t>
-      </w:r>
-      <w:r>
-        <w:t xml:space="preserve"> </w:t>
-      </w:r>
-      <w:r>
-        <w:t xml:space="preserve">- Accesso e preparazione dataset 118 proprietario (centinaia di casi, sistema EMS europeo medicalizzato)</w:t>
+        <w:t xml:space="preserve">WP2.2 — Validazione clinica modello OHCA su dati proprietari (mesi 8-12)</w:t>
+      </w:r>
+      <w:r>
+        <w:t xml:space="preserve"> </w:t>
+      </w:r>
+      <w:r>
+        <w:t xml:space="preserve">- Accesso e preparazione dataset proprietario di Damiano (centinaia di casi reali da attività clinica personale, sistema EMS europeo medicalizzato — non dataset istituzionale 118)</w:t>
       </w:r>
       <w:r>
         <w:t xml:space="preserve"> </w:t>
@@ -2770,7 +2791,7 @@
         <w:t xml:space="preserve"> </w:t>
       </w:r>
       <w:r>
-        <w:t xml:space="preserve">- Calibrazione modello e implementazione guardrail (confidence intervals, warning campioni piccoli, k-anonymity)</w:t>
+        <w:t xml:space="preserve">- Calibrazione modello e implementazione guardrail (confidence intervals — intervalli di confidenza, warning campioni piccoli, k-anonymity)</w:t>
       </w:r>
       <w:r>
         <w:t xml:space="preserve"> </w:t>
@@ -2783,6 +2804,18 @@
       </w:r>
       <w:r>
         <w:t xml:space="preserve">- Produzione report di validazione clinica</w:t>
+      </w:r>
+      <w:r>
+        <w:t xml:space="preserve"> </w:t>
+      </w:r>
+      <w:r>
+        <w:t xml:space="preserve">- Test di usabilità della piattaforma EMSy con operatori sanitari durante eventi e manifestazioni sportive in montagna (non deployment istituzionale 118 per motivi burocratici)</w:t>
+      </w:r>
+      <w:r>
+        <w:t xml:space="preserve"> </w:t>
+      </w:r>
+      <w:r>
+        <w:t xml:space="preserve">- Coinvolgimento Dott. Luca Carenzo per validazione clinica indipendente</w:t>
       </w:r>
       <w:r>
         <w:t xml:space="preserve"> </w:t>
@@ -2804,7 +2837,7 @@
         <w:t xml:space="preserve"> </w:t>
       </w:r>
       <w:r>
-        <w:t xml:space="preserve">Damiano (Medical Director) + Collaboratore Co.Co.Co</w:t>
+        <w:t xml:space="preserve">Damiano (Medical Director) + Dott. Carenzo (validatore esterno) + Collaboratore Co.Co.Co</w:t>
       </w:r>
     </w:p>
     <w:p>
@@ -3538,12 +3571,13 @@
     <w:tbl>
       <w:tblPr>
         <w:tblStyle w:val="Table"/>
-        <w:tblW w:type="auto" w:w="0"/>
+        <w:tblW w:type="pct" w:w="5000"/>
+        <w:tblLayout w:type="fixed"/>
         <w:tblLook w:firstRow="1" w:lastRow="0" w:firstColumn="0" w:lastColumn="0" w:noHBand="0" w:noVBand="0" w:val="0020"/>
       </w:tblPr>
       <w:tblGrid>
-        <w:gridCol w:w="3960"/>
-        <w:gridCol w:w="3960"/>
+        <w:gridCol w:w="3168"/>
+        <w:gridCol w:w="4752"/>
       </w:tblGrid>
       <w:tr>
         <w:trPr>
@@ -3700,7 +3734,7 @@
               <w:pStyle w:val="Compact"/>
             </w:pPr>
             <w:r>
-              <w:t xml:space="preserve">Margine di riserva Fase 2</w:t>
+              <w:t xml:space="preserve">Margine di riserva Fase 2 (spese legali certificazioni EU ~€1.000 + consulenza Dott. Carenzo ~€1.500 + ricerca medica/test eventi ~€670)</w:t>
             </w:r>
           </w:p>
         </w:tc>
@@ -3941,7 +3975,7 @@
               <w:pStyle w:val="Compact"/>
             </w:pPr>
             <w:r>
-              <w:t xml:space="preserve">App mobile EMSy su App Store e Google Play</w:t>
+              <w:t xml:space="preserve">Web App EMSy accessibile da browser mobile</w:t>
             </w:r>
           </w:p>
         </w:tc>
@@ -3963,7 +3997,7 @@
               <w:pStyle w:val="Compact"/>
             </w:pPr>
             <w:r>
-              <w:t xml:space="preserve">App pubblicata su entrambi gli store</w:t>
+              <w:t xml:space="preserve">Web App live, ottimizzata per mobile, accessibile senza installazione</w:t>
             </w:r>
           </w:p>
         </w:tc>
@@ -4507,7 +4541,29 @@
         <w:t xml:space="preserve"> </w:t>
       </w:r>
       <w:r>
-        <w:t xml:space="preserve">specialista in compliance dati sanitari, validazione sistema PII, redazione fascicoli tecnici</w:t>
+        <w:t xml:space="preserve">specialista in compliance dati sanitari, validazione sistema PII (Personally Identifiable Information), redazione fascicoli tecnici</w:t>
+      </w:r>
+    </w:p>
+    <w:p>
+      <w:pPr>
+        <w:pStyle w:val="Compact"/>
+        <w:numPr>
+          <w:ilvl w:val="0"/>
+          <w:numId w:val="1003"/>
+        </w:numPr>
+      </w:pPr>
+      <w:r>
+        <w:rPr>
+          <w:b/>
+          <w:bCs/>
+        </w:rPr>
+        <w:t xml:space="preserve">Dott. Luca Carenzo</w:t>
+      </w:r>
+      <w:r>
+        <w:t xml:space="preserve"> </w:t>
+      </w:r>
+      <w:r>
+        <w:t xml:space="preserve">— Anestesista-rianimatore, esperto in medicina d’emergenza ed elisoccorso (HEMS — Helicopter Emergency Medical Services). Validatore clinico esterno indipendente: testerà la piattaforma EMSy in contesti reali, fornirà feedback clinico qualificato e potrà produrre pubblicazioni scientifiche o presentazioni a convegni medici sull’efficacia del sistema. Incarico previsto in Fase 2, finanziato dal margine di riserva.</w:t>
       </w:r>
     </w:p>
     <w:p>
@@ -4690,18 +4746,64 @@
               <w:pStyle w:val="Compact"/>
             </w:pPr>
             <w:r>
-              <w:t xml:space="preserve">Ritardo rilascio App Store (Apple review)</w:t>
-            </w:r>
-          </w:p>
-        </w:tc>
-        <w:tc>
-          <w:tcPr/>
-          <w:p>
-            <w:pPr>
-              <w:pStyle w:val="Compact"/>
-            </w:pPr>
-            <w:r>
-              <w:t xml:space="preserve">Alta</w:t>
+              <w:t xml:space="preserve">Difficoltà integrazione SDK RealWear</w:t>
+            </w:r>
+          </w:p>
+        </w:tc>
+        <w:tc>
+          <w:tcPr/>
+          <w:p>
+            <w:pPr>
+              <w:pStyle w:val="Compact"/>
+            </w:pPr>
+            <w:r>
+              <w:t xml:space="preserve">Bassa</w:t>
+            </w:r>
+          </w:p>
+        </w:tc>
+        <w:tc>
+          <w:tcPr/>
+          <w:p>
+            <w:pPr>
+              <w:pStyle w:val="Compact"/>
+            </w:pPr>
+            <w:r>
+              <w:t xml:space="preserve">Medio</w:t>
+            </w:r>
+          </w:p>
+        </w:tc>
+        <w:tc>
+          <w:tcPr/>
+          <w:p>
+            <w:pPr>
+              <w:pStyle w:val="Compact"/>
+            </w:pPr>
+            <w:r>
+              <w:t xml:space="preserve">SDK ben documentato; comunità sviluppatori attiva; fallback su browser-based AR come alternativa</w:t>
+            </w:r>
+          </w:p>
+        </w:tc>
+      </w:tr>
+      <w:tr>
+        <w:tc>
+          <w:tcPr/>
+          <w:p>
+            <w:pPr>
+              <w:pStyle w:val="Compact"/>
+            </w:pPr>
+            <w:r>
+              <w:t xml:space="preserve">Scostamento costi LLM oltre budget</w:t>
+            </w:r>
+          </w:p>
+        </w:tc>
+        <w:tc>
+          <w:tcPr/>
+          <w:p>
+            <w:pPr>
+              <w:pStyle w:val="Compact"/>
+            </w:pPr>
+            <w:r>
+              <w:t xml:space="preserve">Bassa</w:t>
             </w:r>
           </w:p>
         </w:tc>
@@ -4723,20 +4825,20 @@
               <w:pStyle w:val="Compact"/>
             </w:pPr>
             <w:r>
-              <w:t xml:space="preserve">Review Apple già avviata; build in submission; tempi medi 1-3 giorni, al massimo 2 settimane</w:t>
-            </w:r>
-          </w:p>
-        </w:tc>
-      </w:tr>
-      <w:tr>
-        <w:tc>
-          <w:tcPr/>
-          <w:p>
-            <w:pPr>
-              <w:pStyle w:val="Compact"/>
-            </w:pPr>
-            <w:r>
-              <w:t xml:space="preserve">Difficoltà integrazione SDK RealWear</w:t>
+              <w:t xml:space="preserve">Crediti AWS Activate e NVIDIA coprono i picchi iniziali; server GPU on-premise riduce dipendenza da API cloud; margine di riserva €5.800 disponibile</w:t>
+            </w:r>
+          </w:p>
+        </w:tc>
+      </w:tr>
+      <w:tr>
+        <w:tc>
+          <w:tcPr/>
+          <w:p>
+            <w:pPr>
+              <w:pStyle w:val="Compact"/>
+            </w:pPr>
+            <w:r>
+              <w:t xml:space="preserve">Mancata disponibilità Dott. Carenzo per test</w:t>
             </w:r>
           </w:p>
         </w:tc>
@@ -4769,53 +4871,7 @@
               <w:pStyle w:val="Compact"/>
             </w:pPr>
             <w:r>
-              <w:t xml:space="preserve">SDK ben documentato; comunità sviluppatori attiva; fallback su browser-based AR come alternativa</w:t>
-            </w:r>
-          </w:p>
-        </w:tc>
-      </w:tr>
-      <w:tr>
-        <w:tc>
-          <w:tcPr/>
-          <w:p>
-            <w:pPr>
-              <w:pStyle w:val="Compact"/>
-            </w:pPr>
-            <w:r>
-              <w:t xml:space="preserve">Scostamento costi LLM oltre budget</w:t>
-            </w:r>
-          </w:p>
-        </w:tc>
-        <w:tc>
-          <w:tcPr/>
-          <w:p>
-            <w:pPr>
-              <w:pStyle w:val="Compact"/>
-            </w:pPr>
-            <w:r>
-              <w:t xml:space="preserve">Bassa</w:t>
-            </w:r>
-          </w:p>
-        </w:tc>
-        <w:tc>
-          <w:tcPr/>
-          <w:p>
-            <w:pPr>
-              <w:pStyle w:val="Compact"/>
-            </w:pPr>
-            <w:r>
-              <w:t xml:space="preserve">Basso</w:t>
-            </w:r>
-          </w:p>
-        </w:tc>
-        <w:tc>
-          <w:tcPr/>
-          <w:p>
-            <w:pPr>
-              <w:pStyle w:val="Compact"/>
-            </w:pPr>
-            <w:r>
-              <w:t xml:space="preserve">Crediti AWS Activate e NVIDIA coprono i picchi iniziali; margine di riserva €6.340 disponibile</w:t>
+              <w:t xml:space="preserve">Identificare in anticipo un secondo profilo clinico alternativo di pari livello</w:t>
             </w:r>
           </w:p>
         </w:tc>

--- a/_progetto/Piano_di_Sviluppo.docx
+++ b/_progetto/Piano_di_Sviluppo.docx
@@ -130,7 +130,7 @@
         <w:t xml:space="preserve"> </w:t>
       </w:r>
       <w:r>
-        <w:t xml:space="preserve">Sviluppare e validare sul campo, con operatori del soccorso valdostani, un sistema AI multi-agente a moduli specializzati integrati per il supporto informativo e formativo alla medicina d’urgenza preospedaliera in ambiente montano, includendo la prototipazione esplorativa di interfacce hands-free per l’operatività in scenario.</w:t>
+        <w:t xml:space="preserve">Sviluppare e validare sul campo, con operatori del soccorso valdostani, un sistema AI multi-agente a moduli specializzati integrati per il supporto informativo e formativo alla medicina d’urgenza preospedaliera in ambiente montano, includendo la prototipazione esplorativa di interfacce AR per la visualizzazione contestuale di informazioni cliniche in scenario.</w:t>
       </w:r>
     </w:p>
     <w:p>
@@ -160,7 +160,7 @@
         <w:t xml:space="preserve"> </w:t>
       </w:r>
       <w:r>
-        <w:t xml:space="preserve">2. Prototipazione esplorativa di interfaccia hands-free su dispositivo AR indossabile (RealWear Navigator 520) per l’operatività in scenario di soccorso</w:t>
+        <w:t xml:space="preserve">2. Prototipazione esplorativa di interfaccia AR su display binoculare indossabile (XREAL 1S — display Micro-OLED binoculare per sviluppo e validazione dell’architettura visiva dell’interfaccia clinica)</w:t>
       </w:r>
       <w:r>
         <w:t xml:space="preserve"> </w:t>
@@ -309,25 +309,7 @@
         <w:pStyle w:val="FirstParagraph"/>
       </w:pPr>
       <w:r>
-        <w:t xml:space="preserve">Le interfacce digitali esistenti per il soccorso sono progettate per ambienti controllati. Nessuna piattaforma AI per la medicina d’emergenza offre oggi un’interfaccia operativa in realtà aumentata, hands-free, utilizzabile durante le manovre di rianimazione cardiopolmonare o di gestione del trauma. EMSy introduce questo paradigma tramite la prototipazione su RealWear Navigator 520.</w:t>
-      </w:r>
-    </w:p>
-    <w:p>
-      <w:pPr>
-        <w:pStyle w:val="BlockText"/>
-      </w:pPr>
-      <w:r>
-        <w:rPr>
-          <w:b/>
-          <w:bCs/>
-        </w:rPr>
-        <w:t xml:space="preserve">⚠️ NOTA INTERNA:</w:t>
-      </w:r>
-      <w:r>
-        <w:t xml:space="preserve"> </w:t>
-      </w:r>
-      <w:r>
-        <w:t xml:space="preserve">Verificare con Simon se il dispositivo AR che intende proporre è il RealWear Navigator 520 o un modello equivalente/superiore. Il dispositivo utilizzato nel Piano deve avere almeno le stesse caratteristiche: certificazione IP66, controllo vocale in ambienti rumorosi, display heads-up non ostruttivo.</w:t>
+        <w:t xml:space="preserve">Le interfacce digitali esistenti per il soccorso sono progettate per ambienti controllati. Nessuna piattaforma AI per la medicina d’emergenza ha progettato un’interfaccia ottimizzata per la realtà aumentata, con informazioni cliniche (dosaggi, score, risposte AI) visualizzate in overlay senza interrompere le manovre. EMSy introduce questo paradigma: il Piano di sviluppo prevede la prototipazione dell’interfaccia AR — progettazione dell’architettura visiva, test di leggibilità e validazione dell’esperienza utente — su display binoculare XREAL 1S (Micro-OLED, 1920×1200 per occhio, 52° campo visivo). Il prototipo sarà la base per il futuro deployment su dispositivi da campo.</w:t>
       </w:r>
     </w:p>
     <w:bookmarkEnd w:id="12"/>
@@ -398,7 +380,7 @@
         <w:pStyle w:val="FirstParagraph"/>
       </w:pPr>
       <w:r>
-        <w:t xml:space="preserve">Sviluppare e validare sul campo, con operatori del soccorso valdostani, un sistema AI multi-agente a moduli specializzati integrati per il supporto informativo e formativo alla medicina d’urgenza preospedaliera in ambiente montano, includendo la prototipazione esplorativa di interfacce hands-free per l’operatività in scenario.</w:t>
+        <w:t xml:space="preserve">Sviluppare e validare sul campo, con operatori del soccorso valdostani, un sistema AI multi-agente a moduli specializzati integrati per il supporto informativo e formativo alla medicina d’urgenza preospedaliera in ambiente montano, includendo la prototipazione esplorativa di interfacce AR per la visualizzazione contestuale di informazioni cliniche in scenario.</w:t>
       </w:r>
     </w:p>
     <w:bookmarkEnd w:id="15"/>
@@ -717,7 +699,7 @@
         <w:t xml:space="preserve"> </w:t>
       </w:r>
       <w:r>
-        <w:t xml:space="preserve">| OS6 | Prototipare interfaccia AR hands-free su RealWear | Fase 2 | Prototipo funzionante con navigazione vocale su RealWear Navigator 520 |</w:t>
+        <w:t xml:space="preserve">| OS6 | Prototipare interfaccia AR su display XREAL 1S | Fase 2 | Prototipo funzionante con visualizzazione overlay clinica su display Micro-OLED binoculare |</w:t>
       </w:r>
       <w:r>
         <w:t xml:space="preserve"> </w:t>
@@ -1063,13 +1045,13 @@
       </w:r>
     </w:p>
     <w:bookmarkEnd w:id="18"/>
-    <w:bookmarkStart w:id="19" w:name="X48f68bbb9b54b842910dff5d5e348a3cfb67a2c"/>
+    <w:bookmarkStart w:id="19" w:name="X398b7ccc5edfab40968252c72dd76d6a85aaa80"/>
     <w:p>
       <w:pPr>
         <w:pStyle w:val="Heading3"/>
       </w:pPr>
       <w:r>
-        <w:t xml:space="preserve">4.2 Interfaccia AR hands-free — RealWear Navigator 520</w:t>
+        <w:t xml:space="preserve">4.2 Interfaccia AR — Prototipazione su XREAL 1S</w:t>
       </w:r>
     </w:p>
     <w:p>
@@ -1077,7 +1059,7 @@
         <w:pStyle w:val="FirstParagraph"/>
       </w:pPr>
       <w:r>
-        <w:t xml:space="preserve">Il RealWear Navigator 520 è un dispositivo di realtà aumentata indossabile progettato per operatori in ambienti difficili: è certificato IP66 (impermeabile, resistente a polvere), funziona a comandi vocali in ambienti rumorosi, e monta un display davanti all’occhio che non ostruisce la visuale.</w:t>
+        <w:t xml:space="preserve">Il piano di sviluppo FESR include la fase di prototipazione dell’interfaccia AR di EMSy: progettazione dell’architettura visiva, test di leggibilità in overlay e validazione dell’esperienza utente clinica.</w:t>
       </w:r>
     </w:p>
     <w:p>
@@ -1085,51 +1067,28 @@
         <w:pStyle w:val="BodyText"/>
       </w:pPr>
       <w:r>
-        <w:t xml:space="preserve">Per il contesto del soccorso preospedaliero:</w:t>
-      </w:r>
-      <w:r>
-        <w:t xml:space="preserve"> </w:t>
-      </w:r>
-      <w:r>
-        <w:t xml:space="preserve">- L’operatore indossa il dispositivo durante l’intervento</w:t>
-      </w:r>
-      <w:r>
-        <w:t xml:space="preserve"> </w:t>
-      </w:r>
-      <w:r>
-        <w:t xml:space="preserve">- Tramite comandi vocali accede alle funzionalità di EMSy</w:t>
-      </w:r>
-      <w:r>
-        <w:t xml:space="preserve"> </w:t>
-      </w:r>
-      <w:r>
-        <w:t xml:space="preserve">- Il display mostra dosaggi, score clinici e risposte dell’AI senza interrompere le manovre</w:t>
-      </w:r>
-    </w:p>
-    <w:p>
-      <w:pPr>
-        <w:pStyle w:val="BodyText"/>
-      </w:pPr>
-      <w:r>
-        <w:t xml:space="preserve">Il Piano di sviluppo prevede la prototipazione dell’interfaccia EMSy ottimizzata per RealWear: schermo ridotto, navigazione vocale, UX semplificata per condizioni di stress, integrazione con l’AI Assistant tramite SDK RealWear.</w:t>
-      </w:r>
-    </w:p>
-    <w:p>
-      <w:pPr>
-        <w:pStyle w:val="BlockText"/>
-      </w:pPr>
+        <w:t xml:space="preserve">Lo strumento utilizzato per questa fase è l’</w:t>
+      </w:r>
       <w:r>
         <w:rPr>
           <w:b/>
           <w:bCs/>
         </w:rPr>
-        <w:t xml:space="preserve">⚠️ NOTA INTERNA:</w:t>
-      </w:r>
-      <w:r>
-        <w:t xml:space="preserve"> </w:t>
-      </w:r>
-      <w:r>
-        <w:t xml:space="preserve">Verificare con Simon se il dispositivo scelto è confermato come RealWear Navigator 520 o se propone un modello alternativo/equivalente. Il dispositivo deve avere: certificazione IP66, controllo vocale in ambienti rumorosi, display heads-up non ostruttivo. Se cambia modello, aggiornare nome e prezzo nel budget (€1.800 attualmente previsto).</w:t>
+        <w:t xml:space="preserve">XREAL 1S</w:t>
+      </w:r>
+      <w:r>
+        <w:t xml:space="preserve"> </w:t>
+      </w:r>
+      <w:r>
+        <w:t xml:space="preserve">— display binoculare Micro-OLED (1920×1200 per occhio, 52° campo visivo, 700 nit) connesso alla workstation di sviluppo. Il dispositivo permette a Simon di vedere direttamente in AR come appaiono le informazioni cliniche sovrapposte alla visuale reale, iterare rapidamente sul layout, testare la leggibilità dei componenti (score OHCA, dosaggi farmacologici, risposte AI) e validare la UX con gli altri membri del team.</w:t>
+      </w:r>
+    </w:p>
+    <w:p>
+      <w:pPr>
+        <w:pStyle w:val="BodyText"/>
+      </w:pPr>
+      <w:r>
+        <w:t xml:space="preserve">Questa fase produce i design pattern, le specifiche di interazione e i criteri di UX che guideranno il futuro deployment dell’interfaccia su dispositivi da campo. La separazione tra fase di prototipazione (sviluppo iterativo su display consumer di alta qualità) e fase di deployment (hardware certificato per uso operativo) è la prassi standard nello sviluppo di interfacce per ambienti critici.</w:t>
       </w:r>
     </w:p>
     <w:bookmarkEnd w:id="19"/>
@@ -1491,7 +1450,7 @@
               <w:pStyle w:val="Compact"/>
             </w:pPr>
             <w:r>
-              <w:t xml:space="preserve">RealWear SDK + adattamento UI</w:t>
+              <w:t xml:space="preserve">XREAL SDK + adattamento UI</w:t>
             </w:r>
           </w:p>
         </w:tc>
@@ -2455,18 +2414,18 @@
               <w:pStyle w:val="Compact"/>
             </w:pPr>
             <w:r>
-              <w:t xml:space="preserve">Hardware (Server GPU €5.000 + RealWear €1.800 — quota ammortamento 18/60)</w:t>
-            </w:r>
-          </w:p>
-        </w:tc>
-        <w:tc>
-          <w:tcPr/>
-          <w:p>
-            <w:pPr>
-              <w:pStyle w:val="Compact"/>
-            </w:pPr>
-            <w:r>
-              <w:t xml:space="preserve">€2.040</w:t>
+              <w:t xml:space="preserve">Hardware (Server GPU €5.000 + XREAL 1S €459 — quota ammortamento 18/60)</w:t>
+            </w:r>
+          </w:p>
+        </w:tc>
+        <w:tc>
+          <w:tcPr/>
+          <w:p>
+            <w:pPr>
+              <w:pStyle w:val="Compact"/>
+            </w:pPr>
+            <w:r>
+              <w:t xml:space="preserve">€1.638</w:t>
             </w:r>
           </w:p>
         </w:tc>
@@ -2514,7 +2473,7 @@
               <w:pStyle w:val="Compact"/>
             </w:pPr>
             <w:r>
-              <w:t xml:space="preserve">€2.630</w:t>
+              <w:t xml:space="preserve">€3.032</w:t>
             </w:r>
           </w:p>
         </w:tc>
@@ -2612,7 +2571,7 @@
         </w:numPr>
       </w:pPr>
       <w:r>
-        <w:t xml:space="preserve">Prototipare l’interfaccia AR hands-free</w:t>
+        <w:t xml:space="preserve">Prototipare l’interfaccia AR su XREAL 1S</w:t>
       </w:r>
     </w:p>
     <w:p>
@@ -2849,37 +2808,37 @@
           <w:b/>
           <w:bCs/>
         </w:rPr>
-        <w:t xml:space="preserve">WP2.3 — Prototipo interfaccia AR hands-free (mesi 9-14)</w:t>
-      </w:r>
-      <w:r>
-        <w:t xml:space="preserve"> </w:t>
-      </w:r>
-      <w:r>
-        <w:t xml:space="preserve">- Setup SDK RealWear Navigator 520 e ambiente di sviluppo</w:t>
-      </w:r>
-      <w:r>
-        <w:t xml:space="preserve"> </w:t>
-      </w:r>
-      <w:r>
-        <w:t xml:space="preserve">- Adattamento interfaccia EMSy per display AR (schermo ridotto, alta leggibilità)</w:t>
-      </w:r>
-      <w:r>
-        <w:t xml:space="preserve"> </w:t>
-      </w:r>
-      <w:r>
-        <w:t xml:space="preserve">- Implementazione navigazione a comandi vocali</w:t>
-      </w:r>
-      <w:r>
-        <w:t xml:space="preserve"> </w:t>
-      </w:r>
-      <w:r>
-        <w:t xml:space="preserve">- Test operativi in scenario simulato di soccorso</w:t>
-      </w:r>
-      <w:r>
-        <w:t xml:space="preserve"> </w:t>
-      </w:r>
-      <w:r>
-        <w:t xml:space="preserve">- Documentazione tecnica del prototipo</w:t>
+        <w:t xml:space="preserve">WP2.3 — Prototipo interfaccia AR su XREAL 1S (mesi 9-14)</w:t>
+      </w:r>
+      <w:r>
+        <w:t xml:space="preserve"> </w:t>
+      </w:r>
+      <w:r>
+        <w:t xml:space="preserve">- Setup XREAL 1S e ambiente di sviluppo AR (XREAL SDK)</w:t>
+      </w:r>
+      <w:r>
+        <w:t xml:space="preserve"> </w:t>
+      </w:r>
+      <w:r>
+        <w:t xml:space="preserve">- Progettazione architettura visiva: layout overlay clinico, gerarchia informativa, leggibilità in AR</w:t>
+      </w:r>
+      <w:r>
+        <w:t xml:space="preserve"> </w:t>
+      </w:r>
+      <w:r>
+        <w:t xml:space="preserve">- Adattamento interfaccia EMSy per display binoculare (componenti ridotti, alta leggibilità, contrasto ottimizzato)</w:t>
+      </w:r>
+      <w:r>
+        <w:t xml:space="preserve"> </w:t>
+      </w:r>
+      <w:r>
+        <w:t xml:space="preserve">- Test di validazione UX con Simon e Damiano su scenari simulati</w:t>
+      </w:r>
+      <w:r>
+        <w:t xml:space="preserve"> </w:t>
+      </w:r>
+      <w:r>
+        <w:t xml:space="preserve">- Documentazione tecnica del prototipo e specifiche per futuro deployment su dispositivi da campo</w:t>
       </w:r>
       <w:r>
         <w:t xml:space="preserve"> </w:t>
@@ -3307,7 +3266,7 @@
               <w:pStyle w:val="Compact"/>
             </w:pPr>
             <w:r>
-              <w:t xml:space="preserve">Prototipo AR hands-free: navigazione vocale funzionante su RealWear</w:t>
+              <w:t xml:space="preserve">Prototipo AR: overlay clinico funzionante su display XREAL 1S — UX validata</w:t>
             </w:r>
           </w:p>
         </w:tc>
@@ -4113,7 +4072,7 @@
               <w:pStyle w:val="Compact"/>
             </w:pPr>
             <w:r>
-              <w:t xml:space="preserve">Prototipo AR hands-free RealWear Navigator 520</w:t>
+              <w:t xml:space="preserve">Prototipo interfaccia AR su display XREAL 1S</w:t>
             </w:r>
           </w:p>
         </w:tc>
@@ -4135,7 +4094,7 @@
               <w:pStyle w:val="Compact"/>
             </w:pPr>
             <w:r>
-              <w:t xml:space="preserve">Navigazione vocale funzionante in scenario simulato</w:t>
+              <w:t xml:space="preserve">Overlay clinico funzionante, architettura visiva documentata</w:t>
             </w:r>
           </w:p>
         </w:tc>
@@ -4746,7 +4705,7 @@
               <w:pStyle w:val="Compact"/>
             </w:pPr>
             <w:r>
-              <w:t xml:space="preserve">Difficoltà integrazione SDK RealWear</w:t>
+              <w:t xml:space="preserve">Difficoltà integrazione SDK XREAL</w:t>
             </w:r>
           </w:p>
         </w:tc>
@@ -4779,7 +4738,7 @@
               <w:pStyle w:val="Compact"/>
             </w:pPr>
             <w:r>
-              <w:t xml:space="preserve">SDK ben documentato; comunità sviluppatori attiva; fallback su browser-based AR come alternativa</w:t>
+              <w:t xml:space="preserve">SDK ben documentato; fallback su WebXR browser-based come alternativa</w:t>
             </w:r>
           </w:p>
         </w:tc>
@@ -4990,7 +4949,7 @@
         <w:pStyle w:val="FirstParagraph"/>
       </w:pPr>
       <w:r>
-        <w:t xml:space="preserve">Il progetto è software-first: nessuna produzione manifatturiera, nessuna emissione diretta. Hardware acquistato da fornitori certificati RoHS (Direttiva 2011/65/UE) e WEEE (Direttiva 2012/19/UE). MacBook Pro 16” M4 Pro e RealWear Navigator 520 sono dispositivi con certificazione Energy Star e conformi agli standard Ecodesign.</w:t>
+        <w:t xml:space="preserve">Il progetto è software-first: nessuna produzione manifatturiera, nessuna emissione diretta. Hardware acquistato da fornitori certificati RoHS (Direttiva 2011/65/UE) e WEEE (Direttiva 2012/19/UE). Il Server GPU dedicato è certificato Energy Star e conforme agli standard Ecodesign (ESPR); il display XREAL 1S è certificato CE e RoHS.</w:t>
       </w:r>
     </w:p>
     <w:bookmarkEnd w:id="41"/>
@@ -5116,7 +5075,7 @@
         <w:t xml:space="preserve"> </w:t>
       </w:r>
       <w:r>
-        <w:t xml:space="preserve">- La prototipazione dell’interfaccia AR hands-free su RealWear Navigator 520 introduce un paradigma di interazione uomo-AI inedito per la medicina d’emergenza alpina, trasferibile in futuro al soccorso alpino e speleologico valdostano (SAVALP)</w:t>
+        <w:t xml:space="preserve">- La prototipazione dell’interfaccia AR su display binoculare XREAL 1S introduce un paradigma di visualizzazione uomo-AI inedito per la medicina d’emergenza alpina, con design patterns trasferibili in futuro su dispositivi da campo per il soccorso alpino e speleologico valdostano (SAVALP)</w:t>
       </w:r>
       <w:r>
         <w:t xml:space="preserve"> </w:t>
@@ -5281,7 +5240,7 @@
         <w:t xml:space="preserve"> </w:t>
       </w:r>
       <w:r>
-        <w:t xml:space="preserve">- L’hardware acquistato nel Piano (MacBook Pro M4 Pro, RealWear Navigator 520) è certificato</w:t>
+        <w:t xml:space="preserve">- L’hardware acquistato nel Piano (Server GPU dedicato, XREAL 1S) è conforme agli standard</w:t>
       </w:r>
       <w:r>
         <w:t xml:space="preserve"> </w:t>
@@ -5291,13 +5250,10 @@
           <w:b/>
           <w:bCs/>
         </w:rPr>
-        <w:t xml:space="preserve">Energy Star</w:t>
-      </w:r>
-      <w:r>
-        <w:t xml:space="preserve"> </w:t>
-      </w:r>
-      <w:r>
-        <w:t xml:space="preserve">e conforme agli standard</w:t>
+        <w:t xml:space="preserve">RoHS/WEEE</w:t>
+      </w:r>
+      <w:r>
+        <w:t xml:space="preserve">; il Server GPU è certificato</w:t>
       </w:r>
       <w:r>
         <w:t xml:space="preserve"> </w:t>
@@ -5307,7 +5263,7 @@
           <w:b/>
           <w:bCs/>
         </w:rPr>
-        <w:t xml:space="preserve">Ecodesign (ESPR, Reg. UE 2024/1781)</w:t>
+        <w:t xml:space="preserve">Energy Star</w:t>
       </w:r>
       <w:r>
         <w:t xml:space="preserve"> </w:t>
@@ -5323,7 +5279,7 @@
           <w:b/>
           <w:bCs/>
         </w:rPr>
-        <w:t xml:space="preserve">RoHS/WEEE</w:t>
+        <w:t xml:space="preserve">Ecodesign (ESPR, Reg. UE 2024/1781)</w:t>
       </w:r>
       <w:r>
         <w:t xml:space="preserve"> </w:t>
@@ -5636,7 +5592,7 @@
               <w:pStyle w:val="Compact"/>
             </w:pPr>
             <w:r>
-              <w:t xml:space="preserve">MBP e RealWear rimangono presso sede VdA per 3 anni post-progetto</w:t>
+              <w:t xml:space="preserve">Server GPU e XREAL 1S rimangono presso sede VdA per 3 anni post-progetto</w:t>
             </w:r>
           </w:p>
         </w:tc>

--- a/_progetto/Piano_di_Sviluppo.docx
+++ b/_progetto/Piano_di_Sviluppo.docx
@@ -4784,7 +4784,7 @@
               <w:pStyle w:val="Compact"/>
             </w:pPr>
             <w:r>
-              <w:t xml:space="preserve">Crediti AWS Activate e NVIDIA coprono i picchi iniziali; server GPU on-premise riduce dipendenza da API cloud; margine di riserva €5.800 disponibile</w:t>
+              <w:t xml:space="preserve">Crediti AWS Activate e NVIDIA coprono i picchi iniziali; server GPU on-premise riduce dipendenza da API cloud; margine di riserva €6.202 disponibile</w:t>
             </w:r>
           </w:p>
         </w:tc>

--- a/_progetto/Piano_di_Sviluppo.docx
+++ b/_progetto/Piano_di_Sviluppo.docx
@@ -171,25 +171,7 @@
     </w:p>
     <w:p>
       <w:pPr>
-        <w:pStyle w:val="BlockText"/>
-      </w:pPr>
-      <w:r>
-        <w:rPr>
-          <w:b/>
-          <w:bCs/>
-        </w:rPr>
-        <w:t xml:space="preserve">⚠️ NOTA INTERNA:</w:t>
-      </w:r>
-      <w:r>
-        <w:t xml:space="preserve"> </w:t>
-      </w:r>
-      <w:r>
-        <w:t xml:space="preserve">Ipotesi di avvio progetto: dicembre 2026 (best case dopo approvazione bando). GTC® luglio 2027 = mese 8 del progetto (Fase 2). TORX® settembre 2027 = mese 10 (Fase 2). Verificare con VDA Trailers la disponibilità a mantenere il partenariato per le edizioni 2027.</w:t>
-      </w:r>
-    </w:p>
-    <w:p>
-      <w:pPr>
-        <w:pStyle w:val="FirstParagraph"/>
+        <w:pStyle w:val="BodyText"/>
       </w:pPr>
       <w:r>
         <w:t xml:space="preserve">Il progetto si inserisce nelle aree prioritarie della Smart Specialization Strategy (S3) regionale 2021-2027 e produce ricadute occupazionali, tecnologiche e sanitarie dirette sul territorio valdostano.</w:t>
@@ -270,25 +252,7 @@
     </w:p>
     <w:p>
       <w:pPr>
-        <w:pStyle w:val="BlockText"/>
-      </w:pPr>
-      <w:r>
-        <w:rPr>
-          <w:b/>
-          <w:bCs/>
-        </w:rPr>
-        <w:t xml:space="preserve">⚠️ NOTA INTERNA:</w:t>
-      </w:r>
-      <w:r>
-        <w:t xml:space="preserve"> </w:t>
-      </w:r>
-      <w:r>
-        <w:t xml:space="preserve">Valutare se aggiungere un glossario dei termini tecnici in appendice o spiegare i termini inline come fatto qui. Decidere con Simon/Damiano l’approccio uniforme per tutto il documento.</w:t>
-      </w:r>
-    </w:p>
-    <w:p>
-      <w:pPr>
-        <w:pStyle w:val="FirstParagraph"/>
+        <w:pStyle w:val="BodyText"/>
       </w:pPr>
       <w:r>
         <w:t xml:space="preserve">EMSy colma questo gap sviluppando un modello ML preospedaliero-only validato su dati del sistema 118 italiano, con piena aderenza allo standard Utstein.</w:t>
@@ -328,24 +292,6 @@
       </w:pPr>
       <w:r>
         <w:t xml:space="preserve">EMSy è già in produzione con oltre 400 utenti registrati in più di 50 paesi e più di 1.000 consultazioni giornaliere. Il presente Piano di sviluppo rappresenta il salto evolutivo dalla piattaforma informativa esistente a un sistema AI predittivo e multi-modale, radicato nel contesto operativo valdostano.</w:t>
-      </w:r>
-    </w:p>
-    <w:p>
-      <w:pPr>
-        <w:pStyle w:val="BlockText"/>
-      </w:pPr>
-      <w:r>
-        <w:rPr>
-          <w:b/>
-          <w:bCs/>
-        </w:rPr>
-        <w:t xml:space="preserve">⚠️ NOTA INTERNA:</w:t>
-      </w:r>
-      <w:r>
-        <w:t xml:space="preserve"> </w:t>
-      </w:r>
-      <w:r>
-        <w:t xml:space="preserve">Dati da verificare con Simon prima della presentazione: utenti registrati, numero paesi, consultazioni giornaliere. Usare solo numeri confermati e aggiornati.</w:t>
       </w:r>
     </w:p>
     <w:p>
@@ -642,76 +588,28 @@
     </w:tbl>
     <w:p>
       <w:pPr>
-        <w:pStyle w:val="BlockText"/>
-      </w:pPr>
-      <w:r>
-        <w:rPr>
-          <w:b/>
-          <w:bCs/>
-        </w:rPr>
-        <w:t xml:space="preserve">⚠️ NOTA INTERNA — OS2:</w:t>
-      </w:r>
-      <w:r>
-        <w:t xml:space="preserve"> </w:t>
-      </w:r>
-      <w:r>
-        <w:t xml:space="preserve">Verificare con VDA Trailers disponibilità a confermare partenariato per edizioni GTC® e TORX® 2027. Soglia ≥500 atleti: verificare con Damiano la fattibilità in base ai piani sanitari degli eventi 2027.</w:t>
-      </w:r>
-      <w:r>
-        <w:t xml:space="preserve"> </w:t>
-      </w:r>
-      <w:r>
-        <w:rPr>
-          <w:b/>
-          <w:bCs/>
-        </w:rPr>
-        <w:t xml:space="preserve">⚠️ NOTA INTERNA — OS3:</w:t>
-      </w:r>
-      <w:r>
-        <w:t xml:space="preserve"> </w:t>
-      </w:r>
-      <w:r>
-        <w:t xml:space="preserve">Verificare con Simon lo stato attuale della submission App Store e se l’app è già presente sugli store o da pubblicare ex novo.</w:t>
-      </w:r>
-      <w:r>
-        <w:t xml:space="preserve"> </w:t>
-      </w:r>
-      <w:r>
-        <w:rPr>
-          <w:b/>
-          <w:bCs/>
-        </w:rPr>
-        <w:t xml:space="preserve">⚠️ NOTA INTERNA — OS4:</w:t>
-      </w:r>
-      <w:r>
-        <w:t xml:space="preserve"> </w:t>
-      </w:r>
-      <w:r>
-        <w:t xml:space="preserve">Soglia ≥100 casi clinici reali: verificare con Damiano la disponibilità di dataset sufficienti per i test di validazione entro Fase 2.</w:t>
-      </w:r>
-      <w:r>
-        <w:t xml:space="preserve"> </w:t>
-      </w:r>
-      <w:r>
-        <w:t xml:space="preserve">| OS5 | Validare il modello OHCA su dati 118 italiani | Fase 2 | AUC validato su dataset europeo, report clinico prodotto |</w:t>
-      </w:r>
-      <w:r>
-        <w:t xml:space="preserve"> </w:t>
-      </w:r>
-      <w:r>
-        <w:t xml:space="preserve">| OS6 | Prototipare interfaccia AR su display XREAL 1S | Fase 2 | Prototipo funzionante con visualizzazione overlay clinica su display Micro-OLED binoculare |</w:t>
-      </w:r>
-      <w:r>
-        <w:t xml:space="preserve"> </w:t>
-      </w:r>
-      <w:r>
-        <w:t xml:space="preserve">| OS7 | Completare assessment tecnologico esterno | Fase 2 | Report di assessment consegnato entro mese 12 |</w:t>
-      </w:r>
-      <w:r>
-        <w:t xml:space="preserve"> </w:t>
-      </w:r>
-      <w:r>
-        <w:t xml:space="preserve">| OS8 | Certificare compliance GDPR del sistema PII | Fase 2 | Fascicolo documentale validato da consulente specializzato |</w:t>
+        <w:pStyle w:val="BodyText"/>
+      </w:pPr>
+      <w:r>
+        <w:t xml:space="preserve">OS5 | Validare il modello OHCA su dati 118 italiani | Fase 2 | AUC validato su dataset europeo, report clinico prodotto |</w:t>
+      </w:r>
+      <w:r>
+        <w:br/>
+      </w:r>
+      <w:r>
+        <w:t xml:space="preserve">OS6 | Prototipare interfaccia AR su display XREAL 1S | Fase 2 | Prototipo funzionante con visualizzazione overlay clinica su display Micro-OLED binoculare |</w:t>
+      </w:r>
+      <w:r>
+        <w:br/>
+      </w:r>
+      <w:r>
+        <w:t xml:space="preserve">OS7 | Completare assessment tecnologico esterno | Fase 2 | Report di assessment consegnato entro mese 12 |</w:t>
+      </w:r>
+      <w:r>
+        <w:br/>
+      </w:r>
+      <w:r>
+        <w:t xml:space="preserve">OS8 | Certificare compliance GDPR del sistema PII | Fase 2 | Fascicolo documentale validato da consulente specializzato |</w:t>
       </w:r>
     </w:p>
     <w:p>
@@ -757,24 +655,6 @@
       </w:r>
       <w:r>
         <w:t xml:space="preserve">, un sistema che integra quattro moduli AI specializzati orchestrati dal framework LangGraph (sistema software che coordina più agenti AI in sequenza logica, come un direttore d’orchestra). L’orchestratore analizza la domanda del clinico e attiva i moduli pertinenti, restituendo una risposta sintetica e contestualizzata.</w:t>
-      </w:r>
-    </w:p>
-    <w:p>
-      <w:pPr>
-        <w:pStyle w:val="BlockText"/>
-      </w:pPr>
-      <w:r>
-        <w:rPr>
-          <w:b/>
-          <w:bCs/>
-        </w:rPr>
-        <w:t xml:space="preserve">⚠️ NOTA INTERNA:</w:t>
-      </w:r>
-      <w:r>
-        <w:t xml:space="preserve"> </w:t>
-      </w:r>
-      <w:r>
-        <w:t xml:space="preserve">Valutare se aggiungere un glossario in appendice per i termini tecnici ricorrenti (LangGraph, RAG, ML, OHCA, AUC, SHAP, ecc.) oppure spiegarli tutti inline. Decisione da prendere con Simon prima della versione finale.</w:t>
       </w:r>
     </w:p>
     <w:p>
@@ -1908,31 +1788,13 @@
     </w:p>
     <w:p>
       <w:pPr>
-        <w:pStyle w:val="BlockText"/>
+        <w:pStyle w:val="BodyText"/>
       </w:pPr>
       <w:r>
         <w:rPr>
           <w:b/>
           <w:bCs/>
         </w:rPr>
-        <w:t xml:space="preserve">⚠️ NOTA INTERNA:</w:t>
-      </w:r>
-      <w:r>
-        <w:t xml:space="preserve"> </w:t>
-      </w:r>
-      <w:r>
-        <w:t xml:space="preserve">L’attivazione operativa reale su GTC® e TORX® avverrà in Fase 2 (luglio 2027 e settembre 2027), non in Fase 1. Verificare con VDA Trailers la disponibilità a confermare il partenariato per le edizioni 2027. Vedere WP2.8.</w:t>
-      </w:r>
-    </w:p>
-    <w:p>
-      <w:pPr>
-        <w:pStyle w:val="FirstParagraph"/>
-      </w:pPr>
-      <w:r>
-        <w:rPr>
-          <w:b/>
-          <w:bCs/>
-        </w:rPr>
         <w:t xml:space="preserve">WP1.4 — Web App EMSy: rilascio pubblico accessibile da mobile (mesi 1-3)</w:t>
       </w:r>
       <w:r>
@@ -1980,24 +1842,6 @@
       </w:r>
       <w:r>
         <w:t xml:space="preserve">Simon + Nicolò</w:t>
-      </w:r>
-    </w:p>
-    <w:p>
-      <w:pPr>
-        <w:pStyle w:val="BlockText"/>
-      </w:pPr>
-      <w:r>
-        <w:rPr>
-          <w:b/>
-          <w:bCs/>
-        </w:rPr>
-        <w:t xml:space="preserve">⚠️ NOTA INTERNA:</w:t>
-      </w:r>
-      <w:r>
-        <w:t xml:space="preserve"> </w:t>
-      </w:r>
-      <w:r>
-        <w:t xml:space="preserve">Scelta strategica: Web App invece di app nativa per evitare i rischi di approvazione Apple Store per applicazioni mediche (processo lungo, incerto e potenzialmente bloccante per il progetto). La Web App offre distribuzione immediata e aggiornamenti senza revisione.</w:t>
       </w:r>
     </w:p>
     <w:bookmarkEnd w:id="23"/>

--- a/_progetto/Piano_di_Sviluppo.docx
+++ b/_progetto/Piano_di_Sviluppo.docx
@@ -2258,18 +2258,18 @@
               <w:pStyle w:val="Compact"/>
             </w:pPr>
             <w:r>
-              <w:t xml:space="preserve">Hardware (Server GPU €5.000 + XREAL 1S €459 — quota ammortamento 18/60)</w:t>
-            </w:r>
-          </w:p>
-        </w:tc>
-        <w:tc>
-          <w:tcPr/>
-          <w:p>
-            <w:pPr>
-              <w:pStyle w:val="Compact"/>
-            </w:pPr>
-            <w:r>
-              <w:t xml:space="preserve">€1.638</w:t>
+              <w:t xml:space="preserve">Hardware (Server GPU €10.000 + 2× XREAL 1S €918 — quota ammortamento 18/60)</w:t>
+            </w:r>
+          </w:p>
+        </w:tc>
+        <w:tc>
+          <w:tcPr/>
+          <w:p>
+            <w:pPr>
+              <w:pStyle w:val="Compact"/>
+            </w:pPr>
+            <w:r>
+              <w:t xml:space="preserve">€3.275</w:t>
             </w:r>
           </w:p>
         </w:tc>
@@ -2317,7 +2317,7 @@
               <w:pStyle w:val="Compact"/>
             </w:pPr>
             <w:r>
-              <w:t xml:space="preserve">€3.032</w:t>
+              <w:t xml:space="preserve">€1.395</w:t>
             </w:r>
           </w:p>
         </w:tc>
@@ -4628,7 +4628,7 @@
               <w:pStyle w:val="Compact"/>
             </w:pPr>
             <w:r>
-              <w:t xml:space="preserve">Crediti AWS Activate e NVIDIA coprono i picchi iniziali; server GPU on-premise riduce dipendenza da API cloud; margine di riserva €6.202 disponibile</w:t>
+              <w:t xml:space="preserve">Crediti AWS Activate e NVIDIA coprono i picchi iniziali; server GPU on-premise riduce dipendenza da API cloud; margine di riserva €4.565 disponibile</w:t>
             </w:r>
           </w:p>
         </w:tc>

--- a/_progetto/Piano_di_Sviluppo.docx
+++ b/_progetto/Piano_di_Sviluppo.docx
@@ -68,7 +68,7 @@
         <w:t xml:space="preserve"> </w:t>
       </w:r>
       <w:r>
-        <w:t xml:space="preserve">€52.800 (70%)</w:t>
+        <w:t xml:space="preserve">€56.000 (70%)</w:t>
       </w:r>
       <w:r>
         <w:t xml:space="preserve"> </w:t>

--- a/_progetto/Piano_di_Sviluppo.docx
+++ b/_progetto/Piano_di_Sviluppo.docx
@@ -291,7 +291,7 @@
         <w:pStyle w:val="FirstParagraph"/>
       </w:pPr>
       <w:r>
-        <w:t xml:space="preserve">EMSy è già in produzione con oltre 400 utenti registrati in più di 50 paesi e più di 1.000 consultazioni giornaliere. Il presente Piano di sviluppo rappresenta il salto evolutivo dalla piattaforma informativa esistente a un sistema AI predittivo e multi-modale, radicato nel contesto operativo valdostano.</w:t>
+        <w:t xml:space="preserve">EMSy è già in produzione con oltre 800 utenti registrati in più di 50 paesi e più di 1.000 consultazioni giornaliere. Il presente Piano di sviluppo rappresenta il salto evolutivo dalla piattaforma informativa esistente a un sistema AI predittivo e multi-modale, radicato nel contesto operativo valdostano.</w:t>
       </w:r>
     </w:p>
     <w:p>

--- a/_progetto/Piano_di_Sviluppo.docx
+++ b/_progetto/Piano_di_Sviluppo.docx
@@ -291,7 +291,7 @@
         <w:pStyle w:val="FirstParagraph"/>
       </w:pPr>
       <w:r>
-        <w:t xml:space="preserve">EMSy è già in produzione con oltre 800 utenti registrati in più di 50 paesi e più di 1.000 consultazioni giornaliere. Il presente Piano di sviluppo rappresenta il salto evolutivo dalla piattaforma informativa esistente a un sistema AI predittivo e multi-modale, radicato nel contesto operativo valdostano.</w:t>
+        <w:t xml:space="preserve">EMSy è già in produzione con oltre 800 utenti registrati in più di 50 paesi e più di 2.000 consultazioni giornaliere. Il presente Piano di sviluppo rappresenta il salto evolutivo dalla piattaforma informativa esistente a un sistema AI predittivo e multi-modale, radicato nel contesto operativo valdostano.</w:t>
       </w:r>
     </w:p>
     <w:p>

--- a/_progetto/Piano_di_Sviluppo.docx
+++ b/_progetto/Piano_di_Sviluppo.docx
@@ -1295,7 +1295,7 @@
               <w:pStyle w:val="Compact"/>
             </w:pPr>
             <w:r>
-              <w:t xml:space="preserve">PWA (Progressive Web App — applicazione web fruibile da browser mobile senza necessità di app store)</w:t>
+              <w:t xml:space="preserve">PWA (Progressive Web App — applicazione web fruibile da browser mobile senza installazione)</w:t>
             </w:r>
           </w:p>
         </w:tc>
@@ -1521,7 +1521,7 @@
         </w:numPr>
       </w:pPr>
       <w:r>
-        <w:t xml:space="preserve">Rilasciare l’app mobile su store ufficiali</w:t>
+        <w:t xml:space="preserve">Rilasciare la Web App accessibile da browser mobile</w:t>
       </w:r>
     </w:p>
     <w:bookmarkEnd w:id="22"/>
@@ -1819,7 +1819,7 @@
         <w:t xml:space="preserve"> </w:t>
       </w:r>
       <w:r>
-        <w:t xml:space="preserve">- Rilascio pubblico accessibile via URL senza necessità di installazione da store</w:t>
+        <w:t xml:space="preserve">- Rilascio pubblico accessibile via URL senza necessità di installazione</w:t>
       </w:r>
       <w:r>
         <w:t xml:space="preserve"> </w:t>
@@ -4169,7 +4169,7 @@
               <w:pStyle w:val="Compact"/>
             </w:pPr>
             <w:r>
-              <w:t xml:space="preserve">Medico del 118, fullstack senior, Python ML, LangChain/LangGraph, Capacitor</w:t>
+              <w:t xml:space="preserve">Medico del 118, fullstack senior, Python ML, LangChain/LangGraph</w:t>
             </w:r>
           </w:p>
         </w:tc>

--- a/_progetto/Piano_di_Sviluppo.docx
+++ b/_progetto/Piano_di_Sviluppo.docx
@@ -255,7 +255,7 @@
         <w:pStyle w:val="BodyText"/>
       </w:pPr>
       <w:r>
-        <w:t xml:space="preserve">EMSy colma questo gap sviluppando un modello ML preospedaliero-only validato su dati del sistema 118 italiano, con piena aderenza allo standard Utstein.</w:t>
+        <w:t xml:space="preserve">EMSy colma questo gap sviluppando un modello ML preospedaliero-only validato su dataset europei medicalizzati pubblici, con piena aderenza allo standard Utstein.</w:t>
       </w:r>
     </w:p>
     <w:bookmarkEnd w:id="11"/>
@@ -591,7 +591,7 @@
         <w:pStyle w:val="BodyText"/>
       </w:pPr>
       <w:r>
-        <w:t xml:space="preserve">OS5 | Validare il modello OHCA su dati 118 italiani | Fase 2 | AUC validato su dataset europeo, report clinico prodotto |</w:t>
+        <w:t xml:space="preserve">OS5 | Validare il modello OHCA su dataset europei medicalizzati pubblici | Fase 2 | AUC validato su dataset europeo, report clinico prodotto |</w:t>
       </w:r>
       <w:r>
         <w:br/>
@@ -2403,7 +2403,7 @@
         </w:numPr>
       </w:pPr>
       <w:r>
-        <w:t xml:space="preserve">Validare il modello OHCA su dati 118 italiani</w:t>
+        <w:t xml:space="preserve">Validare il modello OHCA su dataset europei medicalizzati pubblici</w:t>
       </w:r>
     </w:p>
     <w:p>
@@ -2576,19 +2576,19 @@
           <w:b/>
           <w:bCs/>
         </w:rPr>
-        <w:t xml:space="preserve">WP2.2 — Validazione clinica modello OHCA su dati proprietari (mesi 8-12)</w:t>
-      </w:r>
-      <w:r>
-        <w:t xml:space="preserve"> </w:t>
-      </w:r>
-      <w:r>
-        <w:t xml:space="preserve">- Accesso e preparazione dataset proprietario di Damiano (centinaia di casi reali da attività clinica personale, sistema EMS europeo medicalizzato — non dataset istituzionale 118)</w:t>
-      </w:r>
-      <w:r>
-        <w:t xml:space="preserve"> </w:t>
-      </w:r>
-      <w:r>
-        <w:t xml:space="preserve">- External validation modello OHCA: calcolo AUC su dati italiani</w:t>
+        <w:t xml:space="preserve">WP2.2 — Validazione clinica modello OHCA su dataset europei pubblici (mesi 8-12)</w:t>
+      </w:r>
+      <w:r>
+        <w:t xml:space="preserve"> </w:t>
+      </w:r>
+      <w:r>
+        <w:t xml:space="preserve">- External validation modello OHCA su holdout set ROC Epistry v3 e dataset secondari (WACAR Mendeley, 814 casi; DCAPS Korea, 36k casi)</w:t>
+      </w:r>
+      <w:r>
+        <w:t xml:space="preserve"> </w:t>
+      </w:r>
+      <w:r>
+        <w:t xml:space="preserve">- Calcolo AUC su dataset europei medicalizzati</w:t>
       </w:r>
       <w:r>
         <w:t xml:space="preserve"> </w:t>
@@ -3145,7 +3145,7 @@
               <w:pStyle w:val="Compact"/>
             </w:pPr>
             <w:r>
-              <w:t xml:space="preserve">Modello OHCA validato su dati 118 italiani — AUC documentato</w:t>
+              <w:t xml:space="preserve">Modello OHCA validato su dataset europei medicalizzati — AUC documentato</w:t>
             </w:r>
           </w:p>
         </w:tc>
@@ -3870,7 +3870,7 @@
               <w:pStyle w:val="Compact"/>
             </w:pPr>
             <w:r>
-              <w:t xml:space="preserve">Validazione clinica OHCA su dati 118 italiani</w:t>
+              <w:t xml:space="preserve">Validazione clinica OHCA su dataset europei medicalizzati pubblici</w:t>
             </w:r>
           </w:p>
         </w:tc>
@@ -4197,7 +4197,7 @@
               <w:pStyle w:val="Compact"/>
             </w:pPr>
             <w:r>
-              <w:t xml:space="preserve">Validazione clinica modelli, protocolli, dataset 118</w:t>
+              <w:t xml:space="preserve">Validazione clinica modelli, protocolli operativi, standard Utstein</w:t>
             </w:r>
           </w:p>
         </w:tc>
@@ -4687,7 +4687,7 @@
               <w:pStyle w:val="Compact"/>
             </w:pPr>
             <w:r>
-              <w:t xml:space="preserve">Indisponibilità dati 118 per validazione</w:t>
+              <w:t xml:space="preserve">Indisponibilità dataset secondari per validazione</w:t>
             </w:r>
           </w:p>
         </w:tc>
@@ -4709,18 +4709,18 @@
               <w:pStyle w:val="Compact"/>
             </w:pPr>
             <w:r>
-              <w:t xml:space="preserve">Alto</w:t>
-            </w:r>
-          </w:p>
-        </w:tc>
-        <w:tc>
-          <w:tcPr/>
-          <w:p>
-            <w:pPr>
-              <w:pStyle w:val="Compact"/>
-            </w:pPr>
-            <w:r>
-              <w:t xml:space="preserve">Damiano ha accesso diretto ai dati proprietari 118 come Medical Director</w:t>
+              <w:t xml:space="preserve">Medio</w:t>
+            </w:r>
+          </w:p>
+        </w:tc>
+        <w:tc>
+          <w:tcPr/>
+          <w:p>
+            <w:pPr>
+              <w:pStyle w:val="Compact"/>
+            </w:pPr>
+            <w:r>
+              <w:t xml:space="preserve">Dataset WACAR (Mendeley) e DCAPS Korea già scaricabili come alternativa; holdout ROC Epistry v3 garantisce validazione minima</w:t>
             </w:r>
           </w:p>
         </w:tc>
@@ -4986,7 +4986,7 @@
         <w:t xml:space="preserve"> </w:t>
       </w:r>
       <w:r>
-        <w:t xml:space="preserve">- Il Piano di sviluppo prevede la validazione clinica del modello OHCA su dati reali del sistema 118 italiano — un contributo scientifico concreto alla medicina d’urgenza preospedaliera europea, prodotto in Valle d’Aosta</w:t>
+        <w:t xml:space="preserve">- Il Piano di sviluppo prevede la validazione clinica del modello OHCA su dataset europei medicalizzati pubblici — un contributo scientifico concreto alla medicina d’urgenza preospedaliera europea, prodotto in Valle d’Aosta</w:t>
       </w:r>
       <w:r>
         <w:t xml:space="preserve"> </w:t>

--- a/_progetto/Piano_di_Sviluppo.docx
+++ b/_progetto/Piano_di_Sviluppo.docx
@@ -154,7 +154,7 @@
         <w:t xml:space="preserve">AI Data Expert</w:t>
       </w:r>
       <w:r>
-        <w:t xml:space="preserve">) con moduli specializzati per letteratura scientifica, predizione clinica su dati reali, analisi di segnali biomedici e sintesi contestualizzata</w:t>
+        <w:t xml:space="preserve">) con moduli specializzati per letteratura scientifica, predizione clinica su dati reali e sintesi contestualizzata</w:t>
       </w:r>
       <w:r>
         <w:t xml:space="preserve"> </w:t>
@@ -558,7 +558,7 @@
               <w:pStyle w:val="Compact"/>
             </w:pPr>
             <w:r>
-              <w:t xml:space="preserve">Integrare i 4 moduli AI in architettura unificata LangGraph</w:t>
+              <w:t xml:space="preserve">Integrare i 3 moduli AI in architettura unificata LangGraph</w:t>
             </w:r>
           </w:p>
         </w:tc>
@@ -630,13 +630,13 @@
         <w:t xml:space="preserve">4. Architettura Tecnica del Sistema</w:t>
       </w:r>
     </w:p>
-    <w:bookmarkStart w:id="18" w:name="Xc59e8f711d09855ecf025ea43796a721d130646"/>
+    <w:bookmarkStart w:id="18" w:name="Xc153a88362546d750c6c102ed9edcfdb3de88b6"/>
     <w:p>
       <w:pPr>
         <w:pStyle w:val="Heading3"/>
       </w:pPr>
       <w:r>
-        <w:t xml:space="preserve">4.1 AI Data Expert — Sistema multi-intelligenza a 4 moduli</w:t>
+        <w:t xml:space="preserve">4.1 AI Data Expert — Sistema multi-intelligenza a 3 moduli</w:t>
       </w:r>
     </w:p>
     <w:p>
@@ -654,7 +654,7 @@
         <w:t xml:space="preserve">AI Data Expert</w:t>
       </w:r>
       <w:r>
-        <w:t xml:space="preserve">, un sistema che integra quattro moduli AI specializzati orchestrati dal framework LangGraph (sistema software che coordina più agenti AI in sequenza logica, come un direttore d’orchestra). L’orchestratore analizza la domanda del clinico e attiva i moduli pertinenti, restituendo una risposta sintetica e contestualizzata.</w:t>
+        <w:t xml:space="preserve">, un sistema che integra tre moduli AI specializzati orchestrati dal framework LangGraph (sistema software che coordina più agenti AI in sequenza logica, come un direttore d’orchestra). L’orchestratore analizza la domanda del clinico e attiva i moduli pertinenti, restituendo una risposta sintetica e contestualizzata.</w:t>
       </w:r>
     </w:p>
     <w:p>
@@ -719,7 +719,7 @@
         <w:rPr>
           <w:rStyle w:val="VerbatimChar"/>
         </w:rPr>
-        <w:t xml:space="preserve">                   /          |          \</w:t>
+        <w:t xml:space="preserve">                        /           \</w:t>
       </w:r>
       <w:r>
         <w:br/>
@@ -728,7 +728,7 @@
         <w:rPr>
           <w:rStyle w:val="VerbatimChar"/>
         </w:rPr>
-        <w:t xml:space="preserve">                  /           |           \</w:t>
+        <w:t xml:space="preserve">                       /             \</w:t>
       </w:r>
       <w:r>
         <w:br/>
@@ -737,7 +737,7 @@
         <w:rPr>
           <w:rStyle w:val="VerbatimChar"/>
         </w:rPr>
-        <w:t xml:space="preserve">          MODULO 1        MODULO 2      MODULO 3</w:t>
+        <w:t xml:space="preserve">               MODULO 1          MODULO 2</w:t>
       </w:r>
       <w:r>
         <w:br/>
@@ -746,7 +746,7 @@
         <w:rPr>
           <w:rStyle w:val="VerbatimChar"/>
         </w:rPr>
-        <w:t xml:space="preserve">          LLM + RAG       ML classico   Deep Learning</w:t>
+        <w:t xml:space="preserve">               LLM + RAG         ML classico</w:t>
       </w:r>
       <w:r>
         <w:br/>
@@ -755,7 +755,7 @@
         <w:rPr>
           <w:rStyle w:val="VerbatimChar"/>
         </w:rPr>
-        <w:t xml:space="preserve">          Letteratura     Dati OHCA     Segnali ECG/EEG</w:t>
+        <w:t xml:space="preserve">               Letteratura       Dati OHCA</w:t>
       </w:r>
       <w:r>
         <w:br/>
@@ -764,7 +764,7 @@
         <w:rPr>
           <w:rStyle w:val="VerbatimChar"/>
         </w:rPr>
-        <w:t xml:space="preserve">          scientifica     tabulari</w:t>
+        <w:t xml:space="preserve">               scientifica       tabulari</w:t>
       </w:r>
       <w:r>
         <w:br/>
@@ -773,7 +773,7 @@
         <w:rPr>
           <w:rStyle w:val="VerbatimChar"/>
         </w:rPr>
-        <w:t xml:space="preserve">                  \           |           /</w:t>
+        <w:t xml:space="preserve">                        \           /</w:t>
       </w:r>
       <w:r>
         <w:br/>
@@ -782,7 +782,7 @@
         <w:rPr>
           <w:rStyle w:val="VerbatimChar"/>
         </w:rPr>
-        <w:t xml:space="preserve">                   \          |          /</w:t>
+        <w:t xml:space="preserve">                         \         /</w:t>
       </w:r>
       <w:r>
         <w:br/>
@@ -791,7 +791,7 @@
         <w:rPr>
           <w:rStyle w:val="VerbatimChar"/>
         </w:rPr>
-        <w:t xml:space="preserve">                   [MODULO 4 — LLM Reasoning]</w:t>
+        <w:t xml:space="preserve">                   [MODULO 3 — LLM Reasoning]</w:t>
       </w:r>
       <w:r>
         <w:br/>
@@ -877,7 +877,7 @@
           <w:b/>
           <w:bCs/>
         </w:rPr>
-        <w:t xml:space="preserve">Modulo 3 — Deep Learning su segnali</w:t>
+        <w:t xml:space="preserve">Modulo 3 — LLM Reasoning</w:t>
       </w:r>
       <w:r>
         <w:t xml:space="preserve"> </w:t>
@@ -887,41 +887,13 @@
           <w:i/>
           <w:iCs/>
         </w:rPr>
-        <w:t xml:space="preserve">(sviluppo Fase 2)</w:t>
-      </w:r>
-      <w:r>
-        <w:t xml:space="preserve"> </w:t>
-      </w:r>
-      <w:r>
-        <w:t xml:space="preserve">Analisi di segnali biomedici grezzi: ECG (Elettrocardiogramma) waveform per predizione efficacia defibrillazione, EEG (Elettroencefalogramma) post-ROSC (Return Of Spontaneous Circulation — ripresa del battito cardiaco spontaneo) per predizione esito neurologico. Framework PyTorch, compute su crediti NVIDIA/AWS già ricevuti.</w:t>
-      </w:r>
-    </w:p>
-    <w:p>
-      <w:pPr>
-        <w:pStyle w:val="BodyText"/>
-      </w:pPr>
-      <w:r>
-        <w:rPr>
-          <w:b/>
-          <w:bCs/>
-        </w:rPr>
-        <w:t xml:space="preserve">Modulo 4 — LLM Reasoning</w:t>
-      </w:r>
-      <w:r>
-        <w:t xml:space="preserve"> </w:t>
-      </w:r>
-      <w:r>
-        <w:rPr>
-          <w:i/>
-          <w:iCs/>
-        </w:rPr>
         <w:t xml:space="preserve">(integrazione Fase 2)</w:t>
       </w:r>
       <w:r>
         <w:t xml:space="preserve"> </w:t>
       </w:r>
       <w:r>
-        <w:t xml:space="preserve">Modulo di sintesi: riceve gli output dei Moduli 1-3 e genera una risposta clinica unica, contestualizzata e azionabile. Parzialmente presente nell’architettura attuale, da completare e integrare.</w:t>
+        <w:t xml:space="preserve">Modulo di sintesi: riceve gli output dei Moduli 1-2 e genera una risposta clinica unica, contestualizzata e azionabile. Parzialmente presente nell’architettura attuale, da completare e integrare.</w:t>
       </w:r>
     </w:p>
     <w:bookmarkEnd w:id="18"/>
@@ -1260,7 +1232,7 @@
               <w:pStyle w:val="Compact"/>
             </w:pPr>
             <w:r>
-              <w:t xml:space="preserve">Python FastAPI + XGBoost/PyTorch</w:t>
+              <w:t xml:space="preserve">Python FastAPI + XGBoost</w:t>
             </w:r>
           </w:p>
         </w:tc>
@@ -2210,7 +2182,7 @@
               <w:pStyle w:val="Compact"/>
             </w:pPr>
             <w:r>
-              <w:t xml:space="preserve">Prestazioni soci (33% del totale)</w:t>
+              <w:t xml:space="preserve">Prestazioni soci</w:t>
             </w:r>
           </w:p>
         </w:tc>
@@ -2391,7 +2363,7 @@
         </w:numPr>
       </w:pPr>
       <w:r>
-        <w:t xml:space="preserve">Integrare i 4 moduli AI in architettura unificata</w:t>
+        <w:t xml:space="preserve">Integrare i 3 moduli AI in architettura unificata</w:t>
       </w:r>
     </w:p>
     <w:p>
@@ -2536,7 +2508,7 @@
         <w:t xml:space="preserve"> </w:t>
       </w:r>
       <w:r>
-        <w:t xml:space="preserve">- Integrazione Modulo 4 (LLM Reasoning): sintesi output ML + RAG in risposta unica</w:t>
+        <w:t xml:space="preserve">- Integrazione Modulo 3 (LLM Reasoning): sintesi output ML + RAG in risposta unica</w:t>
       </w:r>
       <w:r>
         <w:t xml:space="preserve"> </w:t>
@@ -2716,31 +2688,25 @@
           <w:b/>
           <w:bCs/>
         </w:rPr>
-        <w:t xml:space="preserve">WP2.4 — Modulo 3: Deep Learning su segnali ECG/EEG (mesi 10-16)</w:t>
-      </w:r>
-      <w:r>
-        <w:t xml:space="preserve"> </w:t>
-      </w:r>
-      <w:r>
-        <w:t xml:space="preserve">- Accesso dataset I-CARE/PhysioNet (EEG post-ROSC, 607-1.020 casi)</w:t>
-      </w:r>
-      <w:r>
-        <w:t xml:space="preserve"> </w:t>
-      </w:r>
-      <w:r>
-        <w:t xml:space="preserve">- Accesso dataset Cardially Brescia (ECG OHCA italiano, 260 casi)</w:t>
-      </w:r>
-      <w:r>
-        <w:t xml:space="preserve"> </w:t>
-      </w:r>
-      <w:r>
-        <w:t xml:space="preserve">- Training modelli PyTorch su GPU (crediti NVIDIA/AWS SageMaker)</w:t>
-      </w:r>
-      <w:r>
-        <w:t xml:space="preserve"> </w:t>
-      </w:r>
-      <w:r>
-        <w:t xml:space="preserve">- Integrazione come modulo aggiuntivo in LangGraph</w:t>
+        <w:t xml:space="preserve">WP2.4 — Espansione secondo dominio clinico (mesi 14-18)</w:t>
+      </w:r>
+      <w:r>
+        <w:t xml:space="preserve"> </w:t>
+      </w:r>
+      <w:r>
+        <w:t xml:space="preserve">- Adattamento architettura ML a dataset STEMI o trauma preospedaliero</w:t>
+      </w:r>
+      <w:r>
+        <w:t xml:space="preserve"> </w:t>
+      </w:r>
+      <w:r>
+        <w:t xml:space="preserve">- Identificazione e coinvolgimento ≥1 partner clinico validatore</w:t>
+      </w:r>
+      <w:r>
+        <w:t xml:space="preserve"> </w:t>
+      </w:r>
+      <w:r>
+        <w:t xml:space="preserve">- Primo modello funzionante su secondo dominio</w:t>
       </w:r>
       <w:r>
         <w:t xml:space="preserve"> </w:t>
@@ -2762,7 +2728,7 @@
         <w:t xml:space="preserve"> </w:t>
       </w:r>
       <w:r>
-        <w:t xml:space="preserve">Collaboratore Co.Co.Co + Simon</w:t>
+        <w:t xml:space="preserve">Damiano + Collaboratore Co.Co.Co</w:t>
       </w:r>
     </w:p>
     <w:p>
@@ -2774,59 +2740,7 @@
           <w:b/>
           <w:bCs/>
         </w:rPr>
-        <w:t xml:space="preserve">WP2.5 — Espansione secondo dominio clinico (mesi 14-18)</w:t>
-      </w:r>
-      <w:r>
-        <w:t xml:space="preserve"> </w:t>
-      </w:r>
-      <w:r>
-        <w:t xml:space="preserve">- Adattamento architettura ML a dataset STEMI o trauma preospedaliero</w:t>
-      </w:r>
-      <w:r>
-        <w:t xml:space="preserve"> </w:t>
-      </w:r>
-      <w:r>
-        <w:t xml:space="preserve">- Identificazione e coinvolgimento ≥1 partner clinico validatore</w:t>
-      </w:r>
-      <w:r>
-        <w:t xml:space="preserve"> </w:t>
-      </w:r>
-      <w:r>
-        <w:t xml:space="preserve">- Primo modello funzionante su secondo dominio</w:t>
-      </w:r>
-      <w:r>
-        <w:t xml:space="preserve"> </w:t>
-      </w:r>
-      <w:r>
-        <w:t xml:space="preserve">-</w:t>
-      </w:r>
-      <w:r>
-        <w:t xml:space="preserve"> </w:t>
-      </w:r>
-      <w:r>
-        <w:rPr>
-          <w:i/>
-          <w:iCs/>
-        </w:rPr>
-        <w:t xml:space="preserve">Responsabile:</w:t>
-      </w:r>
-      <w:r>
-        <w:t xml:space="preserve"> </w:t>
-      </w:r>
-      <w:r>
-        <w:t xml:space="preserve">Damiano + Collaboratore Co.Co.Co</w:t>
-      </w:r>
-    </w:p>
-    <w:p>
-      <w:pPr>
-        <w:pStyle w:val="BodyText"/>
-      </w:pPr>
-      <w:r>
-        <w:rPr>
-          <w:b/>
-          <w:bCs/>
-        </w:rPr>
-        <w:t xml:space="preserve">WP2.8 — EMSy Events: attivazione operativa GTC® e TORX® 2027 (mesi 7-11)</w:t>
+        <w:t xml:space="preserve">WP2.5 — EMSy Events: attivazione operativa GTC® e TORX® 2027 (mesi 7-11)</w:t>
       </w:r>
       <w:r>
         <w:t xml:space="preserve"> </w:t>
@@ -3064,6 +2978,41 @@
               <w:pStyle w:val="Compact"/>
             </w:pPr>
             <w:r>
+              <w:t xml:space="preserve">Mese 8</w:t>
+            </w:r>
+          </w:p>
+        </w:tc>
+        <w:tc>
+          <w:tcPr/>
+          <w:p>
+            <w:pPr>
+              <w:pStyle w:val="Compact"/>
+            </w:pPr>
+            <w:r>
+              <w:t xml:space="preserve">EMSy Events attivo su GTC® (luglio 2027) — report post-evento</w:t>
+            </w:r>
+          </w:p>
+        </w:tc>
+      </w:tr>
+      <w:tr>
+        <w:tc>
+          <w:tcPr/>
+          <w:p>
+            <w:pPr>
+              <w:pStyle w:val="Compact"/>
+            </w:pPr>
+            <w:r>
+              <w:t xml:space="preserve">M2.2</w:t>
+            </w:r>
+          </w:p>
+        </w:tc>
+        <w:tc>
+          <w:tcPr/>
+          <w:p>
+            <w:pPr>
+              <w:pStyle w:val="Compact"/>
+            </w:pPr>
+            <w:r>
               <w:t xml:space="preserve">Mese 9</w:t>
             </w:r>
           </w:p>
@@ -3075,20 +3024,20 @@
               <w:pStyle w:val="Compact"/>
             </w:pPr>
             <w:r>
-              <w:t xml:space="preserve">Sistema 4 moduli integrato in LangGraph — test end-to-end completato</w:t>
-            </w:r>
-          </w:p>
-        </w:tc>
-      </w:tr>
-      <w:tr>
-        <w:tc>
-          <w:tcPr/>
-          <w:p>
-            <w:pPr>
-              <w:pStyle w:val="Compact"/>
-            </w:pPr>
-            <w:r>
-              <w:t xml:space="preserve">M2.2</w:t>
+              <w:t xml:space="preserve">Sistema 3 moduli integrato in LangGraph — test end-to-end completato</w:t>
+            </w:r>
+          </w:p>
+        </w:tc>
+      </w:tr>
+      <w:tr>
+        <w:tc>
+          <w:tcPr/>
+          <w:p>
+            <w:pPr>
+              <w:pStyle w:val="Compact"/>
+            </w:pPr>
+            <w:r>
+              <w:t xml:space="preserve">M2.3</w:t>
             </w:r>
           </w:p>
         </w:tc>
@@ -3123,7 +3072,42 @@
               <w:pStyle w:val="Compact"/>
             </w:pPr>
             <w:r>
-              <w:t xml:space="preserve">M2.3</w:t>
+              <w:t xml:space="preserve">M2.4</w:t>
+            </w:r>
+          </w:p>
+        </w:tc>
+        <w:tc>
+          <w:tcPr/>
+          <w:p>
+            <w:pPr>
+              <w:pStyle w:val="Compact"/>
+            </w:pPr>
+            <w:r>
+              <w:t xml:space="preserve">Mese 10</w:t>
+            </w:r>
+          </w:p>
+        </w:tc>
+        <w:tc>
+          <w:tcPr/>
+          <w:p>
+            <w:pPr>
+              <w:pStyle w:val="Compact"/>
+            </w:pPr>
+            <w:r>
+              <w:t xml:space="preserve">EMSy Events attivo su TORX® (settembre 2027) — report post-evento</w:t>
+            </w:r>
+          </w:p>
+        </w:tc>
+      </w:tr>
+      <w:tr>
+        <w:tc>
+          <w:tcPr/>
+          <w:p>
+            <w:pPr>
+              <w:pStyle w:val="Compact"/>
+            </w:pPr>
+            <w:r>
+              <w:t xml:space="preserve">M2.5</w:t>
             </w:r>
           </w:p>
         </w:tc>
@@ -3158,7 +3142,7 @@
               <w:pStyle w:val="Compact"/>
             </w:pPr>
             <w:r>
-              <w:t xml:space="preserve">M2.4</w:t>
+              <w:t xml:space="preserve">M2.6</w:t>
             </w:r>
           </w:p>
         </w:tc>
@@ -3193,7 +3177,7 @@
               <w:pStyle w:val="Compact"/>
             </w:pPr>
             <w:r>
-              <w:t xml:space="preserve">M2.5</w:t>
+              <w:t xml:space="preserve">M2.7</w:t>
             </w:r>
           </w:p>
         </w:tc>
@@ -3228,112 +3212,7 @@
               <w:pStyle w:val="Compact"/>
             </w:pPr>
             <w:r>
-              <w:t xml:space="preserve">M2.6</w:t>
-            </w:r>
-          </w:p>
-        </w:tc>
-        <w:tc>
-          <w:tcPr/>
-          <w:p>
-            <w:pPr>
-              <w:pStyle w:val="Compact"/>
-            </w:pPr>
-            <w:r>
-              <w:t xml:space="preserve">Mese 8</w:t>
-            </w:r>
-          </w:p>
-        </w:tc>
-        <w:tc>
-          <w:tcPr/>
-          <w:p>
-            <w:pPr>
-              <w:pStyle w:val="Compact"/>
-            </w:pPr>
-            <w:r>
-              <w:t xml:space="preserve">EMSy Events attivo su GTC® (luglio 2027) — report post-evento</w:t>
-            </w:r>
-          </w:p>
-        </w:tc>
-      </w:tr>
-      <w:tr>
-        <w:tc>
-          <w:tcPr/>
-          <w:p>
-            <w:pPr>
-              <w:pStyle w:val="Compact"/>
-            </w:pPr>
-            <w:r>
-              <w:t xml:space="preserve">M2.7</w:t>
-            </w:r>
-          </w:p>
-        </w:tc>
-        <w:tc>
-          <w:tcPr/>
-          <w:p>
-            <w:pPr>
-              <w:pStyle w:val="Compact"/>
-            </w:pPr>
-            <w:r>
-              <w:t xml:space="preserve">Mese 10</w:t>
-            </w:r>
-          </w:p>
-        </w:tc>
-        <w:tc>
-          <w:tcPr/>
-          <w:p>
-            <w:pPr>
-              <w:pStyle w:val="Compact"/>
-            </w:pPr>
-            <w:r>
-              <w:t xml:space="preserve">EMSy Events attivo su TORX® (settembre 2027) — report post-evento</w:t>
-            </w:r>
-          </w:p>
-        </w:tc>
-      </w:tr>
-      <w:tr>
-        <w:tc>
-          <w:tcPr/>
-          <w:p>
-            <w:pPr>
-              <w:pStyle w:val="Compact"/>
-            </w:pPr>
-            <w:r>
               <w:t xml:space="preserve">M2.8</w:t>
-            </w:r>
-          </w:p>
-        </w:tc>
-        <w:tc>
-          <w:tcPr/>
-          <w:p>
-            <w:pPr>
-              <w:pStyle w:val="Compact"/>
-            </w:pPr>
-            <w:r>
-              <w:t xml:space="preserve">Mese 17</w:t>
-            </w:r>
-          </w:p>
-        </w:tc>
-        <w:tc>
-          <w:tcPr/>
-          <w:p>
-            <w:pPr>
-              <w:pStyle w:val="Compact"/>
-            </w:pPr>
-            <w:r>
-              <w:t xml:space="preserve">Modulo Deep Learning (ECG/EEG) integrato nel sistema</w:t>
-            </w:r>
-          </w:p>
-        </w:tc>
-      </w:tr>
-      <w:tr>
-        <w:tc>
-          <w:tcPr/>
-          <w:p>
-            <w:pPr>
-              <w:pStyle w:val="Compact"/>
-            </w:pPr>
-            <w:r>
-              <w:t xml:space="preserve">M2.9</w:t>
             </w:r>
           </w:p>
         </w:tc>
@@ -3441,7 +3320,7 @@
               <w:pStyle w:val="Compact"/>
             </w:pPr>
             <w:r>
-              <w:t xml:space="preserve">Prestazioni soci (67% del totale)</w:t>
+              <w:t xml:space="preserve">Prestazioni soci</w:t>
             </w:r>
           </w:p>
         </w:tc>
@@ -3824,7 +3703,7 @@
               <w:pStyle w:val="Compact"/>
             </w:pPr>
             <w:r>
-              <w:t xml:space="preserve">Sistema AI Data Expert integrato (4 moduli)</w:t>
+              <w:t xml:space="preserve">Sistema AI Data Expert integrato (3 moduli)</w:t>
             </w:r>
           </w:p>
         </w:tc>
@@ -4913,7 +4792,7 @@
         <w:t xml:space="preserve"> </w:t>
       </w:r>
       <w:r>
-        <w:t xml:space="preserve">- Il sistema multi-agente integra intelligenza artificiale avanzata (LLM, ML predittivo, Deep Learning su segnali biomedici) in un contesto operativo — il soccorso in montagna — in cui nessun prodotto analogo esiste oggi sul mercato</w:t>
+        <w:t xml:space="preserve">- Il sistema multi-agente integra intelligenza artificiale avanzata (LLM, ML predittivo) in un contesto operativo — il soccorso in montagna — in cui nessun prodotto analogo esiste oggi sul mercato</w:t>
       </w:r>
       <w:r>
         <w:t xml:space="preserve"> </w:t>
@@ -5201,7 +5080,7 @@
         <w:t xml:space="preserve"> </w:t>
       </w:r>
       <w:r>
-        <w:t xml:space="preserve">affidamento formale entro mese 6, assessment completato entro mese 12.</w:t>
+        <w:t xml:space="preserve">affidamento formale entro mese 8, assessment completato entro mese 12.</w:t>
       </w:r>
     </w:p>
     <w:p>

--- a/_progetto/Piano_di_Sviluppo.docx
+++ b/_progetto/Piano_di_Sviluppo.docx
@@ -2590,7 +2590,7 @@
         <w:t xml:space="preserve"> </w:t>
       </w:r>
       <w:r>
-        <w:t xml:space="preserve">- Coinvolgimento Dott. Luca Carenzo per validazione clinica indipendente</w:t>
+        <w:t xml:space="preserve">- Coinvolgimento di esperto esterno per validazione clinica indipendente</w:t>
       </w:r>
       <w:r>
         <w:t xml:space="preserve"> </w:t>
@@ -2612,7 +2612,7 @@
         <w:t xml:space="preserve"> </w:t>
       </w:r>
       <w:r>
-        <w:t xml:space="preserve">Damiano (Medical Director) + Dott. Carenzo (validatore esterno) + Collaboratore Co.Co.Co</w:t>
+        <w:t xml:space="preserve">Damiano (Medical Director) + esperto clinico esterno (validatore) + Collaboratore Co.Co.Co</w:t>
       </w:r>
     </w:p>
     <w:p>
@@ -3416,7 +3416,7 @@
               <w:pStyle w:val="Compact"/>
             </w:pPr>
             <w:r>
-              <w:t xml:space="preserve">Margine di riserva Fase 2 (spese legali certificazioni EU ~€1.000 + consulenza Dott. Carenzo ~€1.500 + ricerca medica/test eventi ~€670)</w:t>
+              <w:t xml:space="preserve">Consulenze specialistiche (validazione clinica ~€1.500 + spese legali certificazioni EU ~€1.000 + test con operatori/eventi ~€670)</w:t>
             </w:r>
           </w:p>
         </w:tc>
@@ -4239,13 +4239,13 @@
           <w:b/>
           <w:bCs/>
         </w:rPr>
-        <w:t xml:space="preserve">Dott. Luca Carenzo</w:t>
-      </w:r>
-      <w:r>
-        <w:t xml:space="preserve"> </w:t>
-      </w:r>
-      <w:r>
-        <w:t xml:space="preserve">— Anestesista-rianimatore, esperto in medicina d’emergenza ed elisoccorso (HEMS — Helicopter Emergency Medical Services). Validatore clinico esterno indipendente: testerà la piattaforma EMSy in contesti reali, fornirà feedback clinico qualificato e potrà produrre pubblicazioni scientifiche o presentazioni a convegni medici sull’efficacia del sistema. Incarico previsto in Fase 2, finanziato dal margine di riserva.</w:t>
+        <w:t xml:space="preserve">Esperto clinico esterno (validazione clinica indipendente)</w:t>
+      </w:r>
+      <w:r>
+        <w:t xml:space="preserve"> </w:t>
+      </w:r>
+      <w:r>
+        <w:t xml:space="preserve">— Anestesista-rianimatore o medico d’emergenza con esperienza in elisoccorso (HEMS). Testerà la piattaforma EMSy in contesti reali, fornirà feedback clinico qualificato e potrà produrre pubblicazioni scientifiche o presentazioni a convegni medici sull’efficacia del sistema. Incarico previsto in Fase 2, finanziato dalla voce consulenze specialistiche.</w:t>
       </w:r>
     </w:p>
     <w:p>
@@ -4507,20 +4507,20 @@
               <w:pStyle w:val="Compact"/>
             </w:pPr>
             <w:r>
-              <w:t xml:space="preserve">Crediti AWS Activate e NVIDIA coprono i picchi iniziali; server GPU on-premise riduce dipendenza da API cloud; margine di riserva €4.565 disponibile</w:t>
-            </w:r>
-          </w:p>
-        </w:tc>
-      </w:tr>
-      <w:tr>
-        <w:tc>
-          <w:tcPr/>
-          <w:p>
-            <w:pPr>
-              <w:pStyle w:val="Compact"/>
-            </w:pPr>
-            <w:r>
-              <w:t xml:space="preserve">Mancata disponibilità Dott. Carenzo per test</w:t>
+              <w:t xml:space="preserve">Crediti AWS Activate e NVIDIA coprono i picchi iniziali; server GPU on-premise riduce dipendenza da API cloud; buffer €1.395 in voce Software/Licenze Fase 1 disponibile</w:t>
+            </w:r>
+          </w:p>
+        </w:tc>
+      </w:tr>
+      <w:tr>
+        <w:tc>
+          <w:tcPr/>
+          <w:p>
+            <w:pPr>
+              <w:pStyle w:val="Compact"/>
+            </w:pPr>
+            <w:r>
+              <w:t xml:space="preserve">Mancata disponibilità esperto clinico per validazione</w:t>
             </w:r>
           </w:p>
         </w:tc>

--- a/_progetto/Piano_di_Sviluppo.docx
+++ b/_progetto/Piano_di_Sviluppo.docx
@@ -2254,42 +2254,18 @@
               <w:pStyle w:val="Compact"/>
             </w:pPr>
             <w:r>
-              <w:t xml:space="preserve">Software / Licenze LLM (€800 × 6 mesi)</w:t>
-            </w:r>
-          </w:p>
-        </w:tc>
-        <w:tc>
-          <w:tcPr/>
-          <w:p>
-            <w:pPr>
-              <w:pStyle w:val="Compact"/>
-            </w:pPr>
-            <w:r>
-              <w:t xml:space="preserve">€4.800</w:t>
-            </w:r>
-          </w:p>
-        </w:tc>
-      </w:tr>
-      <w:tr>
-        <w:tc>
-          <w:tcPr/>
-          <w:p>
-            <w:pPr>
-              <w:pStyle w:val="Compact"/>
-            </w:pPr>
-            <w:r>
-              <w:t xml:space="preserve">Margine di riserva Fase 1</w:t>
-            </w:r>
-          </w:p>
-        </w:tc>
-        <w:tc>
-          <w:tcPr/>
-          <w:p>
-            <w:pPr>
-              <w:pStyle w:val="Compact"/>
-            </w:pPr>
-            <w:r>
-              <w:t xml:space="preserve">€1.395</w:t>
+              <w:t xml:space="preserve">Software / Licenze LLM (€800 × 6 mesi + €1.395 buffer variabilità cloud)</w:t>
+            </w:r>
+          </w:p>
+        </w:tc>
+        <w:tc>
+          <w:tcPr/>
+          <w:p>
+            <w:pPr>
+              <w:pStyle w:val="Compact"/>
+            </w:pPr>
+            <w:r>
+              <w:t xml:space="preserve">€6.195</w:t>
             </w:r>
           </w:p>
         </w:tc>

--- a/_progetto/Piano_di_Sviluppo.docx
+++ b/_progetto/Piano_di_Sviluppo.docx
@@ -4648,7 +4648,7 @@
         <w:pStyle w:val="FirstParagraph"/>
       </w:pPr>
       <w:r>
-        <w:t xml:space="preserve">Il progetto è software-first: nessuna produzione manifatturiera, nessuna emissione diretta. Hardware acquistato da fornitori certificati RoHS (Direttiva 2011/65/UE) e WEEE (Direttiva 2012/19/UE). Il Server GPU dedicato è certificato Energy Star e conforme agli standard Ecodesign (ESPR); il display XREAL 1S è certificato CE e RoHS.</w:t>
+        <w:t xml:space="preserve">Il progetto è software-first: nessuna produzione manifatturiera, nessuna emissione diretta. Le attrezzature da acquistare rispetteranno i requisiti RoHS (Direttiva 2011/65/UE), Ecodesign (Reg. UE 617/2013 e Reg. UE 2019/424) e WEEE (Direttiva 2012/19/UE), come dichiarato nella Dichiarazione sostitutiva DNSH (Art. 9 dell’Avviso).</w:t>
       </w:r>
     </w:p>
     <w:bookmarkEnd w:id="41"/>
@@ -4666,7 +4666,7 @@
         <w:pStyle w:val="FirstParagraph"/>
       </w:pPr>
       <w:r>
-        <w:t xml:space="preserve">L’hardware acquistato nel Piano è certificato Ecodesign, condizione per l’ottenimento della</w:t>
+        <w:t xml:space="preserve">Nella selezione del fornitore del Server GPU, EMSy darà priorità a modelli certificati secondo i principi ESPR (Reg. UE 2024/1781), ove disponibili sul mercato al momento dell’acquisto, come criterio di scelta per l’ottenimento della</w:t>
       </w:r>
       <w:r>
         <w:t xml:space="preserve"> </w:t>
@@ -4682,7 +4682,7 @@
         <w:t xml:space="preserve"> </w:t>
       </w:r>
       <w:r>
-        <w:t xml:space="preserve">prevista dal bando.</w:t>
+        <w:t xml:space="preserve">prevista dal bando. La certificazione specifica del prodotto sarà definita solo in fase di acquisto, successiva alla selezione del fornitore.</w:t>
       </w:r>
     </w:p>
     <w:p>
@@ -4939,7 +4939,7 @@
         <w:t xml:space="preserve"> </w:t>
       </w:r>
       <w:r>
-        <w:t xml:space="preserve">- L’hardware acquistato nel Piano (Server GPU dedicato, XREAL 1S) è conforme agli standard</w:t>
+        <w:t xml:space="preserve">- L’hardware acquistato nel Piano (Server GPU dedicato, XREAL 1S) rispetterà gli standard</w:t>
       </w:r>
       <w:r>
         <w:t xml:space="preserve"> </w:t>
@@ -4952,7 +4952,7 @@
         <w:t xml:space="preserve">RoHS/WEEE</w:t>
       </w:r>
       <w:r>
-        <w:t xml:space="preserve">; il Server GPU è certificato</w:t>
+        <w:t xml:space="preserve">; nella selezione del fornitore del Server GPU si darà priorità a modelli certificati</w:t>
       </w:r>
       <w:r>
         <w:t xml:space="preserve"> </w:t>
@@ -4962,29 +4962,10 @@
           <w:b/>
           <w:bCs/>
         </w:rPr>
-        <w:t xml:space="preserve">Energy Star</w:t>
-      </w:r>
-      <w:r>
-        <w:t xml:space="preserve"> </w:t>
-      </w:r>
-      <w:r>
-        <w:t xml:space="preserve">e</w:t>
-      </w:r>
-      <w:r>
-        <w:t xml:space="preserve"> </w:t>
-      </w:r>
-      <w:r>
-        <w:rPr>
-          <w:b/>
-          <w:bCs/>
-        </w:rPr>
         <w:t xml:space="preserve">Ecodesign (ESPR, Reg. UE 2024/1781)</w:t>
       </w:r>
       <w:r>
-        <w:t xml:space="preserve"> </w:t>
-      </w:r>
-      <w:r>
-        <w:t xml:space="preserve">— condizione per l’ottenimento della premialità +5 punti prevista dal bando</w:t>
+        <w:t xml:space="preserve">, ove disponibili — criterio di scelta per l’ottenimento della premialità +5 punti prevista dal bando</w:t>
       </w:r>
       <w:r>
         <w:t xml:space="preserve"> </w:t>
